--- a/ETHICAL HACKING class.docx
+++ b/ETHICAL HACKING class.docx
@@ -28,7 +28,7 @@
                     </pic:cNvPicPr>
                   </pic:nvPicPr>
                   <pic:blipFill>
-                    <a:blip r:embed="rId5">
+                    <a:blip r:embed="rId6">
                       <a:extLst>
                         <a:ext uri="{28A0092B-C50C-407E-A947-70E740481C1C}">
                           <a14:useLocalDpi xmlns:a14="http://schemas.microsoft.com/office/drawing/2010/main" val="0"/>
@@ -1208,7 +1208,7 @@
                     <pic:cNvPicPr/>
                   </pic:nvPicPr>
                   <pic:blipFill>
-                    <a:blip r:embed="rId6">
+                    <a:blip r:embed="rId7">
                       <a:extLst>
                         <a:ext uri="{28A0092B-C50C-407E-A947-70E740481C1C}">
                           <a14:useLocalDpi xmlns:a14="http://schemas.microsoft.com/office/drawing/2010/main" val="0"/>
@@ -1299,7 +1299,7 @@
                     <pic:cNvPicPr/>
                   </pic:nvPicPr>
                   <pic:blipFill>
-                    <a:blip r:embed="rId7">
+                    <a:blip r:embed="rId8">
                       <a:extLst>
                         <a:ext uri="{28A0092B-C50C-407E-A947-70E740481C1C}">
                           <a14:useLocalDpi xmlns:a14="http://schemas.microsoft.com/office/drawing/2010/main" val="0"/>
@@ -1396,7 +1396,7 @@
                     <pic:cNvPicPr/>
                   </pic:nvPicPr>
                   <pic:blipFill>
-                    <a:blip r:embed="rId8">
+                    <a:blip r:embed="rId9">
                       <a:extLst>
                         <a:ext uri="{28A0092B-C50C-407E-A947-70E740481C1C}">
                           <a14:useLocalDpi xmlns:a14="http://schemas.microsoft.com/office/drawing/2010/main" val="0"/>
@@ -1456,7 +1456,7 @@
                     <pic:cNvPicPr/>
                   </pic:nvPicPr>
                   <pic:blipFill>
-                    <a:blip r:embed="rId9">
+                    <a:blip r:embed="rId10">
                       <a:extLst>
                         <a:ext uri="{28A0092B-C50C-407E-A947-70E740481C1C}">
                           <a14:useLocalDpi xmlns:a14="http://schemas.microsoft.com/office/drawing/2010/main" val="0"/>
@@ -1596,7 +1596,7 @@
                     <pic:cNvPicPr/>
                   </pic:nvPicPr>
                   <pic:blipFill>
-                    <a:blip r:embed="rId10">
+                    <a:blip r:embed="rId11">
                       <a:extLst>
                         <a:ext uri="{28A0092B-C50C-407E-A947-70E740481C1C}">
                           <a14:useLocalDpi xmlns:a14="http://schemas.microsoft.com/office/drawing/2010/main" val="0"/>
@@ -1667,7 +1667,7 @@
                     <pic:cNvPicPr/>
                   </pic:nvPicPr>
                   <pic:blipFill>
-                    <a:blip r:embed="rId11">
+                    <a:blip r:embed="rId12">
                       <a:extLst>
                         <a:ext uri="{28A0092B-C50C-407E-A947-70E740481C1C}">
                           <a14:useLocalDpi xmlns:a14="http://schemas.microsoft.com/office/drawing/2010/main" val="0"/>
@@ -1772,7 +1772,7 @@
                     <pic:cNvPicPr/>
                   </pic:nvPicPr>
                   <pic:blipFill>
-                    <a:blip r:embed="rId12">
+                    <a:blip r:embed="rId13">
                       <a:extLst>
                         <a:ext uri="{28A0092B-C50C-407E-A947-70E740481C1C}">
                           <a14:useLocalDpi xmlns:a14="http://schemas.microsoft.com/office/drawing/2010/main" val="0"/>
@@ -1847,67 +1847,6 @@
                 <pic:pic xmlns:pic="http://schemas.openxmlformats.org/drawingml/2006/picture">
                   <pic:nvPicPr>
                     <pic:cNvPr id="1622750112" name="Picture 1622750112" descr="C:\WINDOWS\system32\cmd.exe"/>
-                    <pic:cNvPicPr/>
-                  </pic:nvPicPr>
-                  <pic:blipFill>
-                    <a:blip r:embed="rId13">
-                      <a:extLst>
-                        <a:ext uri="{28A0092B-C50C-407E-A947-70E740481C1C}">
-                          <a14:useLocalDpi xmlns:a14="http://schemas.microsoft.com/office/drawing/2010/main" val="0"/>
-                        </a:ext>
-                      </a:extLst>
-                    </a:blip>
-                    <a:stretch>
-                      <a:fillRect/>
-                    </a:stretch>
-                  </pic:blipFill>
-                  <pic:spPr>
-                    <a:xfrm>
-                      <a:off x="0" y="0"/>
-                      <a:ext cx="5943600" cy="3133090"/>
-                    </a:xfrm>
-                    <a:prstGeom prst="rect">
-                      <a:avLst/>
-                    </a:prstGeom>
-                  </pic:spPr>
-                </pic:pic>
-              </a:graphicData>
-            </a:graphic>
-          </wp:inline>
-        </w:drawing>
-      </w:r>
-    </w:p>
-    <w:p>
-      <w:pPr>
-        <w:rPr>
-          <w:b/>
-          <w:bCs/>
-          <w:sz w:val="32"/>
-          <w:szCs w:val="32"/>
-        </w:rPr>
-      </w:pPr>
-      <w:r>
-        <w:rPr>
-          <w:b/>
-          <w:bCs/>
-          <w:noProof/>
-          <w:sz w:val="32"/>
-          <w:szCs w:val="32"/>
-        </w:rPr>
-        <w:lastRenderedPageBreak/>
-        <w:drawing>
-          <wp:inline distT="0" distB="0" distL="0" distR="0" wp14:anchorId="456677B4" wp14:editId="306FE673">
-            <wp:extent cx="5943600" cy="3133090"/>
-            <wp:effectExtent l="0" t="0" r="0" b="0"/>
-            <wp:docPr id="1518380065" name="Picture 1" descr="C:\WINDOWS\system32\cmd.exe"/>
-            <wp:cNvGraphicFramePr>
-              <a:graphicFrameLocks xmlns:a="http://schemas.openxmlformats.org/drawingml/2006/main" noChangeAspect="1"/>
-            </wp:cNvGraphicFramePr>
-            <a:graphic xmlns:a="http://schemas.openxmlformats.org/drawingml/2006/main">
-              <a:graphicData uri="http://schemas.openxmlformats.org/drawingml/2006/picture">
-                <pic:pic xmlns:pic="http://schemas.openxmlformats.org/drawingml/2006/picture">
-                  <pic:nvPicPr>
-                    <pic:cNvPr id="1518380065" name="Picture 1518380065" descr="C:\WINDOWS\system32\cmd.exe"/>
                     <pic:cNvPicPr/>
                   </pic:nvPicPr>
                   <pic:blipFill>
@@ -1940,56 +1879,6 @@
     </w:p>
     <w:p>
       <w:pPr>
-        <w:pStyle w:val="Heading2"/>
-        <w:rPr>
-          <w:b/>
-          <w:bCs/>
-          <w:sz w:val="32"/>
-          <w:szCs w:val="32"/>
-        </w:rPr>
-      </w:pPr>
-      <w:bookmarkStart w:id="8" w:name="_Toc231498981"/>
-      <w:r>
-        <w:rPr>
-          <w:b/>
-          <w:bCs/>
-          <w:sz w:val="32"/>
-          <w:szCs w:val="32"/>
-        </w:rPr>
-        <w:t>Technologies running</w:t>
-      </w:r>
-      <w:bookmarkEnd w:id="8"/>
-      <w:r>
-        <w:rPr>
-          <w:b/>
-          <w:bCs/>
-          <w:sz w:val="32"/>
-          <w:szCs w:val="32"/>
-        </w:rPr>
-        <w:t xml:space="preserve"> </w:t>
-      </w:r>
-    </w:p>
-    <w:p>
-      <w:pPr>
-        <w:rPr>
-          <w:b/>
-          <w:bCs/>
-          <w:sz w:val="32"/>
-          <w:szCs w:val="32"/>
-        </w:rPr>
-      </w:pPr>
-      <w:r>
-        <w:rPr>
-          <w:b/>
-          <w:bCs/>
-          <w:sz w:val="32"/>
-          <w:szCs w:val="32"/>
-        </w:rPr>
-        <w:t>Its secure so no access allowed</w:t>
-      </w:r>
-    </w:p>
-    <w:p>
-      <w:pPr>
         <w:rPr>
           <w:b/>
           <w:bCs/>
@@ -2005,11 +1894,12 @@
           <w:sz w:val="32"/>
           <w:szCs w:val="32"/>
         </w:rPr>
+        <w:lastRenderedPageBreak/>
         <w:drawing>
-          <wp:inline distT="0" distB="0" distL="0" distR="0" wp14:anchorId="40AF29F8" wp14:editId="7C58B87A">
+          <wp:inline distT="0" distB="0" distL="0" distR="0" wp14:anchorId="456677B4" wp14:editId="306FE673">
             <wp:extent cx="5943600" cy="3133090"/>
             <wp:effectExtent l="0" t="0" r="0" b="0"/>
-            <wp:docPr id="2040375008" name="Picture 3" descr="C:\WINDOWS\system32\cmd.exe"/>
+            <wp:docPr id="1518380065" name="Picture 1" descr="C:\WINDOWS\system32\cmd.exe"/>
             <wp:cNvGraphicFramePr>
               <a:graphicFrameLocks xmlns:a="http://schemas.openxmlformats.org/drawingml/2006/main" noChangeAspect="1"/>
             </wp:cNvGraphicFramePr>
@@ -2017,7 +1907,7 @@
               <a:graphicData uri="http://schemas.openxmlformats.org/drawingml/2006/picture">
                 <pic:pic xmlns:pic="http://schemas.openxmlformats.org/drawingml/2006/picture">
                   <pic:nvPicPr>
-                    <pic:cNvPr id="2040375008" name="Picture 2040375008" descr="C:\WINDOWS\system32\cmd.exe"/>
+                    <pic:cNvPr id="1518380065" name="Picture 1518380065" descr="C:\WINDOWS\system32\cmd.exe"/>
                     <pic:cNvPicPr/>
                   </pic:nvPicPr>
                   <pic:blipFill>
@@ -2050,32 +1940,53 @@
     </w:p>
     <w:p>
       <w:pPr>
-        <w:rPr>
-          <w:b/>
-          <w:bCs/>
-          <w:sz w:val="32"/>
-          <w:szCs w:val="32"/>
-        </w:rPr>
-      </w:pPr>
-    </w:p>
-    <w:p>
-      <w:pPr>
-        <w:pStyle w:val="Heading3"/>
-        <w:rPr>
-          <w:sz w:val="32"/>
-          <w:szCs w:val="32"/>
-        </w:rPr>
-      </w:pPr>
-      <w:bookmarkStart w:id="9" w:name="_Toc231498982"/>
-      <w:r>
-        <w:rPr>
-          <w:sz w:val="32"/>
-          <w:szCs w:val="32"/>
-        </w:rPr>
-        <w:lastRenderedPageBreak/>
-        <w:t>Email patterns</w:t>
-      </w:r>
-      <w:bookmarkEnd w:id="9"/>
+        <w:pStyle w:val="Heading2"/>
+        <w:rPr>
+          <w:b/>
+          <w:bCs/>
+          <w:sz w:val="32"/>
+          <w:szCs w:val="32"/>
+        </w:rPr>
+      </w:pPr>
+      <w:bookmarkStart w:id="8" w:name="_Toc231498981"/>
+      <w:r>
+        <w:rPr>
+          <w:b/>
+          <w:bCs/>
+          <w:sz w:val="32"/>
+          <w:szCs w:val="32"/>
+        </w:rPr>
+        <w:t>Technologies running</w:t>
+      </w:r>
+      <w:bookmarkEnd w:id="8"/>
+      <w:r>
+        <w:rPr>
+          <w:b/>
+          <w:bCs/>
+          <w:sz w:val="32"/>
+          <w:szCs w:val="32"/>
+        </w:rPr>
+        <w:t xml:space="preserve"> </w:t>
+      </w:r>
+    </w:p>
+    <w:p>
+      <w:pPr>
+        <w:rPr>
+          <w:b/>
+          <w:bCs/>
+          <w:sz w:val="32"/>
+          <w:szCs w:val="32"/>
+        </w:rPr>
+      </w:pPr>
+      <w:r>
+        <w:rPr>
+          <w:b/>
+          <w:bCs/>
+          <w:sz w:val="32"/>
+          <w:szCs w:val="32"/>
+        </w:rPr>
+        <w:t>Its secure so no access allowed</w:t>
+      </w:r>
     </w:p>
     <w:p>
       <w:pPr>
@@ -2095,10 +2006,10 @@
           <w:szCs w:val="32"/>
         </w:rPr>
         <w:drawing>
-          <wp:inline distT="0" distB="0" distL="0" distR="0" wp14:anchorId="6F4C3FCA" wp14:editId="0F73C9BC">
+          <wp:inline distT="0" distB="0" distL="0" distR="0" wp14:anchorId="40AF29F8" wp14:editId="7C58B87A">
             <wp:extent cx="5943600" cy="3133090"/>
             <wp:effectExtent l="0" t="0" r="0" b="0"/>
-            <wp:docPr id="893636169" name="Picture 6" descr="C:\WINDOWS\system32\cmd.exe"/>
+            <wp:docPr id="2040375008" name="Picture 3" descr="C:\WINDOWS\system32\cmd.exe"/>
             <wp:cNvGraphicFramePr>
               <a:graphicFrameLocks xmlns:a="http://schemas.openxmlformats.org/drawingml/2006/main" noChangeAspect="1"/>
             </wp:cNvGraphicFramePr>
@@ -2106,7 +2017,7 @@
               <a:graphicData uri="http://schemas.openxmlformats.org/drawingml/2006/picture">
                 <pic:pic xmlns:pic="http://schemas.openxmlformats.org/drawingml/2006/picture">
                   <pic:nvPicPr>
-                    <pic:cNvPr id="893636169" name="Picture 893636169" descr="C:\WINDOWS\system32\cmd.exe"/>
+                    <pic:cNvPr id="2040375008" name="Picture 2040375008" descr="C:\WINDOWS\system32\cmd.exe"/>
                     <pic:cNvPicPr/>
                   </pic:nvPicPr>
                   <pic:blipFill>
@@ -2149,6 +2060,95 @@
     </w:p>
     <w:p>
       <w:pPr>
+        <w:pStyle w:val="Heading3"/>
+        <w:rPr>
+          <w:sz w:val="32"/>
+          <w:szCs w:val="32"/>
+        </w:rPr>
+      </w:pPr>
+      <w:bookmarkStart w:id="9" w:name="_Toc231498982"/>
+      <w:r>
+        <w:rPr>
+          <w:sz w:val="32"/>
+          <w:szCs w:val="32"/>
+        </w:rPr>
+        <w:lastRenderedPageBreak/>
+        <w:t>Email patterns</w:t>
+      </w:r>
+      <w:bookmarkEnd w:id="9"/>
+    </w:p>
+    <w:p>
+      <w:pPr>
+        <w:rPr>
+          <w:b/>
+          <w:bCs/>
+          <w:sz w:val="32"/>
+          <w:szCs w:val="32"/>
+        </w:rPr>
+      </w:pPr>
+      <w:r>
+        <w:rPr>
+          <w:b/>
+          <w:bCs/>
+          <w:noProof/>
+          <w:sz w:val="32"/>
+          <w:szCs w:val="32"/>
+        </w:rPr>
+        <w:drawing>
+          <wp:inline distT="0" distB="0" distL="0" distR="0" wp14:anchorId="6F4C3FCA" wp14:editId="0F73C9BC">
+            <wp:extent cx="5943600" cy="3133090"/>
+            <wp:effectExtent l="0" t="0" r="0" b="0"/>
+            <wp:docPr id="893636169" name="Picture 6" descr="C:\WINDOWS\system32\cmd.exe"/>
+            <wp:cNvGraphicFramePr>
+              <a:graphicFrameLocks xmlns:a="http://schemas.openxmlformats.org/drawingml/2006/main" noChangeAspect="1"/>
+            </wp:cNvGraphicFramePr>
+            <a:graphic xmlns:a="http://schemas.openxmlformats.org/drawingml/2006/main">
+              <a:graphicData uri="http://schemas.openxmlformats.org/drawingml/2006/picture">
+                <pic:pic xmlns:pic="http://schemas.openxmlformats.org/drawingml/2006/picture">
+                  <pic:nvPicPr>
+                    <pic:cNvPr id="893636169" name="Picture 893636169" descr="C:\WINDOWS\system32\cmd.exe"/>
+                    <pic:cNvPicPr/>
+                  </pic:nvPicPr>
+                  <pic:blipFill>
+                    <a:blip r:embed="rId17">
+                      <a:extLst>
+                        <a:ext uri="{28A0092B-C50C-407E-A947-70E740481C1C}">
+                          <a14:useLocalDpi xmlns:a14="http://schemas.microsoft.com/office/drawing/2010/main" val="0"/>
+                        </a:ext>
+                      </a:extLst>
+                    </a:blip>
+                    <a:stretch>
+                      <a:fillRect/>
+                    </a:stretch>
+                  </pic:blipFill>
+                  <pic:spPr>
+                    <a:xfrm>
+                      <a:off x="0" y="0"/>
+                      <a:ext cx="5943600" cy="3133090"/>
+                    </a:xfrm>
+                    <a:prstGeom prst="rect">
+                      <a:avLst/>
+                    </a:prstGeom>
+                  </pic:spPr>
+                </pic:pic>
+              </a:graphicData>
+            </a:graphic>
+          </wp:inline>
+        </w:drawing>
+      </w:r>
+    </w:p>
+    <w:p>
+      <w:pPr>
+        <w:rPr>
+          <w:b/>
+          <w:bCs/>
+          <w:sz w:val="32"/>
+          <w:szCs w:val="32"/>
+        </w:rPr>
+      </w:pPr>
+    </w:p>
+    <w:p>
+      <w:pPr>
         <w:pStyle w:val="Heading1"/>
       </w:pPr>
       <w:bookmarkStart w:id="10" w:name="_Toc231498983"/>
@@ -2219,6 +2219,1814 @@
         <w:t xml:space="preserve"> since access was not allowed</w:t>
       </w:r>
     </w:p>
+    <w:p>
+      <w:pPr>
+        <w:rPr>
+          <w:sz w:val="28"/>
+          <w:szCs w:val="28"/>
+        </w:rPr>
+      </w:pPr>
+    </w:p>
+    <w:p>
+      <w:pPr>
+        <w:pStyle w:val="Heading1"/>
+      </w:pPr>
+      <w:r>
+        <w:t>Week 6</w:t>
+      </w:r>
+    </w:p>
+    <w:p>
+      <w:pPr>
+        <w:pStyle w:val="Heading2"/>
+      </w:pPr>
+      <w:r>
+        <w:t>Vulnerability assessment</w:t>
+      </w:r>
+    </w:p>
+    <w:p>
+      <w:pPr>
+        <w:pStyle w:val="Heading3"/>
+      </w:pPr>
+      <w:r>
+        <w:t>Active hosts</w:t>
+      </w:r>
+    </w:p>
+    <w:p>
+      <w:pPr>
+        <w:jc w:val="center"/>
+      </w:pPr>
+    </w:p>
+    <w:p>
+      <w:r>
+        <w:lastRenderedPageBreak/>
+        <w:drawing>
+          <wp:anchor distT="0" distB="0" distL="114300" distR="114300" simplePos="0" relativeHeight="251658240" behindDoc="0" locked="0" layoutInCell="1" allowOverlap="1" wp14:anchorId="5F6E11A7" wp14:editId="3C70AF9E">
+            <wp:simplePos x="914400" y="1638300"/>
+            <wp:positionH relativeFrom="column">
+              <wp:align>left</wp:align>
+            </wp:positionH>
+            <wp:positionV relativeFrom="paragraph">
+              <wp:align>top</wp:align>
+            </wp:positionV>
+            <wp:extent cx="5943600" cy="2878455"/>
+            <wp:effectExtent l="0" t="0" r="0" b="0"/>
+            <wp:wrapSquare wrapText="bothSides"/>
+            <wp:docPr id="1481535204" name="Picture 1"/>
+            <wp:cNvGraphicFramePr>
+              <a:graphicFrameLocks xmlns:a="http://schemas.openxmlformats.org/drawingml/2006/main" noChangeAspect="1"/>
+            </wp:cNvGraphicFramePr>
+            <a:graphic xmlns:a="http://schemas.openxmlformats.org/drawingml/2006/main">
+              <a:graphicData uri="http://schemas.openxmlformats.org/drawingml/2006/picture">
+                <pic:pic xmlns:pic="http://schemas.openxmlformats.org/drawingml/2006/picture">
+                  <pic:nvPicPr>
+                    <pic:cNvPr id="1481535204" name=""/>
+                    <pic:cNvPicPr/>
+                  </pic:nvPicPr>
+                  <pic:blipFill>
+                    <a:blip r:embed="rId18">
+                      <a:extLst>
+                        <a:ext uri="{28A0092B-C50C-407E-A947-70E740481C1C}">
+                          <a14:useLocalDpi xmlns:a14="http://schemas.microsoft.com/office/drawing/2010/main" val="0"/>
+                        </a:ext>
+                      </a:extLst>
+                    </a:blip>
+                    <a:stretch>
+                      <a:fillRect/>
+                    </a:stretch>
+                  </pic:blipFill>
+                  <pic:spPr>
+                    <a:xfrm>
+                      <a:off x="0" y="0"/>
+                      <a:ext cx="5943600" cy="2878455"/>
+                    </a:xfrm>
+                    <a:prstGeom prst="rect">
+                      <a:avLst/>
+                    </a:prstGeom>
+                  </pic:spPr>
+                </pic:pic>
+              </a:graphicData>
+            </a:graphic>
+          </wp:anchor>
+        </w:drawing>
+      </w:r>
+      <w:r>
+        <w:br w:type="textWrapping" w:clear="all"/>
+      </w:r>
+    </w:p>
+    <w:p>
+      <w:pPr>
+        <w:pStyle w:val="Heading3"/>
+      </w:pPr>
+      <w:r>
+        <w:t>Open ports</w:t>
+      </w:r>
+    </w:p>
+    <w:p>
+      <w:r>
+        <w:drawing>
+          <wp:inline distT="0" distB="0" distL="0" distR="0" wp14:anchorId="3C178D49" wp14:editId="110EC6F1">
+            <wp:extent cx="5943600" cy="2478405"/>
+            <wp:effectExtent l="0" t="0" r="0" b="0"/>
+            <wp:docPr id="860379711" name="Picture 1"/>
+            <wp:cNvGraphicFramePr>
+              <a:graphicFrameLocks xmlns:a="http://schemas.openxmlformats.org/drawingml/2006/main" noChangeAspect="1"/>
+            </wp:cNvGraphicFramePr>
+            <a:graphic xmlns:a="http://schemas.openxmlformats.org/drawingml/2006/main">
+              <a:graphicData uri="http://schemas.openxmlformats.org/drawingml/2006/picture">
+                <pic:pic xmlns:pic="http://schemas.openxmlformats.org/drawingml/2006/picture">
+                  <pic:nvPicPr>
+                    <pic:cNvPr id="860379711" name=""/>
+                    <pic:cNvPicPr/>
+                  </pic:nvPicPr>
+                  <pic:blipFill>
+                    <a:blip r:embed="rId19"/>
+                    <a:stretch>
+                      <a:fillRect/>
+                    </a:stretch>
+                  </pic:blipFill>
+                  <pic:spPr>
+                    <a:xfrm>
+                      <a:off x="0" y="0"/>
+                      <a:ext cx="5943600" cy="2478405"/>
+                    </a:xfrm>
+                    <a:prstGeom prst="rect">
+                      <a:avLst/>
+                    </a:prstGeom>
+                  </pic:spPr>
+                </pic:pic>
+              </a:graphicData>
+            </a:graphic>
+          </wp:inline>
+        </w:drawing>
+      </w:r>
+    </w:p>
+    <w:p/>
+    <w:p/>
+    <w:p>
+      <w:pPr>
+        <w:pStyle w:val="Heading2"/>
+      </w:pPr>
+      <w:proofErr w:type="spellStart"/>
+      <w:r>
+        <w:lastRenderedPageBreak/>
+        <w:t>Nse</w:t>
+      </w:r>
+      <w:proofErr w:type="spellEnd"/>
+      <w:r>
+        <w:t xml:space="preserve"> scripting to find SMB vulnerabilities</w:t>
+      </w:r>
+    </w:p>
+    <w:p>
+      <w:r>
+        <w:drawing>
+          <wp:inline distT="0" distB="0" distL="0" distR="0" wp14:anchorId="52E9B40C" wp14:editId="06169583">
+            <wp:extent cx="5943600" cy="1480820"/>
+            <wp:effectExtent l="0" t="0" r="0" b="5080"/>
+            <wp:docPr id="989331060" name="Picture 1"/>
+            <wp:cNvGraphicFramePr>
+              <a:graphicFrameLocks xmlns:a="http://schemas.openxmlformats.org/drawingml/2006/main" noChangeAspect="1"/>
+            </wp:cNvGraphicFramePr>
+            <a:graphic xmlns:a="http://schemas.openxmlformats.org/drawingml/2006/main">
+              <a:graphicData uri="http://schemas.openxmlformats.org/drawingml/2006/picture">
+                <pic:pic xmlns:pic="http://schemas.openxmlformats.org/drawingml/2006/picture">
+                  <pic:nvPicPr>
+                    <pic:cNvPr id="989331060" name=""/>
+                    <pic:cNvPicPr/>
+                  </pic:nvPicPr>
+                  <pic:blipFill>
+                    <a:blip r:embed="rId20"/>
+                    <a:stretch>
+                      <a:fillRect/>
+                    </a:stretch>
+                  </pic:blipFill>
+                  <pic:spPr>
+                    <a:xfrm>
+                      <a:off x="0" y="0"/>
+                      <a:ext cx="5943600" cy="1480820"/>
+                    </a:xfrm>
+                    <a:prstGeom prst="rect">
+                      <a:avLst/>
+                    </a:prstGeom>
+                  </pic:spPr>
+                </pic:pic>
+              </a:graphicData>
+            </a:graphic>
+          </wp:inline>
+        </w:drawing>
+      </w:r>
+    </w:p>
+    <w:p/>
+    <w:p>
+      <w:pPr>
+        <w:pStyle w:val="Heading2"/>
+      </w:pPr>
+      <w:r>
+        <w:t xml:space="preserve">CVES </w:t>
+      </w:r>
+      <w:r>
+        <w:t>from API</w:t>
+      </w:r>
+    </w:p>
+    <w:p>
+      <w:r>
+        <w:drawing>
+          <wp:inline distT="0" distB="0" distL="0" distR="0" wp14:anchorId="6475A21E" wp14:editId="7AA41F7B">
+            <wp:extent cx="5943600" cy="1585595"/>
+            <wp:effectExtent l="0" t="0" r="0" b="0"/>
+            <wp:docPr id="1299030211" name="Picture 1"/>
+            <wp:cNvGraphicFramePr>
+              <a:graphicFrameLocks xmlns:a="http://schemas.openxmlformats.org/drawingml/2006/main" noChangeAspect="1"/>
+            </wp:cNvGraphicFramePr>
+            <a:graphic xmlns:a="http://schemas.openxmlformats.org/drawingml/2006/main">
+              <a:graphicData uri="http://schemas.openxmlformats.org/drawingml/2006/picture">
+                <pic:pic xmlns:pic="http://schemas.openxmlformats.org/drawingml/2006/picture">
+                  <pic:nvPicPr>
+                    <pic:cNvPr id="1299030211" name=""/>
+                    <pic:cNvPicPr/>
+                  </pic:nvPicPr>
+                  <pic:blipFill>
+                    <a:blip r:embed="rId21"/>
+                    <a:stretch>
+                      <a:fillRect/>
+                    </a:stretch>
+                  </pic:blipFill>
+                  <pic:spPr>
+                    <a:xfrm>
+                      <a:off x="0" y="0"/>
+                      <a:ext cx="5943600" cy="1585595"/>
+                    </a:xfrm>
+                    <a:prstGeom prst="rect">
+                      <a:avLst/>
+                    </a:prstGeom>
+                  </pic:spPr>
+                </pic:pic>
+              </a:graphicData>
+            </a:graphic>
+          </wp:inline>
+        </w:drawing>
+      </w:r>
+    </w:p>
+    <w:p>
+      <w:pPr>
+        <w:pStyle w:val="Heading3"/>
+      </w:pPr>
+      <w:r>
+        <w:t>SAVE SCAN RESULTS</w:t>
+      </w:r>
+    </w:p>
+    <w:p>
+      <w:r>
+        <w:drawing>
+          <wp:inline distT="0" distB="0" distL="0" distR="0" wp14:anchorId="559CF66D" wp14:editId="75C5E534">
+            <wp:extent cx="5943600" cy="1838325"/>
+            <wp:effectExtent l="0" t="0" r="0" b="9525"/>
+            <wp:docPr id="1939083359" name="Picture 1"/>
+            <wp:cNvGraphicFramePr>
+              <a:graphicFrameLocks xmlns:a="http://schemas.openxmlformats.org/drawingml/2006/main" noChangeAspect="1"/>
+            </wp:cNvGraphicFramePr>
+            <a:graphic xmlns:a="http://schemas.openxmlformats.org/drawingml/2006/main">
+              <a:graphicData uri="http://schemas.openxmlformats.org/drawingml/2006/picture">
+                <pic:pic xmlns:pic="http://schemas.openxmlformats.org/drawingml/2006/picture">
+                  <pic:nvPicPr>
+                    <pic:cNvPr id="1939083359" name=""/>
+                    <pic:cNvPicPr/>
+                  </pic:nvPicPr>
+                  <pic:blipFill>
+                    <a:blip r:embed="rId22"/>
+                    <a:stretch>
+                      <a:fillRect/>
+                    </a:stretch>
+                  </pic:blipFill>
+                  <pic:spPr>
+                    <a:xfrm>
+                      <a:off x="0" y="0"/>
+                      <a:ext cx="5943600" cy="1838325"/>
+                    </a:xfrm>
+                    <a:prstGeom prst="rect">
+                      <a:avLst/>
+                    </a:prstGeom>
+                  </pic:spPr>
+                </pic:pic>
+              </a:graphicData>
+            </a:graphic>
+          </wp:inline>
+        </w:drawing>
+      </w:r>
+    </w:p>
+    <w:p/>
+    <w:p/>
+    <w:p/>
+    <w:p>
+      <w:r>
+        <w:lastRenderedPageBreak/>
+        <w:drawing>
+          <wp:inline distT="0" distB="0" distL="0" distR="0" wp14:anchorId="31586406" wp14:editId="320E26AD">
+            <wp:extent cx="5943600" cy="2388235"/>
+            <wp:effectExtent l="0" t="0" r="0" b="0"/>
+            <wp:docPr id="1609682932" name="Picture 1"/>
+            <wp:cNvGraphicFramePr>
+              <a:graphicFrameLocks xmlns:a="http://schemas.openxmlformats.org/drawingml/2006/main" noChangeAspect="1"/>
+            </wp:cNvGraphicFramePr>
+            <a:graphic xmlns:a="http://schemas.openxmlformats.org/drawingml/2006/main">
+              <a:graphicData uri="http://schemas.openxmlformats.org/drawingml/2006/picture">
+                <pic:pic xmlns:pic="http://schemas.openxmlformats.org/drawingml/2006/picture">
+                  <pic:nvPicPr>
+                    <pic:cNvPr id="1609682932" name=""/>
+                    <pic:cNvPicPr/>
+                  </pic:nvPicPr>
+                  <pic:blipFill>
+                    <a:blip r:embed="rId23"/>
+                    <a:stretch>
+                      <a:fillRect/>
+                    </a:stretch>
+                  </pic:blipFill>
+                  <pic:spPr>
+                    <a:xfrm>
+                      <a:off x="0" y="0"/>
+                      <a:ext cx="5943600" cy="2388235"/>
+                    </a:xfrm>
+                    <a:prstGeom prst="rect">
+                      <a:avLst/>
+                    </a:prstGeom>
+                  </pic:spPr>
+                </pic:pic>
+              </a:graphicData>
+            </a:graphic>
+          </wp:inline>
+        </w:drawing>
+      </w:r>
+    </w:p>
+    <w:p>
+      <w:pPr>
+        <w:pStyle w:val="Heading3"/>
+      </w:pPr>
+      <w:r>
+        <w:t>EXPORTING FINDINGS (SECURITY)</w:t>
+      </w:r>
+    </w:p>
+    <w:p>
+      <w:r>
+        <w:drawing>
+          <wp:inline distT="0" distB="0" distL="0" distR="0" wp14:anchorId="4BE512AE" wp14:editId="268781FC">
+            <wp:extent cx="5943600" cy="1443355"/>
+            <wp:effectExtent l="0" t="0" r="0" b="4445"/>
+            <wp:docPr id="1167127454" name="Picture 1"/>
+            <wp:cNvGraphicFramePr>
+              <a:graphicFrameLocks xmlns:a="http://schemas.openxmlformats.org/drawingml/2006/main" noChangeAspect="1"/>
+            </wp:cNvGraphicFramePr>
+            <a:graphic xmlns:a="http://schemas.openxmlformats.org/drawingml/2006/main">
+              <a:graphicData uri="http://schemas.openxmlformats.org/drawingml/2006/picture">
+                <pic:pic xmlns:pic="http://schemas.openxmlformats.org/drawingml/2006/picture">
+                  <pic:nvPicPr>
+                    <pic:cNvPr id="1167127454" name=""/>
+                    <pic:cNvPicPr/>
+                  </pic:nvPicPr>
+                  <pic:blipFill>
+                    <a:blip r:embed="rId24"/>
+                    <a:stretch>
+                      <a:fillRect/>
+                    </a:stretch>
+                  </pic:blipFill>
+                  <pic:spPr>
+                    <a:xfrm>
+                      <a:off x="0" y="0"/>
+                      <a:ext cx="5943600" cy="1443355"/>
+                    </a:xfrm>
+                    <a:prstGeom prst="rect">
+                      <a:avLst/>
+                    </a:prstGeom>
+                  </pic:spPr>
+                </pic:pic>
+              </a:graphicData>
+            </a:graphic>
+          </wp:inline>
+        </w:drawing>
+      </w:r>
+    </w:p>
+    <w:p/>
+    <w:p>
+      <w:pPr>
+        <w:pStyle w:val="Heading2"/>
+      </w:pPr>
+      <w:r>
+        <w:t>Subnet host discovery</w:t>
+      </w:r>
+    </w:p>
+    <w:p/>
+    <w:p>
+      <w:r>
+        <w:drawing>
+          <wp:inline distT="0" distB="0" distL="0" distR="0" wp14:anchorId="716A9C35" wp14:editId="7067A8EC">
+            <wp:extent cx="5943600" cy="3110865"/>
+            <wp:effectExtent l="0" t="0" r="0" b="0"/>
+            <wp:docPr id="1854049718" name="Picture 1"/>
+            <wp:cNvGraphicFramePr>
+              <a:graphicFrameLocks xmlns:a="http://schemas.openxmlformats.org/drawingml/2006/main" noChangeAspect="1"/>
+            </wp:cNvGraphicFramePr>
+            <a:graphic xmlns:a="http://schemas.openxmlformats.org/drawingml/2006/main">
+              <a:graphicData uri="http://schemas.openxmlformats.org/drawingml/2006/picture">
+                <pic:pic xmlns:pic="http://schemas.openxmlformats.org/drawingml/2006/picture">
+                  <pic:nvPicPr>
+                    <pic:cNvPr id="1854049718" name=""/>
+                    <pic:cNvPicPr/>
+                  </pic:nvPicPr>
+                  <pic:blipFill>
+                    <a:blip r:embed="rId25"/>
+                    <a:stretch>
+                      <a:fillRect/>
+                    </a:stretch>
+                  </pic:blipFill>
+                  <pic:spPr>
+                    <a:xfrm>
+                      <a:off x="0" y="0"/>
+                      <a:ext cx="5943600" cy="3110865"/>
+                    </a:xfrm>
+                    <a:prstGeom prst="rect">
+                      <a:avLst/>
+                    </a:prstGeom>
+                  </pic:spPr>
+                </pic:pic>
+              </a:graphicData>
+            </a:graphic>
+          </wp:inline>
+        </w:drawing>
+      </w:r>
+    </w:p>
+    <w:p>
+      <w:pPr>
+        <w:pStyle w:val="Heading2"/>
+      </w:pPr>
+      <w:r>
+        <w:lastRenderedPageBreak/>
+        <w:t>Target vulnerabilities</w:t>
+      </w:r>
+    </w:p>
+    <w:p>
+      <w:r>
+        <w:drawing>
+          <wp:inline distT="0" distB="0" distL="0" distR="0" wp14:anchorId="63759DE6" wp14:editId="051B2C94">
+            <wp:extent cx="5943600" cy="461645"/>
+            <wp:effectExtent l="0" t="0" r="0" b="0"/>
+            <wp:docPr id="343609393" name="Picture 1"/>
+            <wp:cNvGraphicFramePr>
+              <a:graphicFrameLocks xmlns:a="http://schemas.openxmlformats.org/drawingml/2006/main" noChangeAspect="1"/>
+            </wp:cNvGraphicFramePr>
+            <a:graphic xmlns:a="http://schemas.openxmlformats.org/drawingml/2006/main">
+              <a:graphicData uri="http://schemas.openxmlformats.org/drawingml/2006/picture">
+                <pic:pic xmlns:pic="http://schemas.openxmlformats.org/drawingml/2006/picture">
+                  <pic:nvPicPr>
+                    <pic:cNvPr id="343609393" name=""/>
+                    <pic:cNvPicPr/>
+                  </pic:nvPicPr>
+                  <pic:blipFill>
+                    <a:blip r:embed="rId26"/>
+                    <a:stretch>
+                      <a:fillRect/>
+                    </a:stretch>
+                  </pic:blipFill>
+                  <pic:spPr>
+                    <a:xfrm>
+                      <a:off x="0" y="0"/>
+                      <a:ext cx="5943600" cy="461645"/>
+                    </a:xfrm>
+                    <a:prstGeom prst="rect">
+                      <a:avLst/>
+                    </a:prstGeom>
+                  </pic:spPr>
+                </pic:pic>
+              </a:graphicData>
+            </a:graphic>
+          </wp:inline>
+        </w:drawing>
+      </w:r>
+    </w:p>
+    <w:p>
+      <w:pPr>
+        <w:pStyle w:val="Heading1"/>
+      </w:pPr>
+      <w:r>
+        <w:t>Lesson learnt</w:t>
+      </w:r>
+    </w:p>
+    <w:p>
+      <w:r>
+        <w:t>With service versions compiled, trigger Nmap's automated vulnerability engine to find outstanding CVEs (Common Vulnerabilities and Exposures) that could lead to unauthorized access or data exposure.</w:t>
+      </w:r>
+      <w:r>
+        <w:t xml:space="preserve"> </w:t>
+      </w:r>
+      <w:r>
+        <w:t>Nmap will footprint the target, take the application banner string, check it against the live database, and print a clean list of CVE numbers alongside their numeric hazard ratings right in your command window.</w:t>
+      </w:r>
+    </w:p>
+    <w:p/>
+    <w:p>
+      <w:pPr>
+        <w:pStyle w:val="Heading1"/>
+      </w:pPr>
+      <w:r>
+        <w:t>Week 7</w:t>
+      </w:r>
+    </w:p>
+    <w:p>
+      <w:r>
+        <w:t>1</w:t>
+      </w:r>
+      <w:r>
+        <w:t>. Authentication &amp; Session Management Controls</w:t>
+      </w:r>
+    </w:p>
+    <w:p>
+      <w:r>
+        <w:t>Weak authentication remains a primary vector for account takeovers. Implementing cryptographic controls and multi-factored identity verification ensures that only authorized entities access the system.</w:t>
+      </w:r>
+    </w:p>
+    <w:p>
+      <w:r>
+        <w:t>Input Validation &amp; Data Sanitization Measures</w:t>
+      </w:r>
+    </w:p>
+    <w:p>
+      <w:r>
+        <w:t>2.</w:t>
+      </w:r>
+      <w:r>
+        <w:t>Injection vulnerabilities occur when untrusted user input is misinterpreted as executable program commands. Security boundaries must be enforced at every data ingestion point.</w:t>
+      </w:r>
+    </w:p>
+    <w:p>
+      <w:r>
+        <w:t>3. Comprehensive Logging &amp; Audit Mechanisms</w:t>
+      </w:r>
+    </w:p>
+    <w:p>
+      <w:r>
+        <w:t>If a security breach occurs, logging is the digital forensic trail required to understand the scope of the incident. Without adequate logging, detecting live adversaries inside an application becomes impossible.</w:t>
+      </w:r>
+    </w:p>
+    <w:p>
+      <w:pPr>
+        <w:pStyle w:val="Heading2"/>
+      </w:pPr>
+      <w:r>
+        <w:lastRenderedPageBreak/>
+        <w:t>Burp suite installation</w:t>
+      </w:r>
+    </w:p>
+    <w:p>
+      <w:r>
+        <w:drawing>
+          <wp:inline distT="0" distB="0" distL="0" distR="0" wp14:anchorId="44B44AB3" wp14:editId="030673D0">
+            <wp:extent cx="5943600" cy="4146550"/>
+            <wp:effectExtent l="0" t="0" r="0" b="6350"/>
+            <wp:docPr id="517469332" name="Picture 1"/>
+            <wp:cNvGraphicFramePr>
+              <a:graphicFrameLocks xmlns:a="http://schemas.openxmlformats.org/drawingml/2006/main" noChangeAspect="1"/>
+            </wp:cNvGraphicFramePr>
+            <a:graphic xmlns:a="http://schemas.openxmlformats.org/drawingml/2006/main">
+              <a:graphicData uri="http://schemas.openxmlformats.org/drawingml/2006/picture">
+                <pic:pic xmlns:pic="http://schemas.openxmlformats.org/drawingml/2006/picture">
+                  <pic:nvPicPr>
+                    <pic:cNvPr id="517469332" name=""/>
+                    <pic:cNvPicPr/>
+                  </pic:nvPicPr>
+                  <pic:blipFill>
+                    <a:blip r:embed="rId27"/>
+                    <a:stretch>
+                      <a:fillRect/>
+                    </a:stretch>
+                  </pic:blipFill>
+                  <pic:spPr>
+                    <a:xfrm>
+                      <a:off x="0" y="0"/>
+                      <a:ext cx="5943600" cy="4146550"/>
+                    </a:xfrm>
+                    <a:prstGeom prst="rect">
+                      <a:avLst/>
+                    </a:prstGeom>
+                  </pic:spPr>
+                </pic:pic>
+              </a:graphicData>
+            </a:graphic>
+          </wp:inline>
+        </w:drawing>
+      </w:r>
+    </w:p>
+    <w:p/>
+    <w:p/>
+    <w:p>
+      <w:r>
+        <w:drawing>
+          <wp:inline distT="0" distB="0" distL="0" distR="0" wp14:anchorId="2D9EE87B" wp14:editId="209C17F4">
+            <wp:extent cx="5943600" cy="2851785"/>
+            <wp:effectExtent l="0" t="0" r="0" b="5715"/>
+            <wp:docPr id="526651494" name="Picture 1"/>
+            <wp:cNvGraphicFramePr>
+              <a:graphicFrameLocks xmlns:a="http://schemas.openxmlformats.org/drawingml/2006/main" noChangeAspect="1"/>
+            </wp:cNvGraphicFramePr>
+            <a:graphic xmlns:a="http://schemas.openxmlformats.org/drawingml/2006/main">
+              <a:graphicData uri="http://schemas.openxmlformats.org/drawingml/2006/picture">
+                <pic:pic xmlns:pic="http://schemas.openxmlformats.org/drawingml/2006/picture">
+                  <pic:nvPicPr>
+                    <pic:cNvPr id="526651494" name=""/>
+                    <pic:cNvPicPr/>
+                  </pic:nvPicPr>
+                  <pic:blipFill>
+                    <a:blip r:embed="rId28"/>
+                    <a:stretch>
+                      <a:fillRect/>
+                    </a:stretch>
+                  </pic:blipFill>
+                  <pic:spPr>
+                    <a:xfrm>
+                      <a:off x="0" y="0"/>
+                      <a:ext cx="5943600" cy="2851785"/>
+                    </a:xfrm>
+                    <a:prstGeom prst="rect">
+                      <a:avLst/>
+                    </a:prstGeom>
+                  </pic:spPr>
+                </pic:pic>
+              </a:graphicData>
+            </a:graphic>
+          </wp:inline>
+        </w:drawing>
+      </w:r>
+    </w:p>
+    <w:p>
+      <w:pPr>
+        <w:pStyle w:val="Heading3"/>
+      </w:pPr>
+      <w:r>
+        <w:lastRenderedPageBreak/>
+        <w:t>Browser tools</w:t>
+      </w:r>
+    </w:p>
+    <w:p>
+      <w:r>
+        <w:drawing>
+          <wp:inline distT="0" distB="0" distL="0" distR="0" wp14:anchorId="5435354E" wp14:editId="2CA321B2">
+            <wp:extent cx="5943600" cy="992505"/>
+            <wp:effectExtent l="0" t="0" r="0" b="0"/>
+            <wp:docPr id="341875870" name="Picture 1"/>
+            <wp:cNvGraphicFramePr>
+              <a:graphicFrameLocks xmlns:a="http://schemas.openxmlformats.org/drawingml/2006/main" noChangeAspect="1"/>
+            </wp:cNvGraphicFramePr>
+            <a:graphic xmlns:a="http://schemas.openxmlformats.org/drawingml/2006/main">
+              <a:graphicData uri="http://schemas.openxmlformats.org/drawingml/2006/picture">
+                <pic:pic xmlns:pic="http://schemas.openxmlformats.org/drawingml/2006/picture">
+                  <pic:nvPicPr>
+                    <pic:cNvPr id="341875870" name=""/>
+                    <pic:cNvPicPr/>
+                  </pic:nvPicPr>
+                  <pic:blipFill>
+                    <a:blip r:embed="rId29"/>
+                    <a:stretch>
+                      <a:fillRect/>
+                    </a:stretch>
+                  </pic:blipFill>
+                  <pic:spPr>
+                    <a:xfrm>
+                      <a:off x="0" y="0"/>
+                      <a:ext cx="5943600" cy="992505"/>
+                    </a:xfrm>
+                    <a:prstGeom prst="rect">
+                      <a:avLst/>
+                    </a:prstGeom>
+                  </pic:spPr>
+                </pic:pic>
+              </a:graphicData>
+            </a:graphic>
+          </wp:inline>
+        </w:drawing>
+      </w:r>
+    </w:p>
+    <w:p>
+      <w:r>
+        <w:t>Cross site scripting</w:t>
+      </w:r>
+      <w:r>
+        <w:t>/</w:t>
+      </w:r>
+      <w:proofErr w:type="spellStart"/>
+      <w:r>
+        <w:t>sql</w:t>
+      </w:r>
+      <w:proofErr w:type="spellEnd"/>
+      <w:r>
+        <w:t xml:space="preserve"> injection</w:t>
+      </w:r>
+    </w:p>
+    <w:p>
+      <w:pPr>
+        <w:pStyle w:val="Heading3"/>
+      </w:pPr>
+      <w:r>
+        <w:t>Secure coding practices</w:t>
+      </w:r>
+    </w:p>
+    <w:p>
+      <w:r>
+        <w:drawing>
+          <wp:inline distT="0" distB="0" distL="0" distR="0" wp14:anchorId="38D0CB10" wp14:editId="124C0794">
+            <wp:extent cx="5943600" cy="3255010"/>
+            <wp:effectExtent l="0" t="0" r="0" b="2540"/>
+            <wp:docPr id="151712268" name="Picture 1"/>
+            <wp:cNvGraphicFramePr>
+              <a:graphicFrameLocks xmlns:a="http://schemas.openxmlformats.org/drawingml/2006/main" noChangeAspect="1"/>
+            </wp:cNvGraphicFramePr>
+            <a:graphic xmlns:a="http://schemas.openxmlformats.org/drawingml/2006/main">
+              <a:graphicData uri="http://schemas.openxmlformats.org/drawingml/2006/picture">
+                <pic:pic xmlns:pic="http://schemas.openxmlformats.org/drawingml/2006/picture">
+                  <pic:nvPicPr>
+                    <pic:cNvPr id="151712268" name=""/>
+                    <pic:cNvPicPr/>
+                  </pic:nvPicPr>
+                  <pic:blipFill>
+                    <a:blip r:embed="rId30"/>
+                    <a:stretch>
+                      <a:fillRect/>
+                    </a:stretch>
+                  </pic:blipFill>
+                  <pic:spPr>
+                    <a:xfrm>
+                      <a:off x="0" y="0"/>
+                      <a:ext cx="5943600" cy="3255010"/>
+                    </a:xfrm>
+                    <a:prstGeom prst="rect">
+                      <a:avLst/>
+                    </a:prstGeom>
+                  </pic:spPr>
+                </pic:pic>
+              </a:graphicData>
+            </a:graphic>
+          </wp:inline>
+        </w:drawing>
+      </w:r>
+    </w:p>
+    <w:p>
+      <w:pPr>
+        <w:pStyle w:val="Heading2"/>
+      </w:pPr>
+      <w:r>
+        <w:t>AUTOMATED ATTACKS</w:t>
+      </w:r>
+    </w:p>
+    <w:p>
+      <w:r>
+        <w:drawing>
+          <wp:inline distT="0" distB="0" distL="0" distR="0" wp14:anchorId="4DE03565" wp14:editId="5AD8645E">
+            <wp:extent cx="5943600" cy="2764155"/>
+            <wp:effectExtent l="0" t="0" r="0" b="0"/>
+            <wp:docPr id="1973883188" name="Picture 1"/>
+            <wp:cNvGraphicFramePr>
+              <a:graphicFrameLocks xmlns:a="http://schemas.openxmlformats.org/drawingml/2006/main" noChangeAspect="1"/>
+            </wp:cNvGraphicFramePr>
+            <a:graphic xmlns:a="http://schemas.openxmlformats.org/drawingml/2006/main">
+              <a:graphicData uri="http://schemas.openxmlformats.org/drawingml/2006/picture">
+                <pic:pic xmlns:pic="http://schemas.openxmlformats.org/drawingml/2006/picture">
+                  <pic:nvPicPr>
+                    <pic:cNvPr id="1973883188" name=""/>
+                    <pic:cNvPicPr/>
+                  </pic:nvPicPr>
+                  <pic:blipFill>
+                    <a:blip r:embed="rId31"/>
+                    <a:stretch>
+                      <a:fillRect/>
+                    </a:stretch>
+                  </pic:blipFill>
+                  <pic:spPr>
+                    <a:xfrm>
+                      <a:off x="0" y="0"/>
+                      <a:ext cx="5943600" cy="2764155"/>
+                    </a:xfrm>
+                    <a:prstGeom prst="rect">
+                      <a:avLst/>
+                    </a:prstGeom>
+                  </pic:spPr>
+                </pic:pic>
+              </a:graphicData>
+            </a:graphic>
+          </wp:inline>
+        </w:drawing>
+      </w:r>
+    </w:p>
+    <w:p>
+      <w:pPr>
+        <w:pStyle w:val="Heading2"/>
+      </w:pPr>
+      <w:r>
+        <w:lastRenderedPageBreak/>
+        <w:t xml:space="preserve"> VULNERABILITY SCANNING</w:t>
+      </w:r>
+    </w:p>
+    <w:p>
+      <w:r>
+        <w:drawing>
+          <wp:inline distT="0" distB="0" distL="0" distR="0" wp14:anchorId="1B193F0F" wp14:editId="25D9F3B3">
+            <wp:extent cx="5943600" cy="2940050"/>
+            <wp:effectExtent l="0" t="0" r="0" b="0"/>
+            <wp:docPr id="915387817" name="Picture 1"/>
+            <wp:cNvGraphicFramePr>
+              <a:graphicFrameLocks xmlns:a="http://schemas.openxmlformats.org/drawingml/2006/main" noChangeAspect="1"/>
+            </wp:cNvGraphicFramePr>
+            <a:graphic xmlns:a="http://schemas.openxmlformats.org/drawingml/2006/main">
+              <a:graphicData uri="http://schemas.openxmlformats.org/drawingml/2006/picture">
+                <pic:pic xmlns:pic="http://schemas.openxmlformats.org/drawingml/2006/picture">
+                  <pic:nvPicPr>
+                    <pic:cNvPr id="915387817" name=""/>
+                    <pic:cNvPicPr/>
+                  </pic:nvPicPr>
+                  <pic:blipFill>
+                    <a:blip r:embed="rId32"/>
+                    <a:stretch>
+                      <a:fillRect/>
+                    </a:stretch>
+                  </pic:blipFill>
+                  <pic:spPr>
+                    <a:xfrm>
+                      <a:off x="0" y="0"/>
+                      <a:ext cx="5943600" cy="2940050"/>
+                    </a:xfrm>
+                    <a:prstGeom prst="rect">
+                      <a:avLst/>
+                    </a:prstGeom>
+                  </pic:spPr>
+                </pic:pic>
+              </a:graphicData>
+            </a:graphic>
+          </wp:inline>
+        </w:drawing>
+      </w:r>
+    </w:p>
+    <w:p>
+      <w:pPr>
+        <w:pStyle w:val="Heading2"/>
+      </w:pPr>
+      <w:proofErr w:type="spellStart"/>
+      <w:r>
+        <w:t>Owasp</w:t>
+      </w:r>
+      <w:proofErr w:type="spellEnd"/>
+      <w:r>
+        <w:t xml:space="preserve"> research report</w:t>
+      </w:r>
+    </w:p>
+    <w:p/>
+    <w:p>
+      <w:r>
+        <w:rPr>
+          <w:b/>
+          <w:bCs/>
+        </w:rPr>
+        <w:t>OWASP (Open Web Application Security Project) research</w:t>
+      </w:r>
+      <w:r>
+        <w:t>, we are looking at the foundational benchmarks that dictate how modern application security (AppSec) is built, tested, and maintained.</w:t>
+      </w:r>
+    </w:p>
+    <w:p>
+      <w:r>
+        <w:t xml:space="preserve">Rather than a single report, OWASP acts as a global research engine funded by industry data contributions and community peer reviews. Its current research initiatives, threat matrices, and methodologies </w:t>
+      </w:r>
+    </w:p>
+    <w:p>
+      <w:r>
+        <w:t xml:space="preserve">OWASP’s most famous research outputs are its "Top 10" lists, which compile empirical vulnerability data from millions of applications. Far from being static, these are continually overhauled to mirror the modern development landscape. </w:t>
+      </w:r>
+    </w:p>
+    <w:p>
+      <w:pPr>
+        <w:rPr>
+          <w:b/>
+          <w:bCs/>
+        </w:rPr>
+      </w:pPr>
+      <w:r>
+        <w:rPr>
+          <w:b/>
+          <w:bCs/>
+        </w:rPr>
+        <w:t>The Standard Web Application Top 10</w:t>
+      </w:r>
+    </w:p>
+    <w:p>
+      <w:r>
+        <w:t>The definitive guide was updated to reflect modern shifts like the explosion of open-source development and cloud infrastructure:</w:t>
+      </w:r>
+    </w:p>
+    <w:p>
+      <w:pPr>
+        <w:numPr>
+          <w:ilvl w:val="0"/>
+          <w:numId w:val="1"/>
+        </w:numPr>
+      </w:pPr>
+      <w:r>
+        <w:rPr>
+          <w:b/>
+          <w:bCs/>
+        </w:rPr>
+        <w:t>Broken Access Control:</w:t>
+      </w:r>
+      <w:r>
+        <w:t xml:space="preserve"> Continues to dominate as the #1 threat (now including Server-Side Request Forgery/SSRF). </w:t>
+      </w:r>
+    </w:p>
+    <w:p>
+      <w:pPr>
+        <w:numPr>
+          <w:ilvl w:val="0"/>
+          <w:numId w:val="1"/>
+        </w:numPr>
+      </w:pPr>
+      <w:r>
+        <w:rPr>
+          <w:b/>
+          <w:bCs/>
+        </w:rPr>
+        <w:t>Security Misconfiguration:</w:t>
+      </w:r>
+      <w:r>
+        <w:t xml:space="preserve"> Vaulted up the rankings due to the sheer volume of application behavior now controlled by complex cloud configurations. </w:t>
+      </w:r>
+    </w:p>
+    <w:p>
+      <w:pPr>
+        <w:numPr>
+          <w:ilvl w:val="0"/>
+          <w:numId w:val="1"/>
+        </w:numPr>
+      </w:pPr>
+      <w:r>
+        <w:rPr>
+          <w:b/>
+          <w:bCs/>
+        </w:rPr>
+        <w:t>Software Supply Chain Failures:</w:t>
+      </w:r>
+      <w:r>
+        <w:t xml:space="preserve"> An expanded category highlighting compromises in dependencies, CI/CD pipelines, and build systems. </w:t>
+      </w:r>
+    </w:p>
+    <w:p>
+      <w:pPr>
+        <w:numPr>
+          <w:ilvl w:val="0"/>
+          <w:numId w:val="1"/>
+        </w:numPr>
+      </w:pPr>
+      <w:r>
+        <w:rPr>
+          <w:b/>
+          <w:bCs/>
+        </w:rPr>
+        <w:t>Cryptographic Failures:</w:t>
+      </w:r>
+      <w:r>
+        <w:t xml:space="preserve"> Focuses heavily on sensitive data exposure and weak implementation of transit/at-rest encryption. </w:t>
+      </w:r>
+    </w:p>
+    <w:p>
+      <w:pPr>
+        <w:numPr>
+          <w:ilvl w:val="0"/>
+          <w:numId w:val="1"/>
+        </w:numPr>
+      </w:pPr>
+      <w:r>
+        <w:rPr>
+          <w:b/>
+          <w:bCs/>
+        </w:rPr>
+        <w:t>Injection:</w:t>
+      </w:r>
+      <w:r>
+        <w:t xml:space="preserve"> (SQLi, XSS, Command Injection) lowered in statistical ranking, not because it's gone, but because automated frameworks have made it harder to accidentally slip into code. </w:t>
+      </w:r>
+    </w:p>
+    <w:p>
+      <w:pPr>
+        <w:numPr>
+          <w:ilvl w:val="0"/>
+          <w:numId w:val="1"/>
+        </w:numPr>
+      </w:pPr>
+      <w:r>
+        <w:rPr>
+          <w:b/>
+          <w:bCs/>
+        </w:rPr>
+        <w:t>Insecure Design:</w:t>
+      </w:r>
+      <w:r>
+        <w:t xml:space="preserve"> Focuses on structural flaws that can only be fixed by threat modeling </w:t>
+      </w:r>
+      <w:r>
+        <w:rPr>
+          <w:i/>
+          <w:iCs/>
+        </w:rPr>
+        <w:t>before</w:t>
+      </w:r>
+      <w:r>
+        <w:t xml:space="preserve"> code is written.</w:t>
+      </w:r>
+    </w:p>
+    <w:p>
+      <w:pPr>
+        <w:numPr>
+          <w:ilvl w:val="0"/>
+          <w:numId w:val="1"/>
+        </w:numPr>
+      </w:pPr>
+      <w:r>
+        <w:rPr>
+          <w:b/>
+          <w:bCs/>
+        </w:rPr>
+        <w:lastRenderedPageBreak/>
+        <w:t>Authentication Failures:</w:t>
+      </w:r>
+      <w:r>
+        <w:t xml:space="preserve"> Covering weak password recovery, credential stuffing, and session hijacking. </w:t>
+      </w:r>
+    </w:p>
+    <w:p>
+      <w:pPr>
+        <w:numPr>
+          <w:ilvl w:val="0"/>
+          <w:numId w:val="1"/>
+        </w:numPr>
+      </w:pPr>
+      <w:r>
+        <w:rPr>
+          <w:b/>
+          <w:bCs/>
+        </w:rPr>
+        <w:t>Software or Data Integrity Failures:</w:t>
+      </w:r>
+      <w:r>
+        <w:t xml:space="preserve"> Focusing on unsigned code updates and insecure deserialization. </w:t>
+      </w:r>
+    </w:p>
+    <w:p>
+      <w:pPr>
+        <w:numPr>
+          <w:ilvl w:val="0"/>
+          <w:numId w:val="1"/>
+        </w:numPr>
+      </w:pPr>
+      <w:r>
+        <w:rPr>
+          <w:b/>
+          <w:bCs/>
+        </w:rPr>
+        <w:t>Security Logging &amp; Alerting Failures:</w:t>
+      </w:r>
+      <w:r>
+        <w:t xml:space="preserve"> Failures to log or alert, which leave defenders blind during a breach. </w:t>
+      </w:r>
+    </w:p>
+    <w:p>
+      <w:pPr>
+        <w:numPr>
+          <w:ilvl w:val="0"/>
+          <w:numId w:val="1"/>
+        </w:numPr>
+      </w:pPr>
+      <w:r>
+        <w:rPr>
+          <w:b/>
+          <w:bCs/>
+        </w:rPr>
+        <w:t>Mishandling of Exceptional Conditions:</w:t>
+      </w:r>
+      <w:r>
+        <w:t xml:space="preserve"> A critical category addressing verbose error handling that leaks data or causes application state corruption. </w:t>
+      </w:r>
+    </w:p>
+    <w:p>
+      <w:pPr>
+        <w:rPr>
+          <w:b/>
+          <w:bCs/>
+        </w:rPr>
+      </w:pPr>
+      <w:r>
+        <w:rPr>
+          <w:b/>
+          <w:bCs/>
+        </w:rPr>
+        <w:t>Frontier Research Formats</w:t>
+      </w:r>
+    </w:p>
+    <w:p>
+      <w:r>
+        <w:t>OWASP has spun up dedicated threat frameworks to address technological paradigm shifts:</w:t>
+      </w:r>
+    </w:p>
+    <w:p>
+      <w:pPr>
+        <w:numPr>
+          <w:ilvl w:val="0"/>
+          <w:numId w:val="2"/>
+        </w:numPr>
+      </w:pPr>
+      <w:r>
+        <w:rPr>
+          <w:b/>
+          <w:bCs/>
+        </w:rPr>
+        <w:t>LLM Applications Top 10:</w:t>
+      </w:r>
+      <w:r>
+        <w:t xml:space="preserve"> Dedicated entirely to generative AI risks like Prompt Injection, Data Leakage, and Overreliance.</w:t>
+      </w:r>
+    </w:p>
+    <w:p>
+      <w:pPr>
+        <w:numPr>
+          <w:ilvl w:val="0"/>
+          <w:numId w:val="2"/>
+        </w:numPr>
+      </w:pPr>
+      <w:r>
+        <w:rPr>
+          <w:b/>
+          <w:bCs/>
+        </w:rPr>
+        <w:t>Smart Contract Security Top 10:</w:t>
+      </w:r>
+      <w:r>
+        <w:t xml:space="preserve"> Forward-looking research isolating Web3 and blockchain flaws, tracking multi-</w:t>
+      </w:r>
+      <w:r>
+        <w:t>million-dollar</w:t>
+      </w:r>
+      <w:r>
+        <w:t xml:space="preserve"> exploits involving Price Oracle Manipulation, Reentrancy, and Flash-Loan vulnerabilities. </w:t>
+      </w:r>
+    </w:p>
+    <w:p>
+      <w:pPr>
+        <w:pStyle w:val="Heading2"/>
+      </w:pPr>
+      <w:r>
+        <w:t>Security checklist</w:t>
+      </w:r>
+    </w:p>
+    <w:p>
+      <w:pPr>
+        <w:rPr>
+          <w:b/>
+          <w:bCs/>
+        </w:rPr>
+      </w:pPr>
+      <w:r>
+        <w:rPr>
+          <w:b/>
+          <w:bCs/>
+        </w:rPr>
+        <w:t>. Identity &amp; Access Management (IAM)</w:t>
+      </w:r>
+    </w:p>
+    <w:p>
+      <w:pPr>
+        <w:numPr>
+          <w:ilvl w:val="0"/>
+          <w:numId w:val="3"/>
+        </w:numPr>
+      </w:pPr>
+      <w:r>
+        <w:t xml:space="preserve"> </w:t>
+      </w:r>
+      <w:r>
+        <w:rPr>
+          <w:b/>
+          <w:bCs/>
+        </w:rPr>
+        <w:t>Enforce Multi-Factor Authentication (MFA):</w:t>
+      </w:r>
+      <w:r>
+        <w:t xml:space="preserve"> Mandatory for all users, especially for administrative, cloud console, and code repository access.</w:t>
+      </w:r>
+    </w:p>
+    <w:p>
+      <w:pPr>
+        <w:numPr>
+          <w:ilvl w:val="0"/>
+          <w:numId w:val="3"/>
+        </w:numPr>
+      </w:pPr>
+      <w:r>
+        <w:t xml:space="preserve"> </w:t>
+      </w:r>
+      <w:r>
+        <w:rPr>
+          <w:b/>
+          <w:bCs/>
+        </w:rPr>
+        <w:t>Apply Principle of Least Privilege (</w:t>
+      </w:r>
+      <w:proofErr w:type="spellStart"/>
+      <w:r>
+        <w:rPr>
+          <w:b/>
+          <w:bCs/>
+        </w:rPr>
+        <w:t>PoLP</w:t>
+      </w:r>
+      <w:proofErr w:type="spellEnd"/>
+      <w:r>
+        <w:rPr>
+          <w:b/>
+          <w:bCs/>
+        </w:rPr>
+        <w:t>):</w:t>
+      </w:r>
+      <w:r>
+        <w:t xml:space="preserve"> Restrict user and service account permissions strictly to what is required for their specific role.</w:t>
+      </w:r>
+    </w:p>
+    <w:p>
+      <w:pPr>
+        <w:numPr>
+          <w:ilvl w:val="0"/>
+          <w:numId w:val="3"/>
+        </w:numPr>
+      </w:pPr>
+      <w:r>
+        <w:rPr>
+          <w:b/>
+          <w:bCs/>
+        </w:rPr>
+        <w:t>Implement Centralized Identity Management:</w:t>
+      </w:r>
+      <w:r>
+        <w:t xml:space="preserve"> Use a single source of truth (like an IDP via OAuth/SAML) instead of scattered local application credentials.</w:t>
+      </w:r>
+    </w:p>
+    <w:p>
+      <w:pPr>
+        <w:numPr>
+          <w:ilvl w:val="0"/>
+          <w:numId w:val="3"/>
+        </w:numPr>
+      </w:pPr>
+      <w:r>
+        <w:t xml:space="preserve"> </w:t>
+      </w:r>
+      <w:r>
+        <w:rPr>
+          <w:b/>
+          <w:bCs/>
+        </w:rPr>
+        <w:t>Regular Access Reviews:</w:t>
+      </w:r>
+      <w:r>
+        <w:t xml:space="preserve"> Deprovision or rotate inactive accounts and stale API keys monthly.</w:t>
+      </w:r>
+    </w:p>
+    <w:p>
+      <w:pPr>
+        <w:rPr>
+          <w:b/>
+          <w:bCs/>
+        </w:rPr>
+      </w:pPr>
+      <w:r>
+        <w:rPr>
+          <w:b/>
+          <w:bCs/>
+        </w:rPr>
+        <w:t>2. Network &amp; Infrastructure Security</w:t>
+      </w:r>
+    </w:p>
+    <w:p>
+      <w:pPr>
+        <w:numPr>
+          <w:ilvl w:val="0"/>
+          <w:numId w:val="4"/>
+        </w:numPr>
+      </w:pPr>
+      <w:r>
+        <w:t xml:space="preserve"> </w:t>
+      </w:r>
+      <w:r>
+        <w:rPr>
+          <w:b/>
+          <w:bCs/>
+        </w:rPr>
+        <w:t>Minimize Open Ports:</w:t>
+      </w:r>
+      <w:r>
+        <w:t xml:space="preserve"> Block all unnecessary public-facing ingress ports. Keep infrastructure hidden behind a firewall or API gateway.</w:t>
+      </w:r>
+    </w:p>
+    <w:p>
+      <w:pPr>
+        <w:numPr>
+          <w:ilvl w:val="0"/>
+          <w:numId w:val="4"/>
+        </w:numPr>
+      </w:pPr>
+      <w:r>
+        <w:t xml:space="preserve"> </w:t>
+      </w:r>
+      <w:r>
+        <w:rPr>
+          <w:b/>
+          <w:bCs/>
+        </w:rPr>
+        <w:t>Isolate Production Environments:</w:t>
+      </w:r>
+      <w:r>
+        <w:t xml:space="preserve"> Strictly segregate production networks from staging, testing, and development infrastructure.</w:t>
+      </w:r>
+    </w:p>
+    <w:p>
+      <w:pPr>
+        <w:numPr>
+          <w:ilvl w:val="0"/>
+          <w:numId w:val="4"/>
+        </w:numPr>
+      </w:pPr>
+      <w:r>
+        <w:t xml:space="preserve"> </w:t>
+      </w:r>
+      <w:r>
+        <w:rPr>
+          <w:b/>
+          <w:bCs/>
+        </w:rPr>
+        <w:t>Enforce Transit Encryption:</w:t>
+      </w:r>
+      <w:r>
+        <w:t xml:space="preserve"> Use TLS 1.3 (or TLS 1.2 minimum) for all internal and external communication. Disable outdated protocols like SSLv3 or TLS 1.0.</w:t>
+      </w:r>
+    </w:p>
+    <w:p>
+      <w:pPr>
+        <w:numPr>
+          <w:ilvl w:val="0"/>
+          <w:numId w:val="4"/>
+        </w:numPr>
+      </w:pPr>
+      <w:r>
+        <w:rPr>
+          <w:b/>
+          <w:bCs/>
+        </w:rPr>
+        <w:t>Deploy a Web Application Firewall (WAF):</w:t>
+      </w:r>
+      <w:r>
+        <w:t xml:space="preserve"> Place a WAF in front of web applications to filter out common automated exploits, layer 7 attacks, and malicious bot activity.</w:t>
+      </w:r>
+    </w:p>
+    <w:p>
+      <w:pPr>
+        <w:rPr>
+          <w:b/>
+          <w:bCs/>
+        </w:rPr>
+      </w:pPr>
+      <w:r>
+        <w:rPr>
+          <w:b/>
+          <w:bCs/>
+        </w:rPr>
+        <w:t>3. Application &amp; Code Security</w:t>
+      </w:r>
+    </w:p>
+    <w:p>
+      <w:pPr>
+        <w:numPr>
+          <w:ilvl w:val="0"/>
+          <w:numId w:val="5"/>
+        </w:numPr>
+      </w:pPr>
+      <w:r>
+        <w:rPr>
+          <w:b/>
+          <w:bCs/>
+        </w:rPr>
+        <w:t>Validate and Sanitize All Inputs:</w:t>
+      </w:r>
+      <w:r>
+        <w:t xml:space="preserve"> Treat every user input as hostile. Use parameterized queries/ORMs to eliminate SQL Injection and robust context-aware output encoding to prevent XSS.</w:t>
+      </w:r>
+    </w:p>
+    <w:p>
+      <w:pPr>
+        <w:ind w:left="720"/>
+      </w:pPr>
+      <w:r>
+        <w:t xml:space="preserve"> </w:t>
+      </w:r>
+      <w:r>
+        <w:rPr>
+          <w:b/>
+          <w:bCs/>
+        </w:rPr>
+        <w:t>Continuous Dependency Scanning (SCA):</w:t>
+      </w:r>
+      <w:r>
+        <w:t xml:space="preserve"> Integrate automated tools into the build pipeline to scan third-party libraries for known vulnerabilities before deployment.</w:t>
+      </w:r>
+    </w:p>
+    <w:p>
+      <w:pPr>
+        <w:numPr>
+          <w:ilvl w:val="0"/>
+          <w:numId w:val="5"/>
+        </w:numPr>
+      </w:pPr>
+      <w:r>
+        <w:t xml:space="preserve"> </w:t>
+      </w:r>
+      <w:r>
+        <w:rPr>
+          <w:b/>
+          <w:bCs/>
+        </w:rPr>
+        <w:t>Hardcode Zero Secrets:</w:t>
+      </w:r>
+      <w:r>
+        <w:t xml:space="preserve"> Use environment variables or a dedicated vault service (like </w:t>
+      </w:r>
+      <w:proofErr w:type="spellStart"/>
+      <w:r>
+        <w:t>HashiCorp</w:t>
+      </w:r>
+      <w:proofErr w:type="spellEnd"/>
+      <w:r>
+        <w:t xml:space="preserve"> Vault or AWS Secrets Manager) to handle API keys, database credentials, and signing keys.</w:t>
+      </w:r>
+    </w:p>
+    <w:p>
+      <w:pPr>
+        <w:numPr>
+          <w:ilvl w:val="0"/>
+          <w:numId w:val="5"/>
+        </w:numPr>
+      </w:pPr>
+      <w:r>
+        <w:lastRenderedPageBreak/>
+        <w:t xml:space="preserve"> </w:t>
+      </w:r>
+      <w:r>
+        <w:rPr>
+          <w:b/>
+          <w:bCs/>
+        </w:rPr>
+        <w:t>Harden HTTP Security Headers:</w:t>
+      </w:r>
+      <w:r>
+        <w:t xml:space="preserve"> Enforce Content-Security-Policy, X-Frame-Options: DENY, and Strict-Transport-Security (HSTS).</w:t>
+      </w:r>
+    </w:p>
+    <w:p>
+      <w:pPr>
+        <w:rPr>
+          <w:b/>
+          <w:bCs/>
+        </w:rPr>
+      </w:pPr>
+      <w:r>
+        <w:rPr>
+          <w:b/>
+          <w:bCs/>
+        </w:rPr>
+        <w:t>4. Data Protection</w:t>
+      </w:r>
+    </w:p>
+    <w:p>
+      <w:pPr>
+        <w:numPr>
+          <w:ilvl w:val="0"/>
+          <w:numId w:val="6"/>
+        </w:numPr>
+      </w:pPr>
+      <w:r>
+        <w:rPr>
+          <w:b/>
+          <w:bCs/>
+        </w:rPr>
+        <w:t>Encrypt Data at Rest:</w:t>
+      </w:r>
+      <w:r>
+        <w:t xml:space="preserve"> Ensure databases, cloud storage buckets, and backups are encrypted using standard algorithms like AES-256.</w:t>
+      </w:r>
+    </w:p>
+    <w:p>
+      <w:pPr>
+        <w:numPr>
+          <w:ilvl w:val="0"/>
+          <w:numId w:val="6"/>
+        </w:numPr>
+      </w:pPr>
+      <w:r>
+        <w:rPr>
+          <w:b/>
+          <w:bCs/>
+        </w:rPr>
+        <w:t>Secure Cookie Attributes:</w:t>
+      </w:r>
+      <w:r>
+        <w:t xml:space="preserve"> Enforce Secure, </w:t>
+      </w:r>
+      <w:proofErr w:type="spellStart"/>
+      <w:r>
+        <w:t>HttpOnly</w:t>
+      </w:r>
+      <w:proofErr w:type="spellEnd"/>
+      <w:r>
+        <w:t xml:space="preserve">, and </w:t>
+      </w:r>
+      <w:proofErr w:type="spellStart"/>
+      <w:r>
+        <w:t>SameSite</w:t>
+      </w:r>
+      <w:proofErr w:type="spellEnd"/>
+      <w:r>
+        <w:t>=Strict/Lax flags on session cookies.</w:t>
+      </w:r>
+    </w:p>
+    <w:p>
+      <w:pPr>
+        <w:ind w:left="720"/>
+      </w:pPr>
+      <w:r>
+        <w:t xml:space="preserve"> </w:t>
+      </w:r>
+      <w:r>
+        <w:rPr>
+          <w:b/>
+          <w:bCs/>
+        </w:rPr>
+        <w:t>Sanitize Database Backups:</w:t>
+      </w:r>
+      <w:r>
+        <w:t xml:space="preserve"> Strip or heavily mask Personally Identifiable Information (PII) before using database dumps in non-production environments.</w:t>
+      </w:r>
+    </w:p>
+    <w:p/>
+    <w:p>
+      <w:r>
+        <w:t>Lessons learnt</w:t>
+      </w:r>
+    </w:p>
+    <w:p>
+      <w:r>
+        <w:t xml:space="preserve">How to use burp suite in </w:t>
+      </w:r>
+      <w:proofErr w:type="spellStart"/>
+      <w:r>
+        <w:t>security,</w:t>
+      </w:r>
+      <w:r>
+        <w:t>finding</w:t>
+      </w:r>
+      <w:proofErr w:type="spellEnd"/>
+      <w:r>
+        <w:t xml:space="preserve"> automated attacks like the </w:t>
+      </w:r>
+      <w:proofErr w:type="spellStart"/>
+      <w:r>
+        <w:t>sql</w:t>
+      </w:r>
+      <w:proofErr w:type="spellEnd"/>
+      <w:r>
+        <w:t xml:space="preserve"> injection and the </w:t>
+      </w:r>
+      <w:proofErr w:type="spellStart"/>
+      <w:r>
+        <w:t>xxs.how</w:t>
+      </w:r>
+      <w:proofErr w:type="spellEnd"/>
+      <w:r>
+        <w:t xml:space="preserve"> to use the </w:t>
+      </w:r>
+      <w:proofErr w:type="spellStart"/>
+      <w:r>
+        <w:t>owasp</w:t>
+      </w:r>
+      <w:proofErr w:type="spellEnd"/>
+      <w:r>
+        <w:t xml:space="preserve"> representing its documentation on how it is used . </w:t>
+      </w:r>
+      <w:proofErr w:type="spellStart"/>
+      <w:r>
+        <w:t>owasp</w:t>
+      </w:r>
+      <w:proofErr w:type="spellEnd"/>
+      <w:r>
+        <w:t xml:space="preserve"> can be used in authentication measures</w:t>
+      </w:r>
+      <w:r>
+        <w:t>.</w:t>
+      </w:r>
+    </w:p>
+    <w:p>
+      <w:pPr>
+        <w:pStyle w:val="Heading1"/>
+      </w:pPr>
+      <w:r>
+        <w:t>authentication</w:t>
+      </w:r>
+    </w:p>
+    <w:p>
+      <w:pPr>
+        <w:pStyle w:val="Heading2"/>
+      </w:pPr>
+      <w:r>
+        <w:t>Testing for default</w:t>
+      </w:r>
+    </w:p>
+    <w:p>
+      <w:r>
+        <w:drawing>
+          <wp:inline distT="0" distB="0" distL="0" distR="0" wp14:anchorId="058C820F" wp14:editId="415C67A3">
+            <wp:extent cx="5943600" cy="1907540"/>
+            <wp:effectExtent l="0" t="0" r="0" b="0"/>
+            <wp:docPr id="1374875095" name="Picture 1"/>
+            <wp:cNvGraphicFramePr>
+              <a:graphicFrameLocks xmlns:a="http://schemas.openxmlformats.org/drawingml/2006/main" noChangeAspect="1"/>
+            </wp:cNvGraphicFramePr>
+            <a:graphic xmlns:a="http://schemas.openxmlformats.org/drawingml/2006/main">
+              <a:graphicData uri="http://schemas.openxmlformats.org/drawingml/2006/picture">
+                <pic:pic xmlns:pic="http://schemas.openxmlformats.org/drawingml/2006/picture">
+                  <pic:nvPicPr>
+                    <pic:cNvPr id="1374875095" name=""/>
+                    <pic:cNvPicPr/>
+                  </pic:nvPicPr>
+                  <pic:blipFill>
+                    <a:blip r:embed="rId33"/>
+                    <a:stretch>
+                      <a:fillRect/>
+                    </a:stretch>
+                  </pic:blipFill>
+                  <pic:spPr>
+                    <a:xfrm>
+                      <a:off x="0" y="0"/>
+                      <a:ext cx="5943600" cy="1907540"/>
+                    </a:xfrm>
+                    <a:prstGeom prst="rect">
+                      <a:avLst/>
+                    </a:prstGeom>
+                  </pic:spPr>
+                </pic:pic>
+              </a:graphicData>
+            </a:graphic>
+          </wp:inline>
+        </w:drawing>
+      </w:r>
+    </w:p>
+    <w:p>
+      <w:pPr>
+        <w:pStyle w:val="Heading2"/>
+      </w:pPr>
+      <w:r>
+        <w:t>Ssh authentication</w:t>
+      </w:r>
+    </w:p>
+    <w:p>
+      <w:r>
+        <w:drawing>
+          <wp:inline distT="0" distB="0" distL="0" distR="0" wp14:anchorId="24E05245" wp14:editId="7C4E22E3">
+            <wp:extent cx="5943600" cy="1156335"/>
+            <wp:effectExtent l="0" t="0" r="0" b="5715"/>
+            <wp:docPr id="129230973" name="Picture 1"/>
+            <wp:cNvGraphicFramePr>
+              <a:graphicFrameLocks xmlns:a="http://schemas.openxmlformats.org/drawingml/2006/main" noChangeAspect="1"/>
+            </wp:cNvGraphicFramePr>
+            <a:graphic xmlns:a="http://schemas.openxmlformats.org/drawingml/2006/main">
+              <a:graphicData uri="http://schemas.openxmlformats.org/drawingml/2006/picture">
+                <pic:pic xmlns:pic="http://schemas.openxmlformats.org/drawingml/2006/picture">
+                  <pic:nvPicPr>
+                    <pic:cNvPr id="129230973" name=""/>
+                    <pic:cNvPicPr/>
+                  </pic:nvPicPr>
+                  <pic:blipFill>
+                    <a:blip r:embed="rId34"/>
+                    <a:stretch>
+                      <a:fillRect/>
+                    </a:stretch>
+                  </pic:blipFill>
+                  <pic:spPr>
+                    <a:xfrm>
+                      <a:off x="0" y="0"/>
+                      <a:ext cx="5943600" cy="1156335"/>
+                    </a:xfrm>
+                    <a:prstGeom prst="rect">
+                      <a:avLst/>
+                    </a:prstGeom>
+                  </pic:spPr>
+                </pic:pic>
+              </a:graphicData>
+            </a:graphic>
+          </wp:inline>
+        </w:drawing>
+      </w:r>
+    </w:p>
+    <w:p>
+      <w:pPr>
+        <w:pStyle w:val="Heading2"/>
+      </w:pPr>
+      <w:r>
+        <w:t>Database authentication</w:t>
+      </w:r>
+    </w:p>
+    <w:p>
+      <w:r>
+        <w:drawing>
+          <wp:inline distT="0" distB="0" distL="0" distR="0" wp14:anchorId="41F87756" wp14:editId="4E2762AF">
+            <wp:extent cx="5943600" cy="1195070"/>
+            <wp:effectExtent l="0" t="0" r="0" b="5080"/>
+            <wp:docPr id="431025145" name="Picture 1"/>
+            <wp:cNvGraphicFramePr>
+              <a:graphicFrameLocks xmlns:a="http://schemas.openxmlformats.org/drawingml/2006/main" noChangeAspect="1"/>
+            </wp:cNvGraphicFramePr>
+            <a:graphic xmlns:a="http://schemas.openxmlformats.org/drawingml/2006/main">
+              <a:graphicData uri="http://schemas.openxmlformats.org/drawingml/2006/picture">
+                <pic:pic xmlns:pic="http://schemas.openxmlformats.org/drawingml/2006/picture">
+                  <pic:nvPicPr>
+                    <pic:cNvPr id="431025145" name=""/>
+                    <pic:cNvPicPr/>
+                  </pic:nvPicPr>
+                  <pic:blipFill>
+                    <a:blip r:embed="rId35"/>
+                    <a:stretch>
+                      <a:fillRect/>
+                    </a:stretch>
+                  </pic:blipFill>
+                  <pic:spPr>
+                    <a:xfrm>
+                      <a:off x="0" y="0"/>
+                      <a:ext cx="5943600" cy="1195070"/>
+                    </a:xfrm>
+                    <a:prstGeom prst="rect">
+                      <a:avLst/>
+                    </a:prstGeom>
+                  </pic:spPr>
+                </pic:pic>
+              </a:graphicData>
+            </a:graphic>
+          </wp:inline>
+        </w:drawing>
+      </w:r>
+    </w:p>
+    <w:p>
+      <w:pPr>
+        <w:pStyle w:val="Heading2"/>
+      </w:pPr>
+      <w:r>
+        <w:lastRenderedPageBreak/>
+        <w:t>Web application forms</w:t>
+      </w:r>
+    </w:p>
+    <w:p>
+      <w:r>
+        <w:drawing>
+          <wp:inline distT="0" distB="0" distL="0" distR="0" wp14:anchorId="44F9F8E0" wp14:editId="580FD960">
+            <wp:extent cx="5943600" cy="1066800"/>
+            <wp:effectExtent l="0" t="0" r="0" b="0"/>
+            <wp:docPr id="1917523490" name="Picture 1"/>
+            <wp:cNvGraphicFramePr>
+              <a:graphicFrameLocks xmlns:a="http://schemas.openxmlformats.org/drawingml/2006/main" noChangeAspect="1"/>
+            </wp:cNvGraphicFramePr>
+            <a:graphic xmlns:a="http://schemas.openxmlformats.org/drawingml/2006/main">
+              <a:graphicData uri="http://schemas.openxmlformats.org/drawingml/2006/picture">
+                <pic:pic xmlns:pic="http://schemas.openxmlformats.org/drawingml/2006/picture">
+                  <pic:nvPicPr>
+                    <pic:cNvPr id="1917523490" name=""/>
+                    <pic:cNvPicPr/>
+                  </pic:nvPicPr>
+                  <pic:blipFill>
+                    <a:blip r:embed="rId36"/>
+                    <a:stretch>
+                      <a:fillRect/>
+                    </a:stretch>
+                  </pic:blipFill>
+                  <pic:spPr>
+                    <a:xfrm>
+                      <a:off x="0" y="0"/>
+                      <a:ext cx="5943600" cy="1066800"/>
+                    </a:xfrm>
+                    <a:prstGeom prst="rect">
+                      <a:avLst/>
+                    </a:prstGeom>
+                  </pic:spPr>
+                </pic:pic>
+              </a:graphicData>
+            </a:graphic>
+          </wp:inline>
+        </w:drawing>
+      </w:r>
+    </w:p>
+    <w:p/>
+    <w:p/>
     <w:sectPr>
       <w:pgSz w:w="12240" w:h="15840"/>
       <w:pgMar w:top="1440" w:right="1440" w:bottom="1440" w:left="1440" w:header="720" w:footer="720" w:gutter="0"/>
@@ -2227,6 +4035,887 @@
     </w:sectPr>
   </w:body>
 </w:document>
+</file>
+
+<file path=word/numbering.xml><?xml version="1.0" encoding="utf-8"?>
+<w:numbering xmlns:wpc="http://schemas.microsoft.com/office/word/2010/wordprocessingCanvas" xmlns:cx="http://schemas.microsoft.com/office/drawing/2014/chartex" xmlns:cx1="http://schemas.microsoft.com/office/drawing/2015/9/8/chartex" xmlns:cx2="http://schemas.microsoft.com/office/drawing/2015/10/21/chartex" xmlns:cx3="http://schemas.microsoft.com/office/drawing/2016/5/9/chartex" xmlns:cx4="http://schemas.microsoft.com/office/drawing/2016/5/10/chartex" xmlns:cx5="http://schemas.microsoft.com/office/drawing/2016/5/11/chartex" xmlns:cx6="http://schemas.microsoft.com/office/drawing/2016/5/12/chartex" xmlns:cx7="http://schemas.microsoft.com/office/drawing/2016/5/13/chartex" xmlns:cx8="http://schemas.microsoft.com/office/drawing/2016/5/14/chartex" xmlns:mc="http://schemas.openxmlformats.org/markup-compatibility/2006" xmlns:aink="http://schemas.microsoft.com/office/drawing/2016/ink" xmlns:am3d="http://schemas.microsoft.com/office/drawing/2017/model3d" xmlns:o="urn:schemas-microsoft-com:office:office" xmlns:oel="http://schemas.microsoft.com/office/2019/extlst" xmlns:r="http://schemas.openxmlformats.org/officeDocument/2006/relationships" xmlns:m="http://schemas.openxmlformats.org/officeDocument/2006/math" xmlns:v="urn:schemas-microsoft-com:vml" xmlns:wp14="http://schemas.microsoft.com/office/word/2010/wordprocessingDrawing" xmlns:wp="http://schemas.openxmlformats.org/drawingml/2006/wordprocessingDrawing" xmlns:w10="urn:schemas-microsoft-com:office:word" xmlns:w="http://schemas.openxmlformats.org/wordprocessingml/2006/main" xmlns:w14="http://schemas.microsoft.com/office/word/2010/wordml" xmlns:w15="http://schemas.microsoft.com/office/word/2012/wordml" xmlns:w16cex="http://schemas.microsoft.com/office/word/2018/wordml/cex" xmlns:w16cid="http://schemas.microsoft.com/office/word/2016/wordml/cid" xmlns:w16="http://schemas.microsoft.com/office/word/2018/wordml" xmlns:w16du="http://schemas.microsoft.com/office/word/2023/wordml/word16du" xmlns:w16sdtdh="http://schemas.microsoft.com/office/word/2020/wordml/sdtdatahash" xmlns:w16sdtfl="http://schemas.microsoft.com/office/word/2024/wordml/sdtformatlock" xmlns:w16se="http://schemas.microsoft.com/office/word/2015/wordml/symex" xmlns:wpg="http://schemas.microsoft.com/office/word/2010/wordprocessingGroup" xmlns:wpi="http://schemas.microsoft.com/office/word/2010/wordprocessingInk" xmlns:wne="http://schemas.microsoft.com/office/word/2006/wordml" xmlns:wps="http://schemas.microsoft.com/office/word/2010/wordprocessingShape" mc:Ignorable="w14 w15 w16se w16cid w16 w16cex w16sdtdh w16sdtfl w16du wp14">
+  <w:abstractNum w:abstractNumId="0" w15:restartNumberingAfterBreak="0">
+    <w:nsid w:val="0BC11919"/>
+    <w:multiLevelType w:val="multilevel"/>
+    <w:tmpl w:val="1D34B402"/>
+    <w:lvl w:ilvl="0">
+      <w:start w:val="1"/>
+      <w:numFmt w:val="decimal"/>
+      <w:lvlText w:val="%1."/>
+      <w:lvlJc w:val="left"/>
+      <w:pPr>
+        <w:tabs>
+          <w:tab w:val="num" w:pos="720"/>
+        </w:tabs>
+        <w:ind w:left="720" w:hanging="360"/>
+      </w:pPr>
+    </w:lvl>
+    <w:lvl w:ilvl="1" w:tentative="1">
+      <w:start w:val="1"/>
+      <w:numFmt w:val="decimal"/>
+      <w:lvlText w:val="%2."/>
+      <w:lvlJc w:val="left"/>
+      <w:pPr>
+        <w:tabs>
+          <w:tab w:val="num" w:pos="1440"/>
+        </w:tabs>
+        <w:ind w:left="1440" w:hanging="360"/>
+      </w:pPr>
+    </w:lvl>
+    <w:lvl w:ilvl="2" w:tentative="1">
+      <w:start w:val="1"/>
+      <w:numFmt w:val="decimal"/>
+      <w:lvlText w:val="%3."/>
+      <w:lvlJc w:val="left"/>
+      <w:pPr>
+        <w:tabs>
+          <w:tab w:val="num" w:pos="2160"/>
+        </w:tabs>
+        <w:ind w:left="2160" w:hanging="360"/>
+      </w:pPr>
+    </w:lvl>
+    <w:lvl w:ilvl="3" w:tentative="1">
+      <w:start w:val="1"/>
+      <w:numFmt w:val="decimal"/>
+      <w:lvlText w:val="%4."/>
+      <w:lvlJc w:val="left"/>
+      <w:pPr>
+        <w:tabs>
+          <w:tab w:val="num" w:pos="2880"/>
+        </w:tabs>
+        <w:ind w:left="2880" w:hanging="360"/>
+      </w:pPr>
+    </w:lvl>
+    <w:lvl w:ilvl="4" w:tentative="1">
+      <w:start w:val="1"/>
+      <w:numFmt w:val="decimal"/>
+      <w:lvlText w:val="%5."/>
+      <w:lvlJc w:val="left"/>
+      <w:pPr>
+        <w:tabs>
+          <w:tab w:val="num" w:pos="3600"/>
+        </w:tabs>
+        <w:ind w:left="3600" w:hanging="360"/>
+      </w:pPr>
+    </w:lvl>
+    <w:lvl w:ilvl="5" w:tentative="1">
+      <w:start w:val="1"/>
+      <w:numFmt w:val="decimal"/>
+      <w:lvlText w:val="%6."/>
+      <w:lvlJc w:val="left"/>
+      <w:pPr>
+        <w:tabs>
+          <w:tab w:val="num" w:pos="4320"/>
+        </w:tabs>
+        <w:ind w:left="4320" w:hanging="360"/>
+      </w:pPr>
+    </w:lvl>
+    <w:lvl w:ilvl="6" w:tentative="1">
+      <w:start w:val="1"/>
+      <w:numFmt w:val="decimal"/>
+      <w:lvlText w:val="%7."/>
+      <w:lvlJc w:val="left"/>
+      <w:pPr>
+        <w:tabs>
+          <w:tab w:val="num" w:pos="5040"/>
+        </w:tabs>
+        <w:ind w:left="5040" w:hanging="360"/>
+      </w:pPr>
+    </w:lvl>
+    <w:lvl w:ilvl="7" w:tentative="1">
+      <w:start w:val="1"/>
+      <w:numFmt w:val="decimal"/>
+      <w:lvlText w:val="%8."/>
+      <w:lvlJc w:val="left"/>
+      <w:pPr>
+        <w:tabs>
+          <w:tab w:val="num" w:pos="5760"/>
+        </w:tabs>
+        <w:ind w:left="5760" w:hanging="360"/>
+      </w:pPr>
+    </w:lvl>
+    <w:lvl w:ilvl="8" w:tentative="1">
+      <w:start w:val="1"/>
+      <w:numFmt w:val="decimal"/>
+      <w:lvlText w:val="%9."/>
+      <w:lvlJc w:val="left"/>
+      <w:pPr>
+        <w:tabs>
+          <w:tab w:val="num" w:pos="6480"/>
+        </w:tabs>
+        <w:ind w:left="6480" w:hanging="360"/>
+      </w:pPr>
+    </w:lvl>
+  </w:abstractNum>
+  <w:abstractNum w:abstractNumId="1" w15:restartNumberingAfterBreak="0">
+    <w:nsid w:val="302A7BF4"/>
+    <w:multiLevelType w:val="multilevel"/>
+    <w:tmpl w:val="0936D0DE"/>
+    <w:lvl w:ilvl="0">
+      <w:start w:val="1"/>
+      <w:numFmt w:val="bullet"/>
+      <w:lvlText w:val=""/>
+      <w:lvlJc w:val="left"/>
+      <w:pPr>
+        <w:tabs>
+          <w:tab w:val="num" w:pos="720"/>
+        </w:tabs>
+        <w:ind w:left="720" w:hanging="360"/>
+      </w:pPr>
+      <w:rPr>
+        <w:rFonts w:ascii="Symbol" w:hAnsi="Symbol" w:hint="default"/>
+        <w:sz w:val="20"/>
+      </w:rPr>
+    </w:lvl>
+    <w:lvl w:ilvl="1" w:tentative="1">
+      <w:start w:val="1"/>
+      <w:numFmt w:val="bullet"/>
+      <w:lvlText w:val="o"/>
+      <w:lvlJc w:val="left"/>
+      <w:pPr>
+        <w:tabs>
+          <w:tab w:val="num" w:pos="1440"/>
+        </w:tabs>
+        <w:ind w:left="1440" w:hanging="360"/>
+      </w:pPr>
+      <w:rPr>
+        <w:rFonts w:ascii="Courier New" w:hAnsi="Courier New" w:hint="default"/>
+        <w:sz w:val="20"/>
+      </w:rPr>
+    </w:lvl>
+    <w:lvl w:ilvl="2" w:tentative="1">
+      <w:start w:val="1"/>
+      <w:numFmt w:val="bullet"/>
+      <w:lvlText w:val=""/>
+      <w:lvlJc w:val="left"/>
+      <w:pPr>
+        <w:tabs>
+          <w:tab w:val="num" w:pos="2160"/>
+        </w:tabs>
+        <w:ind w:left="2160" w:hanging="360"/>
+      </w:pPr>
+      <w:rPr>
+        <w:rFonts w:ascii="Wingdings" w:hAnsi="Wingdings" w:hint="default"/>
+        <w:sz w:val="20"/>
+      </w:rPr>
+    </w:lvl>
+    <w:lvl w:ilvl="3" w:tentative="1">
+      <w:start w:val="1"/>
+      <w:numFmt w:val="bullet"/>
+      <w:lvlText w:val=""/>
+      <w:lvlJc w:val="left"/>
+      <w:pPr>
+        <w:tabs>
+          <w:tab w:val="num" w:pos="2880"/>
+        </w:tabs>
+        <w:ind w:left="2880" w:hanging="360"/>
+      </w:pPr>
+      <w:rPr>
+        <w:rFonts w:ascii="Wingdings" w:hAnsi="Wingdings" w:hint="default"/>
+        <w:sz w:val="20"/>
+      </w:rPr>
+    </w:lvl>
+    <w:lvl w:ilvl="4" w:tentative="1">
+      <w:start w:val="1"/>
+      <w:numFmt w:val="bullet"/>
+      <w:lvlText w:val=""/>
+      <w:lvlJc w:val="left"/>
+      <w:pPr>
+        <w:tabs>
+          <w:tab w:val="num" w:pos="3600"/>
+        </w:tabs>
+        <w:ind w:left="3600" w:hanging="360"/>
+      </w:pPr>
+      <w:rPr>
+        <w:rFonts w:ascii="Wingdings" w:hAnsi="Wingdings" w:hint="default"/>
+        <w:sz w:val="20"/>
+      </w:rPr>
+    </w:lvl>
+    <w:lvl w:ilvl="5" w:tentative="1">
+      <w:start w:val="1"/>
+      <w:numFmt w:val="bullet"/>
+      <w:lvlText w:val=""/>
+      <w:lvlJc w:val="left"/>
+      <w:pPr>
+        <w:tabs>
+          <w:tab w:val="num" w:pos="4320"/>
+        </w:tabs>
+        <w:ind w:left="4320" w:hanging="360"/>
+      </w:pPr>
+      <w:rPr>
+        <w:rFonts w:ascii="Wingdings" w:hAnsi="Wingdings" w:hint="default"/>
+        <w:sz w:val="20"/>
+      </w:rPr>
+    </w:lvl>
+    <w:lvl w:ilvl="6" w:tentative="1">
+      <w:start w:val="1"/>
+      <w:numFmt w:val="bullet"/>
+      <w:lvlText w:val=""/>
+      <w:lvlJc w:val="left"/>
+      <w:pPr>
+        <w:tabs>
+          <w:tab w:val="num" w:pos="5040"/>
+        </w:tabs>
+        <w:ind w:left="5040" w:hanging="360"/>
+      </w:pPr>
+      <w:rPr>
+        <w:rFonts w:ascii="Wingdings" w:hAnsi="Wingdings" w:hint="default"/>
+        <w:sz w:val="20"/>
+      </w:rPr>
+    </w:lvl>
+    <w:lvl w:ilvl="7" w:tentative="1">
+      <w:start w:val="1"/>
+      <w:numFmt w:val="bullet"/>
+      <w:lvlText w:val=""/>
+      <w:lvlJc w:val="left"/>
+      <w:pPr>
+        <w:tabs>
+          <w:tab w:val="num" w:pos="5760"/>
+        </w:tabs>
+        <w:ind w:left="5760" w:hanging="360"/>
+      </w:pPr>
+      <w:rPr>
+        <w:rFonts w:ascii="Wingdings" w:hAnsi="Wingdings" w:hint="default"/>
+        <w:sz w:val="20"/>
+      </w:rPr>
+    </w:lvl>
+    <w:lvl w:ilvl="8" w:tentative="1">
+      <w:start w:val="1"/>
+      <w:numFmt w:val="bullet"/>
+      <w:lvlText w:val=""/>
+      <w:lvlJc w:val="left"/>
+      <w:pPr>
+        <w:tabs>
+          <w:tab w:val="num" w:pos="6480"/>
+        </w:tabs>
+        <w:ind w:left="6480" w:hanging="360"/>
+      </w:pPr>
+      <w:rPr>
+        <w:rFonts w:ascii="Wingdings" w:hAnsi="Wingdings" w:hint="default"/>
+        <w:sz w:val="20"/>
+      </w:rPr>
+    </w:lvl>
+  </w:abstractNum>
+  <w:abstractNum w:abstractNumId="2" w15:restartNumberingAfterBreak="0">
+    <w:nsid w:val="37822F7F"/>
+    <w:multiLevelType w:val="multilevel"/>
+    <w:tmpl w:val="AD5889FC"/>
+    <w:lvl w:ilvl="0">
+      <w:start w:val="1"/>
+      <w:numFmt w:val="bullet"/>
+      <w:lvlText w:val=""/>
+      <w:lvlJc w:val="left"/>
+      <w:pPr>
+        <w:tabs>
+          <w:tab w:val="num" w:pos="720"/>
+        </w:tabs>
+        <w:ind w:left="720" w:hanging="360"/>
+      </w:pPr>
+      <w:rPr>
+        <w:rFonts w:ascii="Symbol" w:hAnsi="Symbol" w:hint="default"/>
+        <w:sz w:val="20"/>
+      </w:rPr>
+    </w:lvl>
+    <w:lvl w:ilvl="1" w:tentative="1">
+      <w:start w:val="1"/>
+      <w:numFmt w:val="bullet"/>
+      <w:lvlText w:val="o"/>
+      <w:lvlJc w:val="left"/>
+      <w:pPr>
+        <w:tabs>
+          <w:tab w:val="num" w:pos="1440"/>
+        </w:tabs>
+        <w:ind w:left="1440" w:hanging="360"/>
+      </w:pPr>
+      <w:rPr>
+        <w:rFonts w:ascii="Courier New" w:hAnsi="Courier New" w:hint="default"/>
+        <w:sz w:val="20"/>
+      </w:rPr>
+    </w:lvl>
+    <w:lvl w:ilvl="2" w:tentative="1">
+      <w:start w:val="1"/>
+      <w:numFmt w:val="bullet"/>
+      <w:lvlText w:val=""/>
+      <w:lvlJc w:val="left"/>
+      <w:pPr>
+        <w:tabs>
+          <w:tab w:val="num" w:pos="2160"/>
+        </w:tabs>
+        <w:ind w:left="2160" w:hanging="360"/>
+      </w:pPr>
+      <w:rPr>
+        <w:rFonts w:ascii="Wingdings" w:hAnsi="Wingdings" w:hint="default"/>
+        <w:sz w:val="20"/>
+      </w:rPr>
+    </w:lvl>
+    <w:lvl w:ilvl="3" w:tentative="1">
+      <w:start w:val="1"/>
+      <w:numFmt w:val="bullet"/>
+      <w:lvlText w:val=""/>
+      <w:lvlJc w:val="left"/>
+      <w:pPr>
+        <w:tabs>
+          <w:tab w:val="num" w:pos="2880"/>
+        </w:tabs>
+        <w:ind w:left="2880" w:hanging="360"/>
+      </w:pPr>
+      <w:rPr>
+        <w:rFonts w:ascii="Wingdings" w:hAnsi="Wingdings" w:hint="default"/>
+        <w:sz w:val="20"/>
+      </w:rPr>
+    </w:lvl>
+    <w:lvl w:ilvl="4" w:tentative="1">
+      <w:start w:val="1"/>
+      <w:numFmt w:val="bullet"/>
+      <w:lvlText w:val=""/>
+      <w:lvlJc w:val="left"/>
+      <w:pPr>
+        <w:tabs>
+          <w:tab w:val="num" w:pos="3600"/>
+        </w:tabs>
+        <w:ind w:left="3600" w:hanging="360"/>
+      </w:pPr>
+      <w:rPr>
+        <w:rFonts w:ascii="Wingdings" w:hAnsi="Wingdings" w:hint="default"/>
+        <w:sz w:val="20"/>
+      </w:rPr>
+    </w:lvl>
+    <w:lvl w:ilvl="5" w:tentative="1">
+      <w:start w:val="1"/>
+      <w:numFmt w:val="bullet"/>
+      <w:lvlText w:val=""/>
+      <w:lvlJc w:val="left"/>
+      <w:pPr>
+        <w:tabs>
+          <w:tab w:val="num" w:pos="4320"/>
+        </w:tabs>
+        <w:ind w:left="4320" w:hanging="360"/>
+      </w:pPr>
+      <w:rPr>
+        <w:rFonts w:ascii="Wingdings" w:hAnsi="Wingdings" w:hint="default"/>
+        <w:sz w:val="20"/>
+      </w:rPr>
+    </w:lvl>
+    <w:lvl w:ilvl="6" w:tentative="1">
+      <w:start w:val="1"/>
+      <w:numFmt w:val="bullet"/>
+      <w:lvlText w:val=""/>
+      <w:lvlJc w:val="left"/>
+      <w:pPr>
+        <w:tabs>
+          <w:tab w:val="num" w:pos="5040"/>
+        </w:tabs>
+        <w:ind w:left="5040" w:hanging="360"/>
+      </w:pPr>
+      <w:rPr>
+        <w:rFonts w:ascii="Wingdings" w:hAnsi="Wingdings" w:hint="default"/>
+        <w:sz w:val="20"/>
+      </w:rPr>
+    </w:lvl>
+    <w:lvl w:ilvl="7" w:tentative="1">
+      <w:start w:val="1"/>
+      <w:numFmt w:val="bullet"/>
+      <w:lvlText w:val=""/>
+      <w:lvlJc w:val="left"/>
+      <w:pPr>
+        <w:tabs>
+          <w:tab w:val="num" w:pos="5760"/>
+        </w:tabs>
+        <w:ind w:left="5760" w:hanging="360"/>
+      </w:pPr>
+      <w:rPr>
+        <w:rFonts w:ascii="Wingdings" w:hAnsi="Wingdings" w:hint="default"/>
+        <w:sz w:val="20"/>
+      </w:rPr>
+    </w:lvl>
+    <w:lvl w:ilvl="8" w:tentative="1">
+      <w:start w:val="1"/>
+      <w:numFmt w:val="bullet"/>
+      <w:lvlText w:val=""/>
+      <w:lvlJc w:val="left"/>
+      <w:pPr>
+        <w:tabs>
+          <w:tab w:val="num" w:pos="6480"/>
+        </w:tabs>
+        <w:ind w:left="6480" w:hanging="360"/>
+      </w:pPr>
+      <w:rPr>
+        <w:rFonts w:ascii="Wingdings" w:hAnsi="Wingdings" w:hint="default"/>
+        <w:sz w:val="20"/>
+      </w:rPr>
+    </w:lvl>
+  </w:abstractNum>
+  <w:abstractNum w:abstractNumId="3" w15:restartNumberingAfterBreak="0">
+    <w:nsid w:val="43AC5535"/>
+    <w:multiLevelType w:val="multilevel"/>
+    <w:tmpl w:val="48AA346A"/>
+    <w:lvl w:ilvl="0">
+      <w:start w:val="1"/>
+      <w:numFmt w:val="bullet"/>
+      <w:lvlText w:val=""/>
+      <w:lvlJc w:val="left"/>
+      <w:pPr>
+        <w:tabs>
+          <w:tab w:val="num" w:pos="720"/>
+        </w:tabs>
+        <w:ind w:left="720" w:hanging="360"/>
+      </w:pPr>
+      <w:rPr>
+        <w:rFonts w:ascii="Symbol" w:hAnsi="Symbol" w:hint="default"/>
+        <w:sz w:val="20"/>
+      </w:rPr>
+    </w:lvl>
+    <w:lvl w:ilvl="1" w:tentative="1">
+      <w:start w:val="1"/>
+      <w:numFmt w:val="bullet"/>
+      <w:lvlText w:val="o"/>
+      <w:lvlJc w:val="left"/>
+      <w:pPr>
+        <w:tabs>
+          <w:tab w:val="num" w:pos="1440"/>
+        </w:tabs>
+        <w:ind w:left="1440" w:hanging="360"/>
+      </w:pPr>
+      <w:rPr>
+        <w:rFonts w:ascii="Courier New" w:hAnsi="Courier New" w:hint="default"/>
+        <w:sz w:val="20"/>
+      </w:rPr>
+    </w:lvl>
+    <w:lvl w:ilvl="2" w:tentative="1">
+      <w:start w:val="1"/>
+      <w:numFmt w:val="bullet"/>
+      <w:lvlText w:val=""/>
+      <w:lvlJc w:val="left"/>
+      <w:pPr>
+        <w:tabs>
+          <w:tab w:val="num" w:pos="2160"/>
+        </w:tabs>
+        <w:ind w:left="2160" w:hanging="360"/>
+      </w:pPr>
+      <w:rPr>
+        <w:rFonts w:ascii="Wingdings" w:hAnsi="Wingdings" w:hint="default"/>
+        <w:sz w:val="20"/>
+      </w:rPr>
+    </w:lvl>
+    <w:lvl w:ilvl="3" w:tentative="1">
+      <w:start w:val="1"/>
+      <w:numFmt w:val="bullet"/>
+      <w:lvlText w:val=""/>
+      <w:lvlJc w:val="left"/>
+      <w:pPr>
+        <w:tabs>
+          <w:tab w:val="num" w:pos="2880"/>
+        </w:tabs>
+        <w:ind w:left="2880" w:hanging="360"/>
+      </w:pPr>
+      <w:rPr>
+        <w:rFonts w:ascii="Wingdings" w:hAnsi="Wingdings" w:hint="default"/>
+        <w:sz w:val="20"/>
+      </w:rPr>
+    </w:lvl>
+    <w:lvl w:ilvl="4" w:tentative="1">
+      <w:start w:val="1"/>
+      <w:numFmt w:val="bullet"/>
+      <w:lvlText w:val=""/>
+      <w:lvlJc w:val="left"/>
+      <w:pPr>
+        <w:tabs>
+          <w:tab w:val="num" w:pos="3600"/>
+        </w:tabs>
+        <w:ind w:left="3600" w:hanging="360"/>
+      </w:pPr>
+      <w:rPr>
+        <w:rFonts w:ascii="Wingdings" w:hAnsi="Wingdings" w:hint="default"/>
+        <w:sz w:val="20"/>
+      </w:rPr>
+    </w:lvl>
+    <w:lvl w:ilvl="5" w:tentative="1">
+      <w:start w:val="1"/>
+      <w:numFmt w:val="bullet"/>
+      <w:lvlText w:val=""/>
+      <w:lvlJc w:val="left"/>
+      <w:pPr>
+        <w:tabs>
+          <w:tab w:val="num" w:pos="4320"/>
+        </w:tabs>
+        <w:ind w:left="4320" w:hanging="360"/>
+      </w:pPr>
+      <w:rPr>
+        <w:rFonts w:ascii="Wingdings" w:hAnsi="Wingdings" w:hint="default"/>
+        <w:sz w:val="20"/>
+      </w:rPr>
+    </w:lvl>
+    <w:lvl w:ilvl="6" w:tentative="1">
+      <w:start w:val="1"/>
+      <w:numFmt w:val="bullet"/>
+      <w:lvlText w:val=""/>
+      <w:lvlJc w:val="left"/>
+      <w:pPr>
+        <w:tabs>
+          <w:tab w:val="num" w:pos="5040"/>
+        </w:tabs>
+        <w:ind w:left="5040" w:hanging="360"/>
+      </w:pPr>
+      <w:rPr>
+        <w:rFonts w:ascii="Wingdings" w:hAnsi="Wingdings" w:hint="default"/>
+        <w:sz w:val="20"/>
+      </w:rPr>
+    </w:lvl>
+    <w:lvl w:ilvl="7" w:tentative="1">
+      <w:start w:val="1"/>
+      <w:numFmt w:val="bullet"/>
+      <w:lvlText w:val=""/>
+      <w:lvlJc w:val="left"/>
+      <w:pPr>
+        <w:tabs>
+          <w:tab w:val="num" w:pos="5760"/>
+        </w:tabs>
+        <w:ind w:left="5760" w:hanging="360"/>
+      </w:pPr>
+      <w:rPr>
+        <w:rFonts w:ascii="Wingdings" w:hAnsi="Wingdings" w:hint="default"/>
+        <w:sz w:val="20"/>
+      </w:rPr>
+    </w:lvl>
+    <w:lvl w:ilvl="8" w:tentative="1">
+      <w:start w:val="1"/>
+      <w:numFmt w:val="bullet"/>
+      <w:lvlText w:val=""/>
+      <w:lvlJc w:val="left"/>
+      <w:pPr>
+        <w:tabs>
+          <w:tab w:val="num" w:pos="6480"/>
+        </w:tabs>
+        <w:ind w:left="6480" w:hanging="360"/>
+      </w:pPr>
+      <w:rPr>
+        <w:rFonts w:ascii="Wingdings" w:hAnsi="Wingdings" w:hint="default"/>
+        <w:sz w:val="20"/>
+      </w:rPr>
+    </w:lvl>
+  </w:abstractNum>
+  <w:abstractNum w:abstractNumId="4" w15:restartNumberingAfterBreak="0">
+    <w:nsid w:val="4FC75A71"/>
+    <w:multiLevelType w:val="multilevel"/>
+    <w:tmpl w:val="C714DF1E"/>
+    <w:lvl w:ilvl="0">
+      <w:start w:val="1"/>
+      <w:numFmt w:val="bullet"/>
+      <w:lvlText w:val=""/>
+      <w:lvlJc w:val="left"/>
+      <w:pPr>
+        <w:tabs>
+          <w:tab w:val="num" w:pos="720"/>
+        </w:tabs>
+        <w:ind w:left="720" w:hanging="360"/>
+      </w:pPr>
+      <w:rPr>
+        <w:rFonts w:ascii="Symbol" w:hAnsi="Symbol" w:hint="default"/>
+        <w:sz w:val="20"/>
+      </w:rPr>
+    </w:lvl>
+    <w:lvl w:ilvl="1" w:tentative="1">
+      <w:start w:val="1"/>
+      <w:numFmt w:val="bullet"/>
+      <w:lvlText w:val="o"/>
+      <w:lvlJc w:val="left"/>
+      <w:pPr>
+        <w:tabs>
+          <w:tab w:val="num" w:pos="1440"/>
+        </w:tabs>
+        <w:ind w:left="1440" w:hanging="360"/>
+      </w:pPr>
+      <w:rPr>
+        <w:rFonts w:ascii="Courier New" w:hAnsi="Courier New" w:hint="default"/>
+        <w:sz w:val="20"/>
+      </w:rPr>
+    </w:lvl>
+    <w:lvl w:ilvl="2" w:tentative="1">
+      <w:start w:val="1"/>
+      <w:numFmt w:val="bullet"/>
+      <w:lvlText w:val=""/>
+      <w:lvlJc w:val="left"/>
+      <w:pPr>
+        <w:tabs>
+          <w:tab w:val="num" w:pos="2160"/>
+        </w:tabs>
+        <w:ind w:left="2160" w:hanging="360"/>
+      </w:pPr>
+      <w:rPr>
+        <w:rFonts w:ascii="Wingdings" w:hAnsi="Wingdings" w:hint="default"/>
+        <w:sz w:val="20"/>
+      </w:rPr>
+    </w:lvl>
+    <w:lvl w:ilvl="3" w:tentative="1">
+      <w:start w:val="1"/>
+      <w:numFmt w:val="bullet"/>
+      <w:lvlText w:val=""/>
+      <w:lvlJc w:val="left"/>
+      <w:pPr>
+        <w:tabs>
+          <w:tab w:val="num" w:pos="2880"/>
+        </w:tabs>
+        <w:ind w:left="2880" w:hanging="360"/>
+      </w:pPr>
+      <w:rPr>
+        <w:rFonts w:ascii="Wingdings" w:hAnsi="Wingdings" w:hint="default"/>
+        <w:sz w:val="20"/>
+      </w:rPr>
+    </w:lvl>
+    <w:lvl w:ilvl="4" w:tentative="1">
+      <w:start w:val="1"/>
+      <w:numFmt w:val="bullet"/>
+      <w:lvlText w:val=""/>
+      <w:lvlJc w:val="left"/>
+      <w:pPr>
+        <w:tabs>
+          <w:tab w:val="num" w:pos="3600"/>
+        </w:tabs>
+        <w:ind w:left="3600" w:hanging="360"/>
+      </w:pPr>
+      <w:rPr>
+        <w:rFonts w:ascii="Wingdings" w:hAnsi="Wingdings" w:hint="default"/>
+        <w:sz w:val="20"/>
+      </w:rPr>
+    </w:lvl>
+    <w:lvl w:ilvl="5" w:tentative="1">
+      <w:start w:val="1"/>
+      <w:numFmt w:val="bullet"/>
+      <w:lvlText w:val=""/>
+      <w:lvlJc w:val="left"/>
+      <w:pPr>
+        <w:tabs>
+          <w:tab w:val="num" w:pos="4320"/>
+        </w:tabs>
+        <w:ind w:left="4320" w:hanging="360"/>
+      </w:pPr>
+      <w:rPr>
+        <w:rFonts w:ascii="Wingdings" w:hAnsi="Wingdings" w:hint="default"/>
+        <w:sz w:val="20"/>
+      </w:rPr>
+    </w:lvl>
+    <w:lvl w:ilvl="6" w:tentative="1">
+      <w:start w:val="1"/>
+      <w:numFmt w:val="bullet"/>
+      <w:lvlText w:val=""/>
+      <w:lvlJc w:val="left"/>
+      <w:pPr>
+        <w:tabs>
+          <w:tab w:val="num" w:pos="5040"/>
+        </w:tabs>
+        <w:ind w:left="5040" w:hanging="360"/>
+      </w:pPr>
+      <w:rPr>
+        <w:rFonts w:ascii="Wingdings" w:hAnsi="Wingdings" w:hint="default"/>
+        <w:sz w:val="20"/>
+      </w:rPr>
+    </w:lvl>
+    <w:lvl w:ilvl="7" w:tentative="1">
+      <w:start w:val="1"/>
+      <w:numFmt w:val="bullet"/>
+      <w:lvlText w:val=""/>
+      <w:lvlJc w:val="left"/>
+      <w:pPr>
+        <w:tabs>
+          <w:tab w:val="num" w:pos="5760"/>
+        </w:tabs>
+        <w:ind w:left="5760" w:hanging="360"/>
+      </w:pPr>
+      <w:rPr>
+        <w:rFonts w:ascii="Wingdings" w:hAnsi="Wingdings" w:hint="default"/>
+        <w:sz w:val="20"/>
+      </w:rPr>
+    </w:lvl>
+    <w:lvl w:ilvl="8" w:tentative="1">
+      <w:start w:val="1"/>
+      <w:numFmt w:val="bullet"/>
+      <w:lvlText w:val=""/>
+      <w:lvlJc w:val="left"/>
+      <w:pPr>
+        <w:tabs>
+          <w:tab w:val="num" w:pos="6480"/>
+        </w:tabs>
+        <w:ind w:left="6480" w:hanging="360"/>
+      </w:pPr>
+      <w:rPr>
+        <w:rFonts w:ascii="Wingdings" w:hAnsi="Wingdings" w:hint="default"/>
+        <w:sz w:val="20"/>
+      </w:rPr>
+    </w:lvl>
+  </w:abstractNum>
+  <w:abstractNum w:abstractNumId="5" w15:restartNumberingAfterBreak="0">
+    <w:nsid w:val="69261C8E"/>
+    <w:multiLevelType w:val="multilevel"/>
+    <w:tmpl w:val="512C71FA"/>
+    <w:lvl w:ilvl="0">
+      <w:start w:val="1"/>
+      <w:numFmt w:val="bullet"/>
+      <w:lvlText w:val=""/>
+      <w:lvlJc w:val="left"/>
+      <w:pPr>
+        <w:tabs>
+          <w:tab w:val="num" w:pos="720"/>
+        </w:tabs>
+        <w:ind w:left="720" w:hanging="360"/>
+      </w:pPr>
+      <w:rPr>
+        <w:rFonts w:ascii="Symbol" w:hAnsi="Symbol" w:hint="default"/>
+        <w:sz w:val="20"/>
+      </w:rPr>
+    </w:lvl>
+    <w:lvl w:ilvl="1" w:tentative="1">
+      <w:start w:val="1"/>
+      <w:numFmt w:val="bullet"/>
+      <w:lvlText w:val="o"/>
+      <w:lvlJc w:val="left"/>
+      <w:pPr>
+        <w:tabs>
+          <w:tab w:val="num" w:pos="1440"/>
+        </w:tabs>
+        <w:ind w:left="1440" w:hanging="360"/>
+      </w:pPr>
+      <w:rPr>
+        <w:rFonts w:ascii="Courier New" w:hAnsi="Courier New" w:hint="default"/>
+        <w:sz w:val="20"/>
+      </w:rPr>
+    </w:lvl>
+    <w:lvl w:ilvl="2" w:tentative="1">
+      <w:start w:val="1"/>
+      <w:numFmt w:val="bullet"/>
+      <w:lvlText w:val=""/>
+      <w:lvlJc w:val="left"/>
+      <w:pPr>
+        <w:tabs>
+          <w:tab w:val="num" w:pos="2160"/>
+        </w:tabs>
+        <w:ind w:left="2160" w:hanging="360"/>
+      </w:pPr>
+      <w:rPr>
+        <w:rFonts w:ascii="Wingdings" w:hAnsi="Wingdings" w:hint="default"/>
+        <w:sz w:val="20"/>
+      </w:rPr>
+    </w:lvl>
+    <w:lvl w:ilvl="3" w:tentative="1">
+      <w:start w:val="1"/>
+      <w:numFmt w:val="bullet"/>
+      <w:lvlText w:val=""/>
+      <w:lvlJc w:val="left"/>
+      <w:pPr>
+        <w:tabs>
+          <w:tab w:val="num" w:pos="2880"/>
+        </w:tabs>
+        <w:ind w:left="2880" w:hanging="360"/>
+      </w:pPr>
+      <w:rPr>
+        <w:rFonts w:ascii="Wingdings" w:hAnsi="Wingdings" w:hint="default"/>
+        <w:sz w:val="20"/>
+      </w:rPr>
+    </w:lvl>
+    <w:lvl w:ilvl="4" w:tentative="1">
+      <w:start w:val="1"/>
+      <w:numFmt w:val="bullet"/>
+      <w:lvlText w:val=""/>
+      <w:lvlJc w:val="left"/>
+      <w:pPr>
+        <w:tabs>
+          <w:tab w:val="num" w:pos="3600"/>
+        </w:tabs>
+        <w:ind w:left="3600" w:hanging="360"/>
+      </w:pPr>
+      <w:rPr>
+        <w:rFonts w:ascii="Wingdings" w:hAnsi="Wingdings" w:hint="default"/>
+        <w:sz w:val="20"/>
+      </w:rPr>
+    </w:lvl>
+    <w:lvl w:ilvl="5" w:tentative="1">
+      <w:start w:val="1"/>
+      <w:numFmt w:val="bullet"/>
+      <w:lvlText w:val=""/>
+      <w:lvlJc w:val="left"/>
+      <w:pPr>
+        <w:tabs>
+          <w:tab w:val="num" w:pos="4320"/>
+        </w:tabs>
+        <w:ind w:left="4320" w:hanging="360"/>
+      </w:pPr>
+      <w:rPr>
+        <w:rFonts w:ascii="Wingdings" w:hAnsi="Wingdings" w:hint="default"/>
+        <w:sz w:val="20"/>
+      </w:rPr>
+    </w:lvl>
+    <w:lvl w:ilvl="6" w:tentative="1">
+      <w:start w:val="1"/>
+      <w:numFmt w:val="bullet"/>
+      <w:lvlText w:val=""/>
+      <w:lvlJc w:val="left"/>
+      <w:pPr>
+        <w:tabs>
+          <w:tab w:val="num" w:pos="5040"/>
+        </w:tabs>
+        <w:ind w:left="5040" w:hanging="360"/>
+      </w:pPr>
+      <w:rPr>
+        <w:rFonts w:ascii="Wingdings" w:hAnsi="Wingdings" w:hint="default"/>
+        <w:sz w:val="20"/>
+      </w:rPr>
+    </w:lvl>
+    <w:lvl w:ilvl="7" w:tentative="1">
+      <w:start w:val="1"/>
+      <w:numFmt w:val="bullet"/>
+      <w:lvlText w:val=""/>
+      <w:lvlJc w:val="left"/>
+      <w:pPr>
+        <w:tabs>
+          <w:tab w:val="num" w:pos="5760"/>
+        </w:tabs>
+        <w:ind w:left="5760" w:hanging="360"/>
+      </w:pPr>
+      <w:rPr>
+        <w:rFonts w:ascii="Wingdings" w:hAnsi="Wingdings" w:hint="default"/>
+        <w:sz w:val="20"/>
+      </w:rPr>
+    </w:lvl>
+    <w:lvl w:ilvl="8" w:tentative="1">
+      <w:start w:val="1"/>
+      <w:numFmt w:val="bullet"/>
+      <w:lvlText w:val=""/>
+      <w:lvlJc w:val="left"/>
+      <w:pPr>
+        <w:tabs>
+          <w:tab w:val="num" w:pos="6480"/>
+        </w:tabs>
+        <w:ind w:left="6480" w:hanging="360"/>
+      </w:pPr>
+      <w:rPr>
+        <w:rFonts w:ascii="Wingdings" w:hAnsi="Wingdings" w:hint="default"/>
+        <w:sz w:val="20"/>
+      </w:rPr>
+    </w:lvl>
+  </w:abstractNum>
+  <w:num w:numId="1" w16cid:durableId="383720357">
+    <w:abstractNumId w:val="0"/>
+  </w:num>
+  <w:num w:numId="2" w16cid:durableId="997923510">
+    <w:abstractNumId w:val="1"/>
+  </w:num>
+  <w:num w:numId="3" w16cid:durableId="251356686">
+    <w:abstractNumId w:val="3"/>
+  </w:num>
+  <w:num w:numId="4" w16cid:durableId="2100903047">
+    <w:abstractNumId w:val="5"/>
+  </w:num>
+  <w:num w:numId="5" w16cid:durableId="2114398352">
+    <w:abstractNumId w:val="2"/>
+  </w:num>
+  <w:num w:numId="6" w16cid:durableId="92750795">
+    <w:abstractNumId w:val="4"/>
+  </w:num>
+</w:numbering>
 </file>
 
 <file path=word/styles.xml><?xml version="1.0" encoding="utf-8"?>
@@ -2838,7 +5527,6 @@
   <w:style w:type="character" w:default="1" w:styleId="DefaultParagraphFont">
     <w:name w:val="Default Paragraph Font"/>
     <w:uiPriority w:val="1"/>
-    <w:semiHidden/>
     <w:unhideWhenUsed/>
   </w:style>
   <w:style w:type="table" w:default="1" w:styleId="TableNormal">

--- a/ETHICAL HACKING class.docx
+++ b/ETHICAL HACKING class.docx
@@ -247,13 +247,7 @@
     </w:p>
     <w:sdt>
       <w:sdtPr>
-        <w:rPr>
-          <w:rFonts w:asciiTheme="minorHAnsi" w:eastAsiaTheme="minorEastAsia" w:hAnsiTheme="minorHAnsi" w:cstheme="minorBidi"/>
-          <w:color w:val="auto"/>
-          <w:sz w:val="20"/>
-          <w:szCs w:val="20"/>
-        </w:rPr>
-        <w:id w:val="-827674988"/>
+        <w:id w:val="214472880"/>
         <w:docPartObj>
           <w:docPartGallery w:val="Table of Contents"/>
           <w:docPartUnique/>
@@ -261,22 +255,16 @@
       </w:sdtPr>
       <w:sdtEndPr>
         <w:rPr>
+          <w:rFonts w:asciiTheme="minorHAnsi" w:eastAsiaTheme="minorEastAsia" w:hAnsiTheme="minorHAnsi" w:cstheme="minorBidi"/>
           <w:b/>
           <w:bCs/>
           <w:noProof/>
+          <w:color w:val="auto"/>
+          <w:sz w:val="20"/>
+          <w:szCs w:val="20"/>
         </w:rPr>
       </w:sdtEndPr>
       <w:sdtContent>
-        <w:p>
-          <w:pPr>
-            <w:pStyle w:val="TOCHeading"/>
-          </w:pPr>
-        </w:p>
-        <w:p>
-          <w:pPr>
-            <w:pStyle w:val="TOCHeading"/>
-          </w:pPr>
-        </w:p>
         <w:p>
           <w:pPr>
             <w:pStyle w:val="TOCHeading"/>
@@ -293,6 +281,10 @@
             </w:tabs>
             <w:rPr>
               <w:noProof/>
+              <w:kern w:val="2"/>
+              <w:sz w:val="24"/>
+              <w:szCs w:val="24"/>
+              <w14:ligatures w14:val="standardContextual"/>
             </w:rPr>
           </w:pPr>
           <w:r>
@@ -304,7 +296,7 @@
           <w:r>
             <w:fldChar w:fldCharType="separate"/>
           </w:r>
-          <w:hyperlink w:anchor="_Toc231498973" w:history="1">
+          <w:hyperlink w:anchor="_Toc232357526" w:history="1">
             <w:r>
               <w:rPr>
                 <w:rStyle w:val="Hyperlink"/>
@@ -331,7 +323,7 @@
                 <w:noProof/>
                 <w:webHidden/>
               </w:rPr>
-              <w:instrText xml:space="preserve"> PAGEREF _Toc231498973 \h </w:instrText>
+              <w:instrText xml:space="preserve"> PAGEREF _Toc232357526 \h </w:instrText>
             </w:r>
             <w:r>
               <w:rPr>
@@ -351,7 +343,7 @@
                 <w:noProof/>
                 <w:webHidden/>
               </w:rPr>
-              <w:t>2</w:t>
+              <w:t>3</w:t>
             </w:r>
             <w:r>
               <w:rPr>
@@ -370,9 +362,13 @@
             </w:tabs>
             <w:rPr>
               <w:noProof/>
+              <w:kern w:val="2"/>
+              <w:sz w:val="24"/>
+              <w:szCs w:val="24"/>
+              <w14:ligatures w14:val="standardContextual"/>
             </w:rPr>
           </w:pPr>
-          <w:hyperlink w:anchor="_Toc231498974" w:history="1">
+          <w:hyperlink w:anchor="_Toc232357527" w:history="1">
             <w:r>
               <w:rPr>
                 <w:rStyle w:val="Hyperlink"/>
@@ -399,7 +395,7 @@
                 <w:noProof/>
                 <w:webHidden/>
               </w:rPr>
-              <w:instrText xml:space="preserve"> PAGEREF _Toc231498974 \h </w:instrText>
+              <w:instrText xml:space="preserve"> PAGEREF _Toc232357527 \h </w:instrText>
             </w:r>
             <w:r>
               <w:rPr>
@@ -419,7 +415,7 @@
                 <w:noProof/>
                 <w:webHidden/>
               </w:rPr>
-              <w:t>2</w:t>
+              <w:t>3</w:t>
             </w:r>
             <w:r>
               <w:rPr>
@@ -438,9 +434,13 @@
             </w:tabs>
             <w:rPr>
               <w:noProof/>
+              <w:kern w:val="2"/>
+              <w:sz w:val="24"/>
+              <w:szCs w:val="24"/>
+              <w14:ligatures w14:val="standardContextual"/>
             </w:rPr>
           </w:pPr>
-          <w:hyperlink w:anchor="_Toc231498975" w:history="1">
+          <w:hyperlink w:anchor="_Toc232357528" w:history="1">
             <w:r>
               <w:rPr>
                 <w:rStyle w:val="Hyperlink"/>
@@ -467,7 +467,7 @@
                 <w:noProof/>
                 <w:webHidden/>
               </w:rPr>
-              <w:instrText xml:space="preserve"> PAGEREF _Toc231498975 \h </w:instrText>
+              <w:instrText xml:space="preserve"> PAGEREF _Toc232357528 \h </w:instrText>
             </w:r>
             <w:r>
               <w:rPr>
@@ -487,7 +487,7 @@
                 <w:noProof/>
                 <w:webHidden/>
               </w:rPr>
-              <w:t>4</w:t>
+              <w:t>5</w:t>
             </w:r>
             <w:r>
               <w:rPr>
@@ -506,9 +506,13 @@
             </w:tabs>
             <w:rPr>
               <w:noProof/>
+              <w:kern w:val="2"/>
+              <w:sz w:val="24"/>
+              <w:szCs w:val="24"/>
+              <w14:ligatures w14:val="standardContextual"/>
             </w:rPr>
           </w:pPr>
-          <w:hyperlink w:anchor="_Toc231498976" w:history="1">
+          <w:hyperlink w:anchor="_Toc232357529" w:history="1">
             <w:r>
               <w:rPr>
                 <w:rStyle w:val="Hyperlink"/>
@@ -535,7 +539,7 @@
                 <w:noProof/>
                 <w:webHidden/>
               </w:rPr>
-              <w:instrText xml:space="preserve"> PAGEREF _Toc231498976 \h </w:instrText>
+              <w:instrText xml:space="preserve"> PAGEREF _Toc232357529 \h </w:instrText>
             </w:r>
             <w:r>
               <w:rPr>
@@ -555,7 +559,7 @@
                 <w:noProof/>
                 <w:webHidden/>
               </w:rPr>
-              <w:t>4</w:t>
+              <w:t>5</w:t>
             </w:r>
             <w:r>
               <w:rPr>
@@ -574,9 +578,13 @@
             </w:tabs>
             <w:rPr>
               <w:noProof/>
+              <w:kern w:val="2"/>
+              <w:sz w:val="24"/>
+              <w:szCs w:val="24"/>
+              <w14:ligatures w14:val="standardContextual"/>
             </w:rPr>
           </w:pPr>
-          <w:hyperlink w:anchor="_Toc231498977" w:history="1">
+          <w:hyperlink w:anchor="_Toc232357530" w:history="1">
             <w:r>
               <w:rPr>
                 <w:rStyle w:val="Hyperlink"/>
@@ -605,7 +613,7 @@
                 <w:noProof/>
                 <w:webHidden/>
               </w:rPr>
-              <w:instrText xml:space="preserve"> PAGEREF _Toc231498977 \h </w:instrText>
+              <w:instrText xml:space="preserve"> PAGEREF _Toc232357530 \h </w:instrText>
             </w:r>
             <w:r>
               <w:rPr>
@@ -625,7 +633,7 @@
                 <w:noProof/>
                 <w:webHidden/>
               </w:rPr>
-              <w:t>4</w:t>
+              <w:t>5</w:t>
             </w:r>
             <w:r>
               <w:rPr>
@@ -644,9 +652,13 @@
             </w:tabs>
             <w:rPr>
               <w:noProof/>
+              <w:kern w:val="2"/>
+              <w:sz w:val="24"/>
+              <w:szCs w:val="24"/>
+              <w14:ligatures w14:val="standardContextual"/>
             </w:rPr>
           </w:pPr>
-          <w:hyperlink w:anchor="_Toc231498978" w:history="1">
+          <w:hyperlink w:anchor="_Toc232357531" w:history="1">
             <w:r>
               <w:rPr>
                 <w:rStyle w:val="Hyperlink"/>
@@ -677,7 +689,7 @@
                 <w:noProof/>
                 <w:webHidden/>
               </w:rPr>
-              <w:instrText xml:space="preserve"> PAGEREF _Toc231498978 \h </w:instrText>
+              <w:instrText xml:space="preserve"> PAGEREF _Toc232357531 \h </w:instrText>
             </w:r>
             <w:r>
               <w:rPr>
@@ -697,7 +709,7 @@
                 <w:noProof/>
                 <w:webHidden/>
               </w:rPr>
-              <w:t>5</w:t>
+              <w:t>6</w:t>
             </w:r>
             <w:r>
               <w:rPr>
@@ -716,9 +728,13 @@
             </w:tabs>
             <w:rPr>
               <w:noProof/>
+              <w:kern w:val="2"/>
+              <w:sz w:val="24"/>
+              <w:szCs w:val="24"/>
+              <w14:ligatures w14:val="standardContextual"/>
             </w:rPr>
           </w:pPr>
-          <w:hyperlink w:anchor="_Toc231498979" w:history="1">
+          <w:hyperlink w:anchor="_Toc232357532" w:history="1">
             <w:r>
               <w:rPr>
                 <w:rStyle w:val="Hyperlink"/>
@@ -749,7 +765,7 @@
                 <w:noProof/>
                 <w:webHidden/>
               </w:rPr>
-              <w:instrText xml:space="preserve"> PAGEREF _Toc231498979 \h </w:instrText>
+              <w:instrText xml:space="preserve"> PAGEREF _Toc232357532 \h </w:instrText>
             </w:r>
             <w:r>
               <w:rPr>
@@ -769,7 +785,7 @@
                 <w:noProof/>
                 <w:webHidden/>
               </w:rPr>
-              <w:t>7</w:t>
+              <w:t>8</w:t>
             </w:r>
             <w:r>
               <w:rPr>
@@ -788,9 +804,13 @@
             </w:tabs>
             <w:rPr>
               <w:noProof/>
+              <w:kern w:val="2"/>
+              <w:sz w:val="24"/>
+              <w:szCs w:val="24"/>
+              <w14:ligatures w14:val="standardContextual"/>
             </w:rPr>
           </w:pPr>
-          <w:hyperlink w:anchor="_Toc231498980" w:history="1">
+          <w:hyperlink w:anchor="_Toc232357533" w:history="1">
             <w:r>
               <w:rPr>
                 <w:rStyle w:val="Hyperlink"/>
@@ -817,7 +837,7 @@
                 <w:noProof/>
                 <w:webHidden/>
               </w:rPr>
-              <w:instrText xml:space="preserve"> PAGEREF _Toc231498980 \h </w:instrText>
+              <w:instrText xml:space="preserve"> PAGEREF _Toc232357533 \h </w:instrText>
             </w:r>
             <w:r>
               <w:rPr>
@@ -837,7 +857,7 @@
                 <w:noProof/>
                 <w:webHidden/>
               </w:rPr>
-              <w:t>7</w:t>
+              <w:t>8</w:t>
             </w:r>
             <w:r>
               <w:rPr>
@@ -856,9 +876,13 @@
             </w:tabs>
             <w:rPr>
               <w:noProof/>
+              <w:kern w:val="2"/>
+              <w:sz w:val="24"/>
+              <w:szCs w:val="24"/>
+              <w14:ligatures w14:val="standardContextual"/>
             </w:rPr>
           </w:pPr>
-          <w:hyperlink w:anchor="_Toc231498981" w:history="1">
+          <w:hyperlink w:anchor="_Toc232357534" w:history="1">
             <w:r>
               <w:rPr>
                 <w:rStyle w:val="Hyperlink"/>
@@ -887,7 +911,7 @@
                 <w:noProof/>
                 <w:webHidden/>
               </w:rPr>
-              <w:instrText xml:space="preserve"> PAGEREF _Toc231498981 \h </w:instrText>
+              <w:instrText xml:space="preserve"> PAGEREF _Toc232357534 \h </w:instrText>
             </w:r>
             <w:r>
               <w:rPr>
@@ -907,7 +931,7 @@
                 <w:noProof/>
                 <w:webHidden/>
               </w:rPr>
-              <w:t>8</w:t>
+              <w:t>9</w:t>
             </w:r>
             <w:r>
               <w:rPr>
@@ -926,9 +950,13 @@
             </w:tabs>
             <w:rPr>
               <w:noProof/>
+              <w:kern w:val="2"/>
+              <w:sz w:val="24"/>
+              <w:szCs w:val="24"/>
+              <w14:ligatures w14:val="standardContextual"/>
             </w:rPr>
           </w:pPr>
-          <w:hyperlink w:anchor="_Toc231498982" w:history="1">
+          <w:hyperlink w:anchor="_Toc232357535" w:history="1">
             <w:r>
               <w:rPr>
                 <w:rStyle w:val="Hyperlink"/>
@@ -955,7 +983,7 @@
                 <w:noProof/>
                 <w:webHidden/>
               </w:rPr>
-              <w:instrText xml:space="preserve"> PAGEREF _Toc231498982 \h </w:instrText>
+              <w:instrText xml:space="preserve"> PAGEREF _Toc232357535 \h </w:instrText>
             </w:r>
             <w:r>
               <w:rPr>
@@ -975,7 +1003,7 @@
                 <w:noProof/>
                 <w:webHidden/>
               </w:rPr>
-              <w:t>9</w:t>
+              <w:t>10</w:t>
             </w:r>
             <w:r>
               <w:rPr>
@@ -994,9 +1022,13 @@
             </w:tabs>
             <w:rPr>
               <w:noProof/>
+              <w:kern w:val="2"/>
+              <w:sz w:val="24"/>
+              <w:szCs w:val="24"/>
+              <w14:ligatures w14:val="standardContextual"/>
             </w:rPr>
           </w:pPr>
-          <w:hyperlink w:anchor="_Toc231498983" w:history="1">
+          <w:hyperlink w:anchor="_Toc232357536" w:history="1">
             <w:r>
               <w:rPr>
                 <w:rStyle w:val="Hyperlink"/>
@@ -1023,7 +1055,7 @@
                 <w:noProof/>
                 <w:webHidden/>
               </w:rPr>
-              <w:instrText xml:space="preserve"> PAGEREF _Toc231498983 \h </w:instrText>
+              <w:instrText xml:space="preserve"> PAGEREF _Toc232357536 \h </w:instrText>
             </w:r>
             <w:r>
               <w:rPr>
@@ -1043,7 +1075,1735 @@
                 <w:noProof/>
                 <w:webHidden/>
               </w:rPr>
-              <w:t>9</w:t>
+              <w:t>10</w:t>
+            </w:r>
+            <w:r>
+              <w:rPr>
+                <w:noProof/>
+                <w:webHidden/>
+              </w:rPr>
+              <w:fldChar w:fldCharType="end"/>
+            </w:r>
+          </w:hyperlink>
+        </w:p>
+        <w:p>
+          <w:pPr>
+            <w:pStyle w:val="TOC1"/>
+            <w:tabs>
+              <w:tab w:val="right" w:leader="dot" w:pos="9350"/>
+            </w:tabs>
+            <w:rPr>
+              <w:noProof/>
+              <w:kern w:val="2"/>
+              <w:sz w:val="24"/>
+              <w:szCs w:val="24"/>
+              <w14:ligatures w14:val="standardContextual"/>
+            </w:rPr>
+          </w:pPr>
+          <w:hyperlink w:anchor="_Toc232357537" w:history="1">
+            <w:r>
+              <w:rPr>
+                <w:rStyle w:val="Hyperlink"/>
+                <w:noProof/>
+              </w:rPr>
+              <w:t>Week 6</w:t>
+            </w:r>
+            <w:r>
+              <w:rPr>
+                <w:noProof/>
+                <w:webHidden/>
+              </w:rPr>
+              <w:tab/>
+            </w:r>
+            <w:r>
+              <w:rPr>
+                <w:noProof/>
+                <w:webHidden/>
+              </w:rPr>
+              <w:fldChar w:fldCharType="begin"/>
+            </w:r>
+            <w:r>
+              <w:rPr>
+                <w:noProof/>
+                <w:webHidden/>
+              </w:rPr>
+              <w:instrText xml:space="preserve"> PAGEREF _Toc232357537 \h </w:instrText>
+            </w:r>
+            <w:r>
+              <w:rPr>
+                <w:noProof/>
+                <w:webHidden/>
+              </w:rPr>
+            </w:r>
+            <w:r>
+              <w:rPr>
+                <w:noProof/>
+                <w:webHidden/>
+              </w:rPr>
+              <w:fldChar w:fldCharType="separate"/>
+            </w:r>
+            <w:r>
+              <w:rPr>
+                <w:noProof/>
+                <w:webHidden/>
+              </w:rPr>
+              <w:t>10</w:t>
+            </w:r>
+            <w:r>
+              <w:rPr>
+                <w:noProof/>
+                <w:webHidden/>
+              </w:rPr>
+              <w:fldChar w:fldCharType="end"/>
+            </w:r>
+          </w:hyperlink>
+        </w:p>
+        <w:p>
+          <w:pPr>
+            <w:pStyle w:val="TOC2"/>
+            <w:tabs>
+              <w:tab w:val="right" w:leader="dot" w:pos="9350"/>
+            </w:tabs>
+            <w:rPr>
+              <w:noProof/>
+              <w:kern w:val="2"/>
+              <w:sz w:val="24"/>
+              <w:szCs w:val="24"/>
+              <w14:ligatures w14:val="standardContextual"/>
+            </w:rPr>
+          </w:pPr>
+          <w:hyperlink w:anchor="_Toc232357538" w:history="1">
+            <w:r>
+              <w:rPr>
+                <w:rStyle w:val="Hyperlink"/>
+                <w:noProof/>
+              </w:rPr>
+              <w:t>Vulnerability assessment</w:t>
+            </w:r>
+            <w:r>
+              <w:rPr>
+                <w:noProof/>
+                <w:webHidden/>
+              </w:rPr>
+              <w:tab/>
+            </w:r>
+            <w:r>
+              <w:rPr>
+                <w:noProof/>
+                <w:webHidden/>
+              </w:rPr>
+              <w:fldChar w:fldCharType="begin"/>
+            </w:r>
+            <w:r>
+              <w:rPr>
+                <w:noProof/>
+                <w:webHidden/>
+              </w:rPr>
+              <w:instrText xml:space="preserve"> PAGEREF _Toc232357538 \h </w:instrText>
+            </w:r>
+            <w:r>
+              <w:rPr>
+                <w:noProof/>
+                <w:webHidden/>
+              </w:rPr>
+            </w:r>
+            <w:r>
+              <w:rPr>
+                <w:noProof/>
+                <w:webHidden/>
+              </w:rPr>
+              <w:fldChar w:fldCharType="separate"/>
+            </w:r>
+            <w:r>
+              <w:rPr>
+                <w:noProof/>
+                <w:webHidden/>
+              </w:rPr>
+              <w:t>10</w:t>
+            </w:r>
+            <w:r>
+              <w:rPr>
+                <w:noProof/>
+                <w:webHidden/>
+              </w:rPr>
+              <w:fldChar w:fldCharType="end"/>
+            </w:r>
+          </w:hyperlink>
+        </w:p>
+        <w:p>
+          <w:pPr>
+            <w:pStyle w:val="TOC3"/>
+            <w:tabs>
+              <w:tab w:val="right" w:leader="dot" w:pos="9350"/>
+            </w:tabs>
+            <w:rPr>
+              <w:noProof/>
+              <w:kern w:val="2"/>
+              <w:sz w:val="24"/>
+              <w:szCs w:val="24"/>
+              <w14:ligatures w14:val="standardContextual"/>
+            </w:rPr>
+          </w:pPr>
+          <w:hyperlink w:anchor="_Toc232357539" w:history="1">
+            <w:r>
+              <w:rPr>
+                <w:rStyle w:val="Hyperlink"/>
+                <w:noProof/>
+              </w:rPr>
+              <w:t>Active hosts</w:t>
+            </w:r>
+            <w:r>
+              <w:rPr>
+                <w:noProof/>
+                <w:webHidden/>
+              </w:rPr>
+              <w:tab/>
+            </w:r>
+            <w:r>
+              <w:rPr>
+                <w:noProof/>
+                <w:webHidden/>
+              </w:rPr>
+              <w:fldChar w:fldCharType="begin"/>
+            </w:r>
+            <w:r>
+              <w:rPr>
+                <w:noProof/>
+                <w:webHidden/>
+              </w:rPr>
+              <w:instrText xml:space="preserve"> PAGEREF _Toc232357539 \h </w:instrText>
+            </w:r>
+            <w:r>
+              <w:rPr>
+                <w:noProof/>
+                <w:webHidden/>
+              </w:rPr>
+            </w:r>
+            <w:r>
+              <w:rPr>
+                <w:noProof/>
+                <w:webHidden/>
+              </w:rPr>
+              <w:fldChar w:fldCharType="separate"/>
+            </w:r>
+            <w:r>
+              <w:rPr>
+                <w:noProof/>
+                <w:webHidden/>
+              </w:rPr>
+              <w:t>10</w:t>
+            </w:r>
+            <w:r>
+              <w:rPr>
+                <w:noProof/>
+                <w:webHidden/>
+              </w:rPr>
+              <w:fldChar w:fldCharType="end"/>
+            </w:r>
+          </w:hyperlink>
+        </w:p>
+        <w:p>
+          <w:pPr>
+            <w:pStyle w:val="TOC3"/>
+            <w:tabs>
+              <w:tab w:val="right" w:leader="dot" w:pos="9350"/>
+            </w:tabs>
+            <w:rPr>
+              <w:noProof/>
+              <w:kern w:val="2"/>
+              <w:sz w:val="24"/>
+              <w:szCs w:val="24"/>
+              <w14:ligatures w14:val="standardContextual"/>
+            </w:rPr>
+          </w:pPr>
+          <w:hyperlink w:anchor="_Toc232357540" w:history="1">
+            <w:r>
+              <w:rPr>
+                <w:rStyle w:val="Hyperlink"/>
+                <w:noProof/>
+              </w:rPr>
+              <w:t>Open ports</w:t>
+            </w:r>
+            <w:r>
+              <w:rPr>
+                <w:noProof/>
+                <w:webHidden/>
+              </w:rPr>
+              <w:tab/>
+            </w:r>
+            <w:r>
+              <w:rPr>
+                <w:noProof/>
+                <w:webHidden/>
+              </w:rPr>
+              <w:fldChar w:fldCharType="begin"/>
+            </w:r>
+            <w:r>
+              <w:rPr>
+                <w:noProof/>
+                <w:webHidden/>
+              </w:rPr>
+              <w:instrText xml:space="preserve"> PAGEREF _Toc232357540 \h </w:instrText>
+            </w:r>
+            <w:r>
+              <w:rPr>
+                <w:noProof/>
+                <w:webHidden/>
+              </w:rPr>
+            </w:r>
+            <w:r>
+              <w:rPr>
+                <w:noProof/>
+                <w:webHidden/>
+              </w:rPr>
+              <w:fldChar w:fldCharType="separate"/>
+            </w:r>
+            <w:r>
+              <w:rPr>
+                <w:noProof/>
+                <w:webHidden/>
+              </w:rPr>
+              <w:t>11</w:t>
+            </w:r>
+            <w:r>
+              <w:rPr>
+                <w:noProof/>
+                <w:webHidden/>
+              </w:rPr>
+              <w:fldChar w:fldCharType="end"/>
+            </w:r>
+          </w:hyperlink>
+        </w:p>
+        <w:p>
+          <w:pPr>
+            <w:pStyle w:val="TOC2"/>
+            <w:tabs>
+              <w:tab w:val="right" w:leader="dot" w:pos="9350"/>
+            </w:tabs>
+            <w:rPr>
+              <w:noProof/>
+              <w:kern w:val="2"/>
+              <w:sz w:val="24"/>
+              <w:szCs w:val="24"/>
+              <w14:ligatures w14:val="standardContextual"/>
+            </w:rPr>
+          </w:pPr>
+          <w:hyperlink w:anchor="_Toc232357541" w:history="1">
+            <w:r>
+              <w:rPr>
+                <w:rStyle w:val="Hyperlink"/>
+                <w:noProof/>
+              </w:rPr>
+              <w:t>Nse scripting to find SMB vulnerabilities</w:t>
+            </w:r>
+            <w:r>
+              <w:rPr>
+                <w:noProof/>
+                <w:webHidden/>
+              </w:rPr>
+              <w:tab/>
+            </w:r>
+            <w:r>
+              <w:rPr>
+                <w:noProof/>
+                <w:webHidden/>
+              </w:rPr>
+              <w:fldChar w:fldCharType="begin"/>
+            </w:r>
+            <w:r>
+              <w:rPr>
+                <w:noProof/>
+                <w:webHidden/>
+              </w:rPr>
+              <w:instrText xml:space="preserve"> PAGEREF _Toc232357541 \h </w:instrText>
+            </w:r>
+            <w:r>
+              <w:rPr>
+                <w:noProof/>
+                <w:webHidden/>
+              </w:rPr>
+            </w:r>
+            <w:r>
+              <w:rPr>
+                <w:noProof/>
+                <w:webHidden/>
+              </w:rPr>
+              <w:fldChar w:fldCharType="separate"/>
+            </w:r>
+            <w:r>
+              <w:rPr>
+                <w:noProof/>
+                <w:webHidden/>
+              </w:rPr>
+              <w:t>12</w:t>
+            </w:r>
+            <w:r>
+              <w:rPr>
+                <w:noProof/>
+                <w:webHidden/>
+              </w:rPr>
+              <w:fldChar w:fldCharType="end"/>
+            </w:r>
+          </w:hyperlink>
+        </w:p>
+        <w:p>
+          <w:pPr>
+            <w:pStyle w:val="TOC2"/>
+            <w:tabs>
+              <w:tab w:val="right" w:leader="dot" w:pos="9350"/>
+            </w:tabs>
+            <w:rPr>
+              <w:noProof/>
+              <w:kern w:val="2"/>
+              <w:sz w:val="24"/>
+              <w:szCs w:val="24"/>
+              <w14:ligatures w14:val="standardContextual"/>
+            </w:rPr>
+          </w:pPr>
+          <w:hyperlink w:anchor="_Toc232357542" w:history="1">
+            <w:r>
+              <w:rPr>
+                <w:rStyle w:val="Hyperlink"/>
+                <w:noProof/>
+              </w:rPr>
+              <w:t>CVES from API</w:t>
+            </w:r>
+            <w:r>
+              <w:rPr>
+                <w:noProof/>
+                <w:webHidden/>
+              </w:rPr>
+              <w:tab/>
+            </w:r>
+            <w:r>
+              <w:rPr>
+                <w:noProof/>
+                <w:webHidden/>
+              </w:rPr>
+              <w:fldChar w:fldCharType="begin"/>
+            </w:r>
+            <w:r>
+              <w:rPr>
+                <w:noProof/>
+                <w:webHidden/>
+              </w:rPr>
+              <w:instrText xml:space="preserve"> PAGEREF _Toc232357542 \h </w:instrText>
+            </w:r>
+            <w:r>
+              <w:rPr>
+                <w:noProof/>
+                <w:webHidden/>
+              </w:rPr>
+            </w:r>
+            <w:r>
+              <w:rPr>
+                <w:noProof/>
+                <w:webHidden/>
+              </w:rPr>
+              <w:fldChar w:fldCharType="separate"/>
+            </w:r>
+            <w:r>
+              <w:rPr>
+                <w:noProof/>
+                <w:webHidden/>
+              </w:rPr>
+              <w:t>12</w:t>
+            </w:r>
+            <w:r>
+              <w:rPr>
+                <w:noProof/>
+                <w:webHidden/>
+              </w:rPr>
+              <w:fldChar w:fldCharType="end"/>
+            </w:r>
+          </w:hyperlink>
+        </w:p>
+        <w:p>
+          <w:pPr>
+            <w:pStyle w:val="TOC3"/>
+            <w:tabs>
+              <w:tab w:val="right" w:leader="dot" w:pos="9350"/>
+            </w:tabs>
+            <w:rPr>
+              <w:noProof/>
+              <w:kern w:val="2"/>
+              <w:sz w:val="24"/>
+              <w:szCs w:val="24"/>
+              <w14:ligatures w14:val="standardContextual"/>
+            </w:rPr>
+          </w:pPr>
+          <w:hyperlink w:anchor="_Toc232357543" w:history="1">
+            <w:r>
+              <w:rPr>
+                <w:rStyle w:val="Hyperlink"/>
+                <w:noProof/>
+              </w:rPr>
+              <w:t>SAVE SCAN RESULTS</w:t>
+            </w:r>
+            <w:r>
+              <w:rPr>
+                <w:noProof/>
+                <w:webHidden/>
+              </w:rPr>
+              <w:tab/>
+            </w:r>
+            <w:r>
+              <w:rPr>
+                <w:noProof/>
+                <w:webHidden/>
+              </w:rPr>
+              <w:fldChar w:fldCharType="begin"/>
+            </w:r>
+            <w:r>
+              <w:rPr>
+                <w:noProof/>
+                <w:webHidden/>
+              </w:rPr>
+              <w:instrText xml:space="preserve"> PAGEREF _Toc232357543 \h </w:instrText>
+            </w:r>
+            <w:r>
+              <w:rPr>
+                <w:noProof/>
+                <w:webHidden/>
+              </w:rPr>
+            </w:r>
+            <w:r>
+              <w:rPr>
+                <w:noProof/>
+                <w:webHidden/>
+              </w:rPr>
+              <w:fldChar w:fldCharType="separate"/>
+            </w:r>
+            <w:r>
+              <w:rPr>
+                <w:noProof/>
+                <w:webHidden/>
+              </w:rPr>
+              <w:t>12</w:t>
+            </w:r>
+            <w:r>
+              <w:rPr>
+                <w:noProof/>
+                <w:webHidden/>
+              </w:rPr>
+              <w:fldChar w:fldCharType="end"/>
+            </w:r>
+          </w:hyperlink>
+        </w:p>
+        <w:p>
+          <w:pPr>
+            <w:pStyle w:val="TOC3"/>
+            <w:tabs>
+              <w:tab w:val="right" w:leader="dot" w:pos="9350"/>
+            </w:tabs>
+            <w:rPr>
+              <w:noProof/>
+              <w:kern w:val="2"/>
+              <w:sz w:val="24"/>
+              <w:szCs w:val="24"/>
+              <w14:ligatures w14:val="standardContextual"/>
+            </w:rPr>
+          </w:pPr>
+          <w:hyperlink w:anchor="_Toc232357544" w:history="1">
+            <w:r>
+              <w:rPr>
+                <w:rStyle w:val="Hyperlink"/>
+                <w:noProof/>
+              </w:rPr>
+              <w:t>EXPORTING FINDINGS (SECURITY)</w:t>
+            </w:r>
+            <w:r>
+              <w:rPr>
+                <w:noProof/>
+                <w:webHidden/>
+              </w:rPr>
+              <w:tab/>
+            </w:r>
+            <w:r>
+              <w:rPr>
+                <w:noProof/>
+                <w:webHidden/>
+              </w:rPr>
+              <w:fldChar w:fldCharType="begin"/>
+            </w:r>
+            <w:r>
+              <w:rPr>
+                <w:noProof/>
+                <w:webHidden/>
+              </w:rPr>
+              <w:instrText xml:space="preserve"> PAGEREF _Toc232357544 \h </w:instrText>
+            </w:r>
+            <w:r>
+              <w:rPr>
+                <w:noProof/>
+                <w:webHidden/>
+              </w:rPr>
+            </w:r>
+            <w:r>
+              <w:rPr>
+                <w:noProof/>
+                <w:webHidden/>
+              </w:rPr>
+              <w:fldChar w:fldCharType="separate"/>
+            </w:r>
+            <w:r>
+              <w:rPr>
+                <w:noProof/>
+                <w:webHidden/>
+              </w:rPr>
+              <w:t>13</w:t>
+            </w:r>
+            <w:r>
+              <w:rPr>
+                <w:noProof/>
+                <w:webHidden/>
+              </w:rPr>
+              <w:fldChar w:fldCharType="end"/>
+            </w:r>
+          </w:hyperlink>
+        </w:p>
+        <w:p>
+          <w:pPr>
+            <w:pStyle w:val="TOC2"/>
+            <w:tabs>
+              <w:tab w:val="right" w:leader="dot" w:pos="9350"/>
+            </w:tabs>
+            <w:rPr>
+              <w:noProof/>
+              <w:kern w:val="2"/>
+              <w:sz w:val="24"/>
+              <w:szCs w:val="24"/>
+              <w14:ligatures w14:val="standardContextual"/>
+            </w:rPr>
+          </w:pPr>
+          <w:hyperlink w:anchor="_Toc232357545" w:history="1">
+            <w:r>
+              <w:rPr>
+                <w:rStyle w:val="Hyperlink"/>
+                <w:noProof/>
+              </w:rPr>
+              <w:t>Subnet host discovery</w:t>
+            </w:r>
+            <w:r>
+              <w:rPr>
+                <w:noProof/>
+                <w:webHidden/>
+              </w:rPr>
+              <w:tab/>
+            </w:r>
+            <w:r>
+              <w:rPr>
+                <w:noProof/>
+                <w:webHidden/>
+              </w:rPr>
+              <w:fldChar w:fldCharType="begin"/>
+            </w:r>
+            <w:r>
+              <w:rPr>
+                <w:noProof/>
+                <w:webHidden/>
+              </w:rPr>
+              <w:instrText xml:space="preserve"> PAGEREF _Toc232357545 \h </w:instrText>
+            </w:r>
+            <w:r>
+              <w:rPr>
+                <w:noProof/>
+                <w:webHidden/>
+              </w:rPr>
+            </w:r>
+            <w:r>
+              <w:rPr>
+                <w:noProof/>
+                <w:webHidden/>
+              </w:rPr>
+              <w:fldChar w:fldCharType="separate"/>
+            </w:r>
+            <w:r>
+              <w:rPr>
+                <w:noProof/>
+                <w:webHidden/>
+              </w:rPr>
+              <w:t>13</w:t>
+            </w:r>
+            <w:r>
+              <w:rPr>
+                <w:noProof/>
+                <w:webHidden/>
+              </w:rPr>
+              <w:fldChar w:fldCharType="end"/>
+            </w:r>
+          </w:hyperlink>
+        </w:p>
+        <w:p>
+          <w:pPr>
+            <w:pStyle w:val="TOC2"/>
+            <w:tabs>
+              <w:tab w:val="right" w:leader="dot" w:pos="9350"/>
+            </w:tabs>
+            <w:rPr>
+              <w:noProof/>
+              <w:kern w:val="2"/>
+              <w:sz w:val="24"/>
+              <w:szCs w:val="24"/>
+              <w14:ligatures w14:val="standardContextual"/>
+            </w:rPr>
+          </w:pPr>
+          <w:hyperlink w:anchor="_Toc232357546" w:history="1">
+            <w:r>
+              <w:rPr>
+                <w:rStyle w:val="Hyperlink"/>
+                <w:noProof/>
+              </w:rPr>
+              <w:t>Target vulnerabilities</w:t>
+            </w:r>
+            <w:r>
+              <w:rPr>
+                <w:noProof/>
+                <w:webHidden/>
+              </w:rPr>
+              <w:tab/>
+            </w:r>
+            <w:r>
+              <w:rPr>
+                <w:noProof/>
+                <w:webHidden/>
+              </w:rPr>
+              <w:fldChar w:fldCharType="begin"/>
+            </w:r>
+            <w:r>
+              <w:rPr>
+                <w:noProof/>
+                <w:webHidden/>
+              </w:rPr>
+              <w:instrText xml:space="preserve"> PAGEREF _Toc232357546 \h </w:instrText>
+            </w:r>
+            <w:r>
+              <w:rPr>
+                <w:noProof/>
+                <w:webHidden/>
+              </w:rPr>
+            </w:r>
+            <w:r>
+              <w:rPr>
+                <w:noProof/>
+                <w:webHidden/>
+              </w:rPr>
+              <w:fldChar w:fldCharType="separate"/>
+            </w:r>
+            <w:r>
+              <w:rPr>
+                <w:noProof/>
+                <w:webHidden/>
+              </w:rPr>
+              <w:t>14</w:t>
+            </w:r>
+            <w:r>
+              <w:rPr>
+                <w:noProof/>
+                <w:webHidden/>
+              </w:rPr>
+              <w:fldChar w:fldCharType="end"/>
+            </w:r>
+          </w:hyperlink>
+        </w:p>
+        <w:p>
+          <w:pPr>
+            <w:pStyle w:val="TOC1"/>
+            <w:tabs>
+              <w:tab w:val="right" w:leader="dot" w:pos="9350"/>
+            </w:tabs>
+            <w:rPr>
+              <w:noProof/>
+              <w:kern w:val="2"/>
+              <w:sz w:val="24"/>
+              <w:szCs w:val="24"/>
+              <w14:ligatures w14:val="standardContextual"/>
+            </w:rPr>
+          </w:pPr>
+          <w:hyperlink w:anchor="_Toc232357547" w:history="1">
+            <w:r>
+              <w:rPr>
+                <w:rStyle w:val="Hyperlink"/>
+                <w:noProof/>
+              </w:rPr>
+              <w:t>Lesson learnt</w:t>
+            </w:r>
+            <w:r>
+              <w:rPr>
+                <w:noProof/>
+                <w:webHidden/>
+              </w:rPr>
+              <w:tab/>
+            </w:r>
+            <w:r>
+              <w:rPr>
+                <w:noProof/>
+                <w:webHidden/>
+              </w:rPr>
+              <w:fldChar w:fldCharType="begin"/>
+            </w:r>
+            <w:r>
+              <w:rPr>
+                <w:noProof/>
+                <w:webHidden/>
+              </w:rPr>
+              <w:instrText xml:space="preserve"> PAGEREF _Toc232357547 \h </w:instrText>
+            </w:r>
+            <w:r>
+              <w:rPr>
+                <w:noProof/>
+                <w:webHidden/>
+              </w:rPr>
+            </w:r>
+            <w:r>
+              <w:rPr>
+                <w:noProof/>
+                <w:webHidden/>
+              </w:rPr>
+              <w:fldChar w:fldCharType="separate"/>
+            </w:r>
+            <w:r>
+              <w:rPr>
+                <w:noProof/>
+                <w:webHidden/>
+              </w:rPr>
+              <w:t>14</w:t>
+            </w:r>
+            <w:r>
+              <w:rPr>
+                <w:noProof/>
+                <w:webHidden/>
+              </w:rPr>
+              <w:fldChar w:fldCharType="end"/>
+            </w:r>
+          </w:hyperlink>
+        </w:p>
+        <w:p>
+          <w:pPr>
+            <w:pStyle w:val="TOC1"/>
+            <w:tabs>
+              <w:tab w:val="right" w:leader="dot" w:pos="9350"/>
+            </w:tabs>
+            <w:rPr>
+              <w:noProof/>
+              <w:kern w:val="2"/>
+              <w:sz w:val="24"/>
+              <w:szCs w:val="24"/>
+              <w14:ligatures w14:val="standardContextual"/>
+            </w:rPr>
+          </w:pPr>
+          <w:hyperlink w:anchor="_Toc232357548" w:history="1">
+            <w:r>
+              <w:rPr>
+                <w:rStyle w:val="Hyperlink"/>
+                <w:noProof/>
+              </w:rPr>
+              <w:t>Week 7</w:t>
+            </w:r>
+            <w:r>
+              <w:rPr>
+                <w:noProof/>
+                <w:webHidden/>
+              </w:rPr>
+              <w:tab/>
+            </w:r>
+            <w:r>
+              <w:rPr>
+                <w:noProof/>
+                <w:webHidden/>
+              </w:rPr>
+              <w:fldChar w:fldCharType="begin"/>
+            </w:r>
+            <w:r>
+              <w:rPr>
+                <w:noProof/>
+                <w:webHidden/>
+              </w:rPr>
+              <w:instrText xml:space="preserve"> PAGEREF _Toc232357548 \h </w:instrText>
+            </w:r>
+            <w:r>
+              <w:rPr>
+                <w:noProof/>
+                <w:webHidden/>
+              </w:rPr>
+            </w:r>
+            <w:r>
+              <w:rPr>
+                <w:noProof/>
+                <w:webHidden/>
+              </w:rPr>
+              <w:fldChar w:fldCharType="separate"/>
+            </w:r>
+            <w:r>
+              <w:rPr>
+                <w:noProof/>
+                <w:webHidden/>
+              </w:rPr>
+              <w:t>14</w:t>
+            </w:r>
+            <w:r>
+              <w:rPr>
+                <w:noProof/>
+                <w:webHidden/>
+              </w:rPr>
+              <w:fldChar w:fldCharType="end"/>
+            </w:r>
+          </w:hyperlink>
+        </w:p>
+        <w:p>
+          <w:pPr>
+            <w:pStyle w:val="TOC2"/>
+            <w:tabs>
+              <w:tab w:val="right" w:leader="dot" w:pos="9350"/>
+            </w:tabs>
+            <w:rPr>
+              <w:noProof/>
+              <w:kern w:val="2"/>
+              <w:sz w:val="24"/>
+              <w:szCs w:val="24"/>
+              <w14:ligatures w14:val="standardContextual"/>
+            </w:rPr>
+          </w:pPr>
+          <w:hyperlink w:anchor="_Toc232357549" w:history="1">
+            <w:r>
+              <w:rPr>
+                <w:rStyle w:val="Hyperlink"/>
+                <w:noProof/>
+              </w:rPr>
+              <w:t>Burp suite installation</w:t>
+            </w:r>
+            <w:r>
+              <w:rPr>
+                <w:noProof/>
+                <w:webHidden/>
+              </w:rPr>
+              <w:tab/>
+            </w:r>
+            <w:r>
+              <w:rPr>
+                <w:noProof/>
+                <w:webHidden/>
+              </w:rPr>
+              <w:fldChar w:fldCharType="begin"/>
+            </w:r>
+            <w:r>
+              <w:rPr>
+                <w:noProof/>
+                <w:webHidden/>
+              </w:rPr>
+              <w:instrText xml:space="preserve"> PAGEREF _Toc232357549 \h </w:instrText>
+            </w:r>
+            <w:r>
+              <w:rPr>
+                <w:noProof/>
+                <w:webHidden/>
+              </w:rPr>
+            </w:r>
+            <w:r>
+              <w:rPr>
+                <w:noProof/>
+                <w:webHidden/>
+              </w:rPr>
+              <w:fldChar w:fldCharType="separate"/>
+            </w:r>
+            <w:r>
+              <w:rPr>
+                <w:noProof/>
+                <w:webHidden/>
+              </w:rPr>
+              <w:t>15</w:t>
+            </w:r>
+            <w:r>
+              <w:rPr>
+                <w:noProof/>
+                <w:webHidden/>
+              </w:rPr>
+              <w:fldChar w:fldCharType="end"/>
+            </w:r>
+          </w:hyperlink>
+        </w:p>
+        <w:p>
+          <w:pPr>
+            <w:pStyle w:val="TOC3"/>
+            <w:tabs>
+              <w:tab w:val="right" w:leader="dot" w:pos="9350"/>
+            </w:tabs>
+            <w:rPr>
+              <w:noProof/>
+              <w:kern w:val="2"/>
+              <w:sz w:val="24"/>
+              <w:szCs w:val="24"/>
+              <w14:ligatures w14:val="standardContextual"/>
+            </w:rPr>
+          </w:pPr>
+          <w:hyperlink w:anchor="_Toc232357550" w:history="1">
+            <w:r>
+              <w:rPr>
+                <w:rStyle w:val="Hyperlink"/>
+                <w:noProof/>
+              </w:rPr>
+              <w:t>Browser tools</w:t>
+            </w:r>
+            <w:r>
+              <w:rPr>
+                <w:noProof/>
+                <w:webHidden/>
+              </w:rPr>
+              <w:tab/>
+            </w:r>
+            <w:r>
+              <w:rPr>
+                <w:noProof/>
+                <w:webHidden/>
+              </w:rPr>
+              <w:fldChar w:fldCharType="begin"/>
+            </w:r>
+            <w:r>
+              <w:rPr>
+                <w:noProof/>
+                <w:webHidden/>
+              </w:rPr>
+              <w:instrText xml:space="preserve"> PAGEREF _Toc232357550 \h </w:instrText>
+            </w:r>
+            <w:r>
+              <w:rPr>
+                <w:noProof/>
+                <w:webHidden/>
+              </w:rPr>
+            </w:r>
+            <w:r>
+              <w:rPr>
+                <w:noProof/>
+                <w:webHidden/>
+              </w:rPr>
+              <w:fldChar w:fldCharType="separate"/>
+            </w:r>
+            <w:r>
+              <w:rPr>
+                <w:noProof/>
+                <w:webHidden/>
+              </w:rPr>
+              <w:t>16</w:t>
+            </w:r>
+            <w:r>
+              <w:rPr>
+                <w:noProof/>
+                <w:webHidden/>
+              </w:rPr>
+              <w:fldChar w:fldCharType="end"/>
+            </w:r>
+          </w:hyperlink>
+        </w:p>
+        <w:p>
+          <w:pPr>
+            <w:pStyle w:val="TOC3"/>
+            <w:tabs>
+              <w:tab w:val="right" w:leader="dot" w:pos="9350"/>
+            </w:tabs>
+            <w:rPr>
+              <w:noProof/>
+              <w:kern w:val="2"/>
+              <w:sz w:val="24"/>
+              <w:szCs w:val="24"/>
+              <w14:ligatures w14:val="standardContextual"/>
+            </w:rPr>
+          </w:pPr>
+          <w:hyperlink w:anchor="_Toc232357551" w:history="1">
+            <w:r>
+              <w:rPr>
+                <w:rStyle w:val="Hyperlink"/>
+                <w:noProof/>
+              </w:rPr>
+              <w:t>Secure coding practices</w:t>
+            </w:r>
+            <w:r>
+              <w:rPr>
+                <w:noProof/>
+                <w:webHidden/>
+              </w:rPr>
+              <w:tab/>
+            </w:r>
+            <w:r>
+              <w:rPr>
+                <w:noProof/>
+                <w:webHidden/>
+              </w:rPr>
+              <w:fldChar w:fldCharType="begin"/>
+            </w:r>
+            <w:r>
+              <w:rPr>
+                <w:noProof/>
+                <w:webHidden/>
+              </w:rPr>
+              <w:instrText xml:space="preserve"> PAGEREF _Toc232357551 \h </w:instrText>
+            </w:r>
+            <w:r>
+              <w:rPr>
+                <w:noProof/>
+                <w:webHidden/>
+              </w:rPr>
+            </w:r>
+            <w:r>
+              <w:rPr>
+                <w:noProof/>
+                <w:webHidden/>
+              </w:rPr>
+              <w:fldChar w:fldCharType="separate"/>
+            </w:r>
+            <w:r>
+              <w:rPr>
+                <w:noProof/>
+                <w:webHidden/>
+              </w:rPr>
+              <w:t>16</w:t>
+            </w:r>
+            <w:r>
+              <w:rPr>
+                <w:noProof/>
+                <w:webHidden/>
+              </w:rPr>
+              <w:fldChar w:fldCharType="end"/>
+            </w:r>
+          </w:hyperlink>
+        </w:p>
+        <w:p>
+          <w:pPr>
+            <w:pStyle w:val="TOC2"/>
+            <w:tabs>
+              <w:tab w:val="right" w:leader="dot" w:pos="9350"/>
+            </w:tabs>
+            <w:rPr>
+              <w:noProof/>
+              <w:kern w:val="2"/>
+              <w:sz w:val="24"/>
+              <w:szCs w:val="24"/>
+              <w14:ligatures w14:val="standardContextual"/>
+            </w:rPr>
+          </w:pPr>
+          <w:hyperlink w:anchor="_Toc232357552" w:history="1">
+            <w:r>
+              <w:rPr>
+                <w:rStyle w:val="Hyperlink"/>
+                <w:noProof/>
+              </w:rPr>
+              <w:t>AUTOMATED ATTACKS</w:t>
+            </w:r>
+            <w:r>
+              <w:rPr>
+                <w:noProof/>
+                <w:webHidden/>
+              </w:rPr>
+              <w:tab/>
+            </w:r>
+            <w:r>
+              <w:rPr>
+                <w:noProof/>
+                <w:webHidden/>
+              </w:rPr>
+              <w:fldChar w:fldCharType="begin"/>
+            </w:r>
+            <w:r>
+              <w:rPr>
+                <w:noProof/>
+                <w:webHidden/>
+              </w:rPr>
+              <w:instrText xml:space="preserve"> PAGEREF _Toc232357552 \h </w:instrText>
+            </w:r>
+            <w:r>
+              <w:rPr>
+                <w:noProof/>
+                <w:webHidden/>
+              </w:rPr>
+            </w:r>
+            <w:r>
+              <w:rPr>
+                <w:noProof/>
+                <w:webHidden/>
+              </w:rPr>
+              <w:fldChar w:fldCharType="separate"/>
+            </w:r>
+            <w:r>
+              <w:rPr>
+                <w:noProof/>
+                <w:webHidden/>
+              </w:rPr>
+              <w:t>16</w:t>
+            </w:r>
+            <w:r>
+              <w:rPr>
+                <w:noProof/>
+                <w:webHidden/>
+              </w:rPr>
+              <w:fldChar w:fldCharType="end"/>
+            </w:r>
+          </w:hyperlink>
+        </w:p>
+        <w:p>
+          <w:pPr>
+            <w:pStyle w:val="TOC2"/>
+            <w:tabs>
+              <w:tab w:val="right" w:leader="dot" w:pos="9350"/>
+            </w:tabs>
+            <w:rPr>
+              <w:noProof/>
+              <w:kern w:val="2"/>
+              <w:sz w:val="24"/>
+              <w:szCs w:val="24"/>
+              <w14:ligatures w14:val="standardContextual"/>
+            </w:rPr>
+          </w:pPr>
+          <w:hyperlink w:anchor="_Toc232357553" w:history="1">
+            <w:r>
+              <w:rPr>
+                <w:rStyle w:val="Hyperlink"/>
+                <w:noProof/>
+              </w:rPr>
+              <w:t>VULNERABILITY SCANNING</w:t>
+            </w:r>
+            <w:r>
+              <w:rPr>
+                <w:noProof/>
+                <w:webHidden/>
+              </w:rPr>
+              <w:tab/>
+            </w:r>
+            <w:r>
+              <w:rPr>
+                <w:noProof/>
+                <w:webHidden/>
+              </w:rPr>
+              <w:fldChar w:fldCharType="begin"/>
+            </w:r>
+            <w:r>
+              <w:rPr>
+                <w:noProof/>
+                <w:webHidden/>
+              </w:rPr>
+              <w:instrText xml:space="preserve"> PAGEREF _Toc232357553 \h </w:instrText>
+            </w:r>
+            <w:r>
+              <w:rPr>
+                <w:noProof/>
+                <w:webHidden/>
+              </w:rPr>
+            </w:r>
+            <w:r>
+              <w:rPr>
+                <w:noProof/>
+                <w:webHidden/>
+              </w:rPr>
+              <w:fldChar w:fldCharType="separate"/>
+            </w:r>
+            <w:r>
+              <w:rPr>
+                <w:noProof/>
+                <w:webHidden/>
+              </w:rPr>
+              <w:t>17</w:t>
+            </w:r>
+            <w:r>
+              <w:rPr>
+                <w:noProof/>
+                <w:webHidden/>
+              </w:rPr>
+              <w:fldChar w:fldCharType="end"/>
+            </w:r>
+          </w:hyperlink>
+        </w:p>
+        <w:p>
+          <w:pPr>
+            <w:pStyle w:val="TOC2"/>
+            <w:tabs>
+              <w:tab w:val="right" w:leader="dot" w:pos="9350"/>
+            </w:tabs>
+            <w:rPr>
+              <w:noProof/>
+              <w:kern w:val="2"/>
+              <w:sz w:val="24"/>
+              <w:szCs w:val="24"/>
+              <w14:ligatures w14:val="standardContextual"/>
+            </w:rPr>
+          </w:pPr>
+          <w:hyperlink w:anchor="_Toc232357554" w:history="1">
+            <w:r>
+              <w:rPr>
+                <w:rStyle w:val="Hyperlink"/>
+                <w:noProof/>
+              </w:rPr>
+              <w:t>Owasp research report</w:t>
+            </w:r>
+            <w:r>
+              <w:rPr>
+                <w:noProof/>
+                <w:webHidden/>
+              </w:rPr>
+              <w:tab/>
+            </w:r>
+            <w:r>
+              <w:rPr>
+                <w:noProof/>
+                <w:webHidden/>
+              </w:rPr>
+              <w:fldChar w:fldCharType="begin"/>
+            </w:r>
+            <w:r>
+              <w:rPr>
+                <w:noProof/>
+                <w:webHidden/>
+              </w:rPr>
+              <w:instrText xml:space="preserve"> PAGEREF _Toc232357554 \h </w:instrText>
+            </w:r>
+            <w:r>
+              <w:rPr>
+                <w:noProof/>
+                <w:webHidden/>
+              </w:rPr>
+            </w:r>
+            <w:r>
+              <w:rPr>
+                <w:noProof/>
+                <w:webHidden/>
+              </w:rPr>
+              <w:fldChar w:fldCharType="separate"/>
+            </w:r>
+            <w:r>
+              <w:rPr>
+                <w:noProof/>
+                <w:webHidden/>
+              </w:rPr>
+              <w:t>17</w:t>
+            </w:r>
+            <w:r>
+              <w:rPr>
+                <w:noProof/>
+                <w:webHidden/>
+              </w:rPr>
+              <w:fldChar w:fldCharType="end"/>
+            </w:r>
+          </w:hyperlink>
+        </w:p>
+        <w:p>
+          <w:pPr>
+            <w:pStyle w:val="TOC2"/>
+            <w:tabs>
+              <w:tab w:val="right" w:leader="dot" w:pos="9350"/>
+            </w:tabs>
+            <w:rPr>
+              <w:noProof/>
+              <w:kern w:val="2"/>
+              <w:sz w:val="24"/>
+              <w:szCs w:val="24"/>
+              <w14:ligatures w14:val="standardContextual"/>
+            </w:rPr>
+          </w:pPr>
+          <w:hyperlink w:anchor="_Toc232357555" w:history="1">
+            <w:r>
+              <w:rPr>
+                <w:rStyle w:val="Hyperlink"/>
+                <w:noProof/>
+              </w:rPr>
+              <w:t>Security checklist</w:t>
+            </w:r>
+            <w:r>
+              <w:rPr>
+                <w:noProof/>
+                <w:webHidden/>
+              </w:rPr>
+              <w:tab/>
+            </w:r>
+            <w:r>
+              <w:rPr>
+                <w:noProof/>
+                <w:webHidden/>
+              </w:rPr>
+              <w:fldChar w:fldCharType="begin"/>
+            </w:r>
+            <w:r>
+              <w:rPr>
+                <w:noProof/>
+                <w:webHidden/>
+              </w:rPr>
+              <w:instrText xml:space="preserve"> PAGEREF _Toc232357555 \h </w:instrText>
+            </w:r>
+            <w:r>
+              <w:rPr>
+                <w:noProof/>
+                <w:webHidden/>
+              </w:rPr>
+            </w:r>
+            <w:r>
+              <w:rPr>
+                <w:noProof/>
+                <w:webHidden/>
+              </w:rPr>
+              <w:fldChar w:fldCharType="separate"/>
+            </w:r>
+            <w:r>
+              <w:rPr>
+                <w:noProof/>
+                <w:webHidden/>
+              </w:rPr>
+              <w:t>18</w:t>
+            </w:r>
+            <w:r>
+              <w:rPr>
+                <w:noProof/>
+                <w:webHidden/>
+              </w:rPr>
+              <w:fldChar w:fldCharType="end"/>
+            </w:r>
+          </w:hyperlink>
+        </w:p>
+        <w:p>
+          <w:pPr>
+            <w:pStyle w:val="TOC1"/>
+            <w:tabs>
+              <w:tab w:val="right" w:leader="dot" w:pos="9350"/>
+            </w:tabs>
+            <w:rPr>
+              <w:noProof/>
+              <w:kern w:val="2"/>
+              <w:sz w:val="24"/>
+              <w:szCs w:val="24"/>
+              <w14:ligatures w14:val="standardContextual"/>
+            </w:rPr>
+          </w:pPr>
+          <w:hyperlink w:anchor="_Toc232357556" w:history="1">
+            <w:r>
+              <w:rPr>
+                <w:rStyle w:val="Hyperlink"/>
+                <w:noProof/>
+              </w:rPr>
+              <w:t>authentication</w:t>
+            </w:r>
+            <w:r>
+              <w:rPr>
+                <w:noProof/>
+                <w:webHidden/>
+              </w:rPr>
+              <w:tab/>
+            </w:r>
+            <w:r>
+              <w:rPr>
+                <w:noProof/>
+                <w:webHidden/>
+              </w:rPr>
+              <w:fldChar w:fldCharType="begin"/>
+            </w:r>
+            <w:r>
+              <w:rPr>
+                <w:noProof/>
+                <w:webHidden/>
+              </w:rPr>
+              <w:instrText xml:space="preserve"> PAGEREF _Toc232357556 \h </w:instrText>
+            </w:r>
+            <w:r>
+              <w:rPr>
+                <w:noProof/>
+                <w:webHidden/>
+              </w:rPr>
+            </w:r>
+            <w:r>
+              <w:rPr>
+                <w:noProof/>
+                <w:webHidden/>
+              </w:rPr>
+              <w:fldChar w:fldCharType="separate"/>
+            </w:r>
+            <w:r>
+              <w:rPr>
+                <w:noProof/>
+                <w:webHidden/>
+              </w:rPr>
+              <w:t>19</w:t>
+            </w:r>
+            <w:r>
+              <w:rPr>
+                <w:noProof/>
+                <w:webHidden/>
+              </w:rPr>
+              <w:fldChar w:fldCharType="end"/>
+            </w:r>
+          </w:hyperlink>
+        </w:p>
+        <w:p>
+          <w:pPr>
+            <w:pStyle w:val="TOC2"/>
+            <w:tabs>
+              <w:tab w:val="right" w:leader="dot" w:pos="9350"/>
+            </w:tabs>
+            <w:rPr>
+              <w:noProof/>
+              <w:kern w:val="2"/>
+              <w:sz w:val="24"/>
+              <w:szCs w:val="24"/>
+              <w14:ligatures w14:val="standardContextual"/>
+            </w:rPr>
+          </w:pPr>
+          <w:hyperlink w:anchor="_Toc232357557" w:history="1">
+            <w:r>
+              <w:rPr>
+                <w:rStyle w:val="Hyperlink"/>
+                <w:noProof/>
+              </w:rPr>
+              <w:t>Testing for default</w:t>
+            </w:r>
+            <w:r>
+              <w:rPr>
+                <w:noProof/>
+                <w:webHidden/>
+              </w:rPr>
+              <w:tab/>
+            </w:r>
+            <w:r>
+              <w:rPr>
+                <w:noProof/>
+                <w:webHidden/>
+              </w:rPr>
+              <w:fldChar w:fldCharType="begin"/>
+            </w:r>
+            <w:r>
+              <w:rPr>
+                <w:noProof/>
+                <w:webHidden/>
+              </w:rPr>
+              <w:instrText xml:space="preserve"> PAGEREF _Toc232357557 \h </w:instrText>
+            </w:r>
+            <w:r>
+              <w:rPr>
+                <w:noProof/>
+                <w:webHidden/>
+              </w:rPr>
+            </w:r>
+            <w:r>
+              <w:rPr>
+                <w:noProof/>
+                <w:webHidden/>
+              </w:rPr>
+              <w:fldChar w:fldCharType="separate"/>
+            </w:r>
+            <w:r>
+              <w:rPr>
+                <w:noProof/>
+                <w:webHidden/>
+              </w:rPr>
+              <w:t>19</w:t>
+            </w:r>
+            <w:r>
+              <w:rPr>
+                <w:noProof/>
+                <w:webHidden/>
+              </w:rPr>
+              <w:fldChar w:fldCharType="end"/>
+            </w:r>
+          </w:hyperlink>
+        </w:p>
+        <w:p>
+          <w:pPr>
+            <w:pStyle w:val="TOC2"/>
+            <w:tabs>
+              <w:tab w:val="right" w:leader="dot" w:pos="9350"/>
+            </w:tabs>
+            <w:rPr>
+              <w:noProof/>
+              <w:kern w:val="2"/>
+              <w:sz w:val="24"/>
+              <w:szCs w:val="24"/>
+              <w14:ligatures w14:val="standardContextual"/>
+            </w:rPr>
+          </w:pPr>
+          <w:hyperlink w:anchor="_Toc232357558" w:history="1">
+            <w:r>
+              <w:rPr>
+                <w:rStyle w:val="Hyperlink"/>
+                <w:noProof/>
+              </w:rPr>
+              <w:t>Ssh authentication</w:t>
+            </w:r>
+            <w:r>
+              <w:rPr>
+                <w:noProof/>
+                <w:webHidden/>
+              </w:rPr>
+              <w:tab/>
+            </w:r>
+            <w:r>
+              <w:rPr>
+                <w:noProof/>
+                <w:webHidden/>
+              </w:rPr>
+              <w:fldChar w:fldCharType="begin"/>
+            </w:r>
+            <w:r>
+              <w:rPr>
+                <w:noProof/>
+                <w:webHidden/>
+              </w:rPr>
+              <w:instrText xml:space="preserve"> PAGEREF _Toc232357558 \h </w:instrText>
+            </w:r>
+            <w:r>
+              <w:rPr>
+                <w:noProof/>
+                <w:webHidden/>
+              </w:rPr>
+            </w:r>
+            <w:r>
+              <w:rPr>
+                <w:noProof/>
+                <w:webHidden/>
+              </w:rPr>
+              <w:fldChar w:fldCharType="separate"/>
+            </w:r>
+            <w:r>
+              <w:rPr>
+                <w:noProof/>
+                <w:webHidden/>
+              </w:rPr>
+              <w:t>19</w:t>
+            </w:r>
+            <w:r>
+              <w:rPr>
+                <w:noProof/>
+                <w:webHidden/>
+              </w:rPr>
+              <w:fldChar w:fldCharType="end"/>
+            </w:r>
+          </w:hyperlink>
+        </w:p>
+        <w:p>
+          <w:pPr>
+            <w:pStyle w:val="TOC2"/>
+            <w:tabs>
+              <w:tab w:val="right" w:leader="dot" w:pos="9350"/>
+            </w:tabs>
+            <w:rPr>
+              <w:noProof/>
+              <w:kern w:val="2"/>
+              <w:sz w:val="24"/>
+              <w:szCs w:val="24"/>
+              <w14:ligatures w14:val="standardContextual"/>
+            </w:rPr>
+          </w:pPr>
+          <w:hyperlink w:anchor="_Toc232357559" w:history="1">
+            <w:r>
+              <w:rPr>
+                <w:rStyle w:val="Hyperlink"/>
+                <w:noProof/>
+              </w:rPr>
+              <w:t>Database authentication</w:t>
+            </w:r>
+            <w:r>
+              <w:rPr>
+                <w:noProof/>
+                <w:webHidden/>
+              </w:rPr>
+              <w:tab/>
+            </w:r>
+            <w:r>
+              <w:rPr>
+                <w:noProof/>
+                <w:webHidden/>
+              </w:rPr>
+              <w:fldChar w:fldCharType="begin"/>
+            </w:r>
+            <w:r>
+              <w:rPr>
+                <w:noProof/>
+                <w:webHidden/>
+              </w:rPr>
+              <w:instrText xml:space="preserve"> PAGEREF _Toc232357559 \h </w:instrText>
+            </w:r>
+            <w:r>
+              <w:rPr>
+                <w:noProof/>
+                <w:webHidden/>
+              </w:rPr>
+            </w:r>
+            <w:r>
+              <w:rPr>
+                <w:noProof/>
+                <w:webHidden/>
+              </w:rPr>
+              <w:fldChar w:fldCharType="separate"/>
+            </w:r>
+            <w:r>
+              <w:rPr>
+                <w:noProof/>
+                <w:webHidden/>
+              </w:rPr>
+              <w:t>19</w:t>
+            </w:r>
+            <w:r>
+              <w:rPr>
+                <w:noProof/>
+                <w:webHidden/>
+              </w:rPr>
+              <w:fldChar w:fldCharType="end"/>
+            </w:r>
+          </w:hyperlink>
+        </w:p>
+        <w:p>
+          <w:pPr>
+            <w:pStyle w:val="TOC2"/>
+            <w:tabs>
+              <w:tab w:val="right" w:leader="dot" w:pos="9350"/>
+            </w:tabs>
+            <w:rPr>
+              <w:noProof/>
+              <w:kern w:val="2"/>
+              <w:sz w:val="24"/>
+              <w:szCs w:val="24"/>
+              <w14:ligatures w14:val="standardContextual"/>
+            </w:rPr>
+          </w:pPr>
+          <w:hyperlink w:anchor="_Toc232357560" w:history="1">
+            <w:r>
+              <w:rPr>
+                <w:rStyle w:val="Hyperlink"/>
+                <w:noProof/>
+              </w:rPr>
+              <w:t>Web application forms</w:t>
+            </w:r>
+            <w:r>
+              <w:rPr>
+                <w:noProof/>
+                <w:webHidden/>
+              </w:rPr>
+              <w:tab/>
+            </w:r>
+            <w:r>
+              <w:rPr>
+                <w:noProof/>
+                <w:webHidden/>
+              </w:rPr>
+              <w:fldChar w:fldCharType="begin"/>
+            </w:r>
+            <w:r>
+              <w:rPr>
+                <w:noProof/>
+                <w:webHidden/>
+              </w:rPr>
+              <w:instrText xml:space="preserve"> PAGEREF _Toc232357560 \h </w:instrText>
+            </w:r>
+            <w:r>
+              <w:rPr>
+                <w:noProof/>
+                <w:webHidden/>
+              </w:rPr>
+            </w:r>
+            <w:r>
+              <w:rPr>
+                <w:noProof/>
+                <w:webHidden/>
+              </w:rPr>
+              <w:fldChar w:fldCharType="separate"/>
+            </w:r>
+            <w:r>
+              <w:rPr>
+                <w:noProof/>
+                <w:webHidden/>
+              </w:rPr>
+              <w:t>20</w:t>
             </w:r>
             <w:r>
               <w:rPr>
@@ -1135,12 +2895,12 @@
       <w:pPr>
         <w:pStyle w:val="Heading1"/>
       </w:pPr>
-      <w:bookmarkStart w:id="0" w:name="_Toc231498973"/>
     </w:p>
     <w:p>
       <w:pPr>
         <w:pStyle w:val="Heading1"/>
       </w:pPr>
+      <w:bookmarkStart w:id="0" w:name="_Toc232357526"/>
       <w:r>
         <w:t>WEEK ONE</w:t>
       </w:r>
@@ -1150,7 +2910,7 @@
       <w:pPr>
         <w:pStyle w:val="Heading2"/>
       </w:pPr>
-      <w:bookmarkStart w:id="1" w:name="_Toc231498974"/>
+      <w:bookmarkStart w:id="1" w:name="_Toc232357527"/>
       <w:r>
         <w:t>Ethical hacking</w:t>
       </w:r>
@@ -1330,7 +3090,7 @@
       <w:pPr>
         <w:pStyle w:val="Heading1"/>
       </w:pPr>
-      <w:bookmarkStart w:id="2" w:name="_Toc231498975"/>
+      <w:bookmarkStart w:id="2" w:name="_Toc232357528"/>
       <w:r>
         <w:lastRenderedPageBreak/>
         <w:t>WEEK TWO</w:t>
@@ -1341,7 +3101,7 @@
       <w:pPr>
         <w:pStyle w:val="Heading2"/>
       </w:pPr>
-      <w:bookmarkStart w:id="3" w:name="_Toc231498976"/>
+      <w:bookmarkStart w:id="3" w:name="_Toc232357529"/>
       <w:r>
         <w:t>Scanning report</w:t>
       </w:r>
@@ -1354,7 +3114,7 @@
           <w:rStyle w:val="SubtleEmphasis"/>
         </w:rPr>
       </w:pPr>
-      <w:bookmarkStart w:id="4" w:name="_Toc231498977"/>
+      <w:bookmarkStart w:id="4" w:name="_Toc232357530"/>
       <w:r>
         <w:rPr>
           <w:rStyle w:val="SubtleEmphasis"/>
@@ -1542,7 +3302,7 @@
           <w:bCs/>
         </w:rPr>
       </w:pPr>
-      <w:bookmarkStart w:id="5" w:name="_Toc231498978"/>
+      <w:bookmarkStart w:id="5" w:name="_Toc232357531"/>
       <w:proofErr w:type="spellStart"/>
       <w:r>
         <w:rPr>
@@ -1715,7 +3475,7 @@
           <w:szCs w:val="32"/>
         </w:rPr>
       </w:pPr>
-      <w:bookmarkStart w:id="6" w:name="_Toc231498979"/>
+      <w:bookmarkStart w:id="6" w:name="_Toc232357532"/>
       <w:r>
         <w:rPr>
           <w:rStyle w:val="SubtleEmphasis"/>
@@ -1803,7 +3563,7 @@
       <w:pPr>
         <w:pStyle w:val="Heading1"/>
       </w:pPr>
-      <w:bookmarkStart w:id="7" w:name="_Toc231498980"/>
+      <w:bookmarkStart w:id="7" w:name="_Toc232357533"/>
       <w:r>
         <w:t>WEEK THREE</w:t>
       </w:r>
@@ -1948,7 +3708,7 @@
           <w:szCs w:val="32"/>
         </w:rPr>
       </w:pPr>
-      <w:bookmarkStart w:id="8" w:name="_Toc231498981"/>
+      <w:bookmarkStart w:id="8" w:name="_Toc232357534"/>
       <w:r>
         <w:rPr>
           <w:b/>
@@ -2066,7 +3826,7 @@
           <w:szCs w:val="32"/>
         </w:rPr>
       </w:pPr>
-      <w:bookmarkStart w:id="9" w:name="_Toc231498982"/>
+      <w:bookmarkStart w:id="9" w:name="_Toc232357535"/>
       <w:r>
         <w:rPr>
           <w:sz w:val="32"/>
@@ -2151,7 +3911,7 @@
       <w:pPr>
         <w:pStyle w:val="Heading1"/>
       </w:pPr>
-      <w:bookmarkStart w:id="10" w:name="_Toc231498983"/>
+      <w:bookmarkStart w:id="10" w:name="_Toc232357536"/>
       <w:r>
         <w:t>LESSONS LEARNT</w:t>
       </w:r>
@@ -2231,25 +3991,31 @@
       <w:pPr>
         <w:pStyle w:val="Heading1"/>
       </w:pPr>
+      <w:bookmarkStart w:id="11" w:name="_Toc232357537"/>
       <w:r>
         <w:t>Week 6</w:t>
       </w:r>
+      <w:bookmarkEnd w:id="11"/>
     </w:p>
     <w:p>
       <w:pPr>
         <w:pStyle w:val="Heading2"/>
       </w:pPr>
+      <w:bookmarkStart w:id="12" w:name="_Toc232357538"/>
       <w:r>
         <w:t>Vulnerability assessment</w:t>
       </w:r>
+      <w:bookmarkEnd w:id="12"/>
     </w:p>
     <w:p>
       <w:pPr>
         <w:pStyle w:val="Heading3"/>
       </w:pPr>
+      <w:bookmarkStart w:id="13" w:name="_Toc232357539"/>
       <w:r>
         <w:t>Active hosts</w:t>
       </w:r>
+      <w:bookmarkEnd w:id="13"/>
     </w:p>
     <w:p>
       <w:pPr>
@@ -2317,9 +4083,11 @@
       <w:pPr>
         <w:pStyle w:val="Heading3"/>
       </w:pPr>
+      <w:bookmarkStart w:id="14" w:name="_Toc232357540"/>
       <w:r>
         <w:t>Open ports</w:t>
       </w:r>
+      <w:bookmarkEnd w:id="14"/>
     </w:p>
     <w:p>
       <w:r>
@@ -2366,6 +4134,7 @@
       <w:pPr>
         <w:pStyle w:val="Heading2"/>
       </w:pPr>
+      <w:bookmarkStart w:id="15" w:name="_Toc232357541"/>
       <w:proofErr w:type="spellStart"/>
       <w:r>
         <w:lastRenderedPageBreak/>
@@ -2375,6 +4144,7 @@
       <w:r>
         <w:t xml:space="preserve"> scripting to find SMB vulnerabilities</w:t>
       </w:r>
+      <w:bookmarkEnd w:id="15"/>
     </w:p>
     <w:p>
       <w:r>
@@ -2420,12 +4190,14 @@
       <w:pPr>
         <w:pStyle w:val="Heading2"/>
       </w:pPr>
+      <w:bookmarkStart w:id="16" w:name="_Toc232357542"/>
       <w:r>
         <w:t xml:space="preserve">CVES </w:t>
       </w:r>
       <w:r>
         <w:t>from API</w:t>
       </w:r>
+      <w:bookmarkEnd w:id="16"/>
     </w:p>
     <w:p>
       <w:r>
@@ -2470,9 +4242,11 @@
       <w:pPr>
         <w:pStyle w:val="Heading3"/>
       </w:pPr>
+      <w:bookmarkStart w:id="17" w:name="_Toc232357543"/>
       <w:r>
         <w:t>SAVE SCAN RESULTS</w:t>
       </w:r>
+      <w:bookmarkEnd w:id="17"/>
     </w:p>
     <w:p>
       <w:r>
@@ -2560,9 +4334,11 @@
       <w:pPr>
         <w:pStyle w:val="Heading3"/>
       </w:pPr>
+      <w:bookmarkStart w:id="18" w:name="_Toc232357544"/>
       <w:r>
         <w:t>EXPORTING FINDINGS (SECURITY)</w:t>
       </w:r>
+      <w:bookmarkEnd w:id="18"/>
     </w:p>
     <w:p>
       <w:r>
@@ -2608,9 +4384,11 @@
       <w:pPr>
         <w:pStyle w:val="Heading2"/>
       </w:pPr>
+      <w:bookmarkStart w:id="19" w:name="_Toc232357545"/>
       <w:r>
         <w:t>Subnet host discovery</w:t>
       </w:r>
+      <w:bookmarkEnd w:id="19"/>
     </w:p>
     <w:p/>
     <w:p>
@@ -2656,10 +4434,12 @@
       <w:pPr>
         <w:pStyle w:val="Heading2"/>
       </w:pPr>
+      <w:bookmarkStart w:id="20" w:name="_Toc232357546"/>
       <w:r>
         <w:lastRenderedPageBreak/>
         <w:t>Target vulnerabilities</w:t>
       </w:r>
+      <w:bookmarkEnd w:id="20"/>
     </w:p>
     <w:p>
       <w:r>
@@ -2704,9 +4484,11 @@
       <w:pPr>
         <w:pStyle w:val="Heading1"/>
       </w:pPr>
+      <w:bookmarkStart w:id="21" w:name="_Toc232357547"/>
       <w:r>
         <w:t>Lesson learnt</w:t>
       </w:r>
+      <w:bookmarkEnd w:id="21"/>
     </w:p>
     <w:p>
       <w:r>
@@ -2724,9 +4506,11 @@
       <w:pPr>
         <w:pStyle w:val="Heading1"/>
       </w:pPr>
+      <w:bookmarkStart w:id="22" w:name="_Toc232357548"/>
       <w:r>
         <w:t>Week 7</w:t>
       </w:r>
+      <w:bookmarkEnd w:id="22"/>
     </w:p>
     <w:p>
       <w:r>
@@ -2768,10 +4552,12 @@
       <w:pPr>
         <w:pStyle w:val="Heading2"/>
       </w:pPr>
+      <w:bookmarkStart w:id="23" w:name="_Toc232357549"/>
       <w:r>
         <w:lastRenderedPageBreak/>
         <w:t>Burp suite installation</w:t>
       </w:r>
+      <w:bookmarkEnd w:id="23"/>
     </w:p>
     <w:p>
       <w:r>
@@ -2857,10 +4643,12 @@
       <w:pPr>
         <w:pStyle w:val="Heading3"/>
       </w:pPr>
+      <w:bookmarkStart w:id="24" w:name="_Toc232357550"/>
       <w:r>
         <w:lastRenderedPageBreak/>
         <w:t>Browser tools</w:t>
       </w:r>
+      <w:bookmarkEnd w:id="24"/>
     </w:p>
     <w:p>
       <w:r>
@@ -2921,9 +4709,11 @@
       <w:pPr>
         <w:pStyle w:val="Heading3"/>
       </w:pPr>
+      <w:bookmarkStart w:id="25" w:name="_Toc232357551"/>
       <w:r>
         <w:t>Secure coding practices</w:t>
       </w:r>
+      <w:bookmarkEnd w:id="25"/>
     </w:p>
     <w:p>
       <w:r>
@@ -2968,9 +4758,11 @@
       <w:pPr>
         <w:pStyle w:val="Heading2"/>
       </w:pPr>
+      <w:bookmarkStart w:id="26" w:name="_Toc232357552"/>
       <w:r>
         <w:t>AUTOMATED ATTACKS</w:t>
       </w:r>
+      <w:bookmarkEnd w:id="26"/>
     </w:p>
     <w:p>
       <w:r>
@@ -3017,8 +4809,13 @@
       </w:pPr>
       <w:r>
         <w:lastRenderedPageBreak/>
-        <w:t xml:space="preserve"> VULNERABILITY SCANNING</w:t>
-      </w:r>
+        <w:t xml:space="preserve"> </w:t>
+      </w:r>
+      <w:bookmarkStart w:id="27" w:name="_Toc232357553"/>
+      <w:r>
+        <w:t>VULNERABILITY SCANNING</w:t>
+      </w:r>
+      <w:bookmarkEnd w:id="27"/>
     </w:p>
     <w:p>
       <w:r>
@@ -3063,6 +4860,7 @@
       <w:pPr>
         <w:pStyle w:val="Heading2"/>
       </w:pPr>
+      <w:bookmarkStart w:id="28" w:name="_Toc232357554"/>
       <w:proofErr w:type="spellStart"/>
       <w:r>
         <w:t>Owasp</w:t>
@@ -3071,6 +4869,7 @@
       <w:r>
         <w:t xml:space="preserve"> research report</w:t>
       </w:r>
+      <w:bookmarkEnd w:id="28"/>
     </w:p>
     <w:p/>
     <w:p>
@@ -3372,9 +5171,11 @@
       <w:pPr>
         <w:pStyle w:val="Heading2"/>
       </w:pPr>
+      <w:bookmarkStart w:id="29" w:name="_Toc232357555"/>
       <w:r>
         <w:t>Security checklist</w:t>
       </w:r>
+      <w:bookmarkEnd w:id="29"/>
     </w:p>
     <w:p>
       <w:pPr>
@@ -3832,17 +5633,21 @@
       <w:pPr>
         <w:pStyle w:val="Heading1"/>
       </w:pPr>
+      <w:bookmarkStart w:id="30" w:name="_Toc232357556"/>
       <w:r>
         <w:t>authentication</w:t>
       </w:r>
+      <w:bookmarkEnd w:id="30"/>
     </w:p>
     <w:p>
       <w:pPr>
         <w:pStyle w:val="Heading2"/>
       </w:pPr>
+      <w:bookmarkStart w:id="31" w:name="_Toc232357557"/>
       <w:r>
         <w:t>Testing for default</w:t>
       </w:r>
+      <w:bookmarkEnd w:id="31"/>
     </w:p>
     <w:p>
       <w:r>
@@ -3887,9 +5692,11 @@
       <w:pPr>
         <w:pStyle w:val="Heading2"/>
       </w:pPr>
+      <w:bookmarkStart w:id="32" w:name="_Toc232357558"/>
       <w:r>
         <w:t>Ssh authentication</w:t>
       </w:r>
+      <w:bookmarkEnd w:id="32"/>
     </w:p>
     <w:p>
       <w:r>
@@ -3934,9 +5741,11 @@
       <w:pPr>
         <w:pStyle w:val="Heading2"/>
       </w:pPr>
+      <w:bookmarkStart w:id="33" w:name="_Toc232357559"/>
       <w:r>
         <w:t>Database authentication</w:t>
       </w:r>
+      <w:bookmarkEnd w:id="33"/>
     </w:p>
     <w:p>
       <w:r>
@@ -3981,10 +5790,12 @@
       <w:pPr>
         <w:pStyle w:val="Heading2"/>
       </w:pPr>
+      <w:bookmarkStart w:id="34" w:name="_Toc232357560"/>
       <w:r>
         <w:lastRenderedPageBreak/>
         <w:t>Web application forms</w:t>
       </w:r>
+      <w:bookmarkEnd w:id="34"/>
     </w:p>
     <w:p>
       <w:r>
